--- a/src/templates/KAR.docx
+++ b/src/templates/KAR.docx
@@ -897,6 +897,21 @@
       <w:pPr>
         <w:jc w:val="center"/>
       </w:pPr>
+    </w:p>
+    <w:p>
+      <w:pPr>
+        <w:jc w:val="center"/>
+      </w:pPr>
+    </w:p>
+    <w:p>
+      <w:pPr>
+        <w:jc w:val="center"/>
+      </w:pPr>
+    </w:p>
+    <w:p>
+      <w:pPr>
+        <w:jc w:val="center"/>
+      </w:pPr>
       <w:r>
         <w:t xml:space="preserve">                                                                   </w:t>
       </w:r>
@@ -949,7 +964,6 @@
           <w:szCs w:val="18"/>
           <w:lang w:val="en-US" w:eastAsia="en-US"/>
         </w:rPr>
-        <w:lastRenderedPageBreak/>
         <w:pict w14:anchorId="17F424E8">
           <v:shape id="_x0000_s2057" type="#_x0000_t75" alt="SAHABAT SEJATI 2" style="position:absolute;left:0;text-align:left;margin-left:.6pt;margin-top:-33.5pt;width:37.2pt;height:33.6pt;z-index:2;visibility:visible;mso-wrap-edited:f;mso-width-percent:0;mso-height-percent:0;mso-width-percent:0;mso-height-percent:0">
             <v:imagedata r:id="rId7" o:title="SAHABAT SEJATI 2"/>
@@ -3415,6 +3429,7 @@
           <w:sz w:val="18"/>
           <w:szCs w:val="18"/>
         </w:rPr>
+        <w:lastRenderedPageBreak/>
         <w:t xml:space="preserve">                                 CL/19</w:t>
       </w:r>
     </w:p>
@@ -4113,6 +4128,7 @@
               <w:rPr>
                 <w:b/>
                 <w:bCs/>
+                <w:lang w:val="en-US"/>
               </w:rPr>
             </w:pPr>
           </w:p>
@@ -4122,6 +4138,7 @@
               <w:rPr>
                 <w:b/>
                 <w:bCs/>
+                <w:lang w:val="en-US"/>
               </w:rPr>
             </w:pPr>
           </w:p>
@@ -4146,6 +4163,7 @@
               </w:rPr>
               <w:t>{{</w:t>
             </w:r>
+            <w:proofErr w:type="spellStart"/>
             <w:r>
               <w:rPr>
                 <w:b/>
@@ -4156,6 +4174,7 @@
               </w:rPr>
               <w:t>nama_debitur</w:t>
             </w:r>
+            <w:proofErr w:type="spellEnd"/>
             <w:r>
               <w:rPr>
                 <w:b/>
@@ -6308,6 +6327,7 @@
                 <w:szCs w:val="18"/>
                 <w:lang w:val="sv-SE"/>
               </w:rPr>
+              <w:lastRenderedPageBreak/>
               <w:t>Debitur</w:t>
             </w:r>
           </w:p>
@@ -6335,6 +6355,7 @@
                 <w:sz w:val="18"/>
                 <w:szCs w:val="18"/>
               </w:rPr>
+              <w:lastRenderedPageBreak/>
               <w:t>Penerima Kuasa,</w:t>
             </w:r>
           </w:p>
@@ -7391,25 +7412,14 @@
         </w:rPr>
         <w:t xml:space="preserve"> </w:t>
       </w:r>
-      <w:proofErr w:type="spellStart"/>
-      <w:r>
-        <w:rPr>
-          <w:rFonts w:ascii="Arial" w:hAnsi="Arial" w:cs="Arial"/>
-          <w:sz w:val="16"/>
-          <w:szCs w:val="16"/>
-          <w:lang w:val="sv-SE"/>
-        </w:rPr>
-        <w:t>dan</w:t>
-      </w:r>
-      <w:proofErr w:type="spellEnd"/>
-      <w:r>
-        <w:rPr>
-          <w:rFonts w:ascii="Arial" w:hAnsi="Arial" w:cs="Arial"/>
-          <w:sz w:val="16"/>
-          <w:szCs w:val="16"/>
-          <w:lang w:val="sv-SE"/>
-        </w:rPr>
-        <w:t xml:space="preserve"> </w:t>
+      <w:r>
+        <w:rPr>
+          <w:rFonts w:ascii="Arial" w:hAnsi="Arial" w:cs="Arial"/>
+          <w:sz w:val="16"/>
+          <w:szCs w:val="16"/>
+          <w:lang w:val="sv-SE"/>
+        </w:rPr>
+        <w:t xml:space="preserve">dan </w:t>
       </w:r>
       <w:proofErr w:type="spellStart"/>
       <w:r>
@@ -7854,6 +7864,7 @@
         </w:rPr>
         <w:t xml:space="preserve"> {{</w:t>
       </w:r>
+      <w:proofErr w:type="spellStart"/>
       <w:r>
         <w:rPr>
           <w:rFonts w:ascii="Arial" w:hAnsi="Arial" w:cs="Arial"/>
@@ -7863,6 +7874,7 @@
         </w:rPr>
         <w:t>bertempat_tinggal_sama</w:t>
       </w:r>
+      <w:proofErr w:type="spellEnd"/>
       <w:r>
         <w:rPr>
           <w:rFonts w:ascii="Arial" w:hAnsi="Arial" w:cs="Arial"/>
@@ -8285,17 +8297,7 @@
           <w:szCs w:val="16"/>
           <w:lang w:val="sv-SE"/>
         </w:rPr>
-        <w:t>DEBITUR</w:t>
-      </w:r>
-      <w:r>
-        <w:rPr>
-          <w:rFonts w:ascii="Arial" w:hAnsi="Arial" w:cs="Arial"/>
-          <w:b/>
-          <w:sz w:val="16"/>
-          <w:szCs w:val="16"/>
-          <w:lang w:val="sv-SE"/>
-        </w:rPr>
-        <w:t xml:space="preserve"> .</w:t>
+        <w:t>DEBITUR .</w:t>
       </w:r>
       <w:r>
         <w:rPr>
@@ -8863,7 +8865,16 @@
           <w:szCs w:val="16"/>
           <w:lang w:val="sv-SE"/>
         </w:rPr>
-        <w:t>Dokumen agunan berarti semua dokumen pengikatan jaminan yang diserahkan oleh DEBITUR dan / atau pihak ketiga lainnya kepada BANK, baik yang dibuat secara notariil maupun secara dibawah tangan untuk menjamin pembayaran dan pembayaran kembali utang</w:t>
+        <w:t xml:space="preserve">Dokumen agunan berarti semua dokumen pengikatan jaminan yang diserahkan oleh DEBITUR dan / atau pihak ketiga lainnya kepada BANK, baik yang dibuat secara notariil maupun secara dibawah tangan untuk menjamin </w:t>
+      </w:r>
+      <w:r>
+        <w:rPr>
+          <w:rFonts w:ascii="Arial" w:hAnsi="Arial" w:cs="Arial"/>
+          <w:sz w:val="16"/>
+          <w:szCs w:val="16"/>
+          <w:lang w:val="sv-SE"/>
+        </w:rPr>
+        <w:t>pembayaran dan pembayaran kembali utang</w:t>
       </w:r>
       <w:r>
         <w:rPr>
@@ -10326,7 +10337,17 @@
           <w:szCs w:val="16"/>
           <w:lang w:val="sv-SE"/>
         </w:rPr>
-        <w:t>Apabila DEBITUR terlambat membayar angsuran sebagaimana yang telah ditetapkan maka akan dikenakan denda atas setiap keterlambatan membayar angsuran sebesar 0,25 % (nol koma duapuluh lima perseratus) perhari dari jumlah angsuran telah jatuh tempo yang belum dibayarkan dan BANK akan mendebet jumlah denda tersebut pada saat hari pembayaran.</w:t>
+        <w:t xml:space="preserve">Apabila DEBITUR terlambat membayar angsuran sebagaimana yang telah ditetapkan maka akan dikenakan denda atas setiap keterlambatan membayar </w:t>
+      </w:r>
+      <w:r>
+        <w:rPr>
+          <w:rFonts w:ascii="Arial" w:hAnsi="Arial" w:cs="Arial"/>
+          <w:sz w:val="16"/>
+          <w:szCs w:val="16"/>
+          <w:lang w:val="sv-SE"/>
+        </w:rPr>
+        <w:lastRenderedPageBreak/>
+        <w:t>angsuran sebesar 0,25 % (nol koma duapuluh lima perseratus) perhari dari jumlah angsuran telah jatuh tempo yang belum dibayarkan dan BANK akan mendebet jumlah denda tersebut pada saat hari pembayaran.</w:t>
       </w:r>
     </w:p>
     <w:p>
@@ -10355,17 +10376,7 @@
           <w:szCs w:val="16"/>
           <w:lang w:val="sv-SE"/>
         </w:rPr>
-        <w:t xml:space="preserve">Untuk pemotongan atau pendebetan rekening tersebut dalam ayat 3 pasal ini, DEBITUR dengan ini memberi </w:t>
-      </w:r>
-      <w:r>
-        <w:rPr>
-          <w:rFonts w:ascii="Arial" w:hAnsi="Arial" w:cs="Arial"/>
-          <w:sz w:val="16"/>
-          <w:szCs w:val="16"/>
-          <w:lang w:val="sv-SE"/>
-        </w:rPr>
-        <w:lastRenderedPageBreak/>
-        <w:t>kuasa dan kewenangan penuh kepada BANK untuk melakukan pemotongan atau pendebetan rekening milik DEBITUR, kuasa mana tidak dapat ditarik kembali dan tidak akan berakhir oleh sebab apapun juga sampai batas waktu berakhirnya perjanjian ini.</w:t>
+        <w:t>Untuk pemotongan atau pendebetan rekening tersebut dalam ayat 3 pasal ini, DEBITUR dengan ini memberi kuasa dan kewenangan penuh kepada BANK untuk melakukan pemotongan atau pendebetan rekening milik DEBITUR, kuasa mana tidak dapat ditarik kembali dan tidak akan berakhir oleh sebab apapun juga sampai batas waktu berakhirnya perjanjian ini.</w:t>
       </w:r>
     </w:p>
     <w:p>
@@ -11849,10 +11860,7 @@
         <w:ind w:hanging="180"/>
       </w:pPr>
       <w:r>
-        <w:t xml:space="preserve">2. DEBITUR menyatakan bahwa objek  Agunan tersebut  adalah miliknya berdasarkan kwitansi jualbeli atau surat pernyataan  yang ditandatangani di atas materai, namun </w:t>
-      </w:r>
-      <w:r>
-        <w:t xml:space="preserve">hingga saat ini BPKB tersebut belum dibalik nama atas nama DEBITUR, sehingga dengan ini DEBITUR menjamin kepada BANK bahwa Objek agunan tersebut  bebas dari segala sitaan dan tidak akan diberatkan dengan segala beban apapun kepada pihak ketiga dan </w:t>
+        <w:t xml:space="preserve">2. DEBITUR menyatakan bahwa objek  Agunan tersebut  adalah miliknya berdasarkan kwitansi jualbeli atau surat pernyataan  yang ditandatangani di atas materai, namun hingga saat ini BPKB tersebut belum dibalik nama atas nama DEBITUR, sehingga dengan ini DEBITUR menjamin kepada BANK bahwa Objek agunan tersebut  bebas dari segala sitaan dan tidak akan diberatkan dengan segala beban apapun kepada pihak ketiga dan </w:t>
       </w:r>
       <w:r>
         <w:t>karenanya</w:t>
@@ -13571,6 +13579,7 @@
           <w:sz w:val="16"/>
           <w:szCs w:val="16"/>
         </w:rPr>
+        <w:lastRenderedPageBreak/>
         <w:t>Surat Peringatan Ketiga (SP III) apabila Debitur telah menerima SP II dan 10 (sepuluh) hari atau lebih setelah menerima SP II belum melakukan pembayaran angsuran yang terlambat</w:t>
       </w:r>
       <w:r>
@@ -13637,7 +13646,6 @@
           <w:sz w:val="16"/>
           <w:szCs w:val="16"/>
         </w:rPr>
-        <w:lastRenderedPageBreak/>
         <w:t>Dalam h</w:t>
       </w:r>
       <w:r>
@@ -14258,7 +14266,17 @@
           <w:szCs w:val="16"/>
           <w:lang w:val="sv-SE"/>
         </w:rPr>
-        <w:t>Dalam hal apa yang disebutkan dalam ayat 1 pasal ini, maka dengan ini DEBITUR memberi Kuasa kepada BANK yang tidak dapat dicabut atau dibatalkan dan juga tidak akan berakhir Karena sebab/alasan apapun termasuk sebab-sebab yang ada dalam Pasal 1813 KUH Perdata Indonesia, dengan hak melimpahkan kuasa kepada pihak lain untuk meminta, menarik, mengambil kendaraan motor yang dijaminkan kepada BANK dari pihak siapapun juga yang menguasai dan/atau memakai Agunan tersebut, termasuk kepada DEBITUR sendiri.</w:t>
+        <w:t xml:space="preserve">Dalam hal apa yang disebutkan dalam ayat 1 pasal ini, maka dengan ini DEBITUR memberi Kuasa kepada BANK yang tidak dapat dicabut atau dibatalkan dan juga tidak akan berakhir Karena sebab/alasan apapun termasuk sebab-sebab yang ada dalam Pasal 1813 KUH Perdata Indonesia, dengan hak melimpahkan kuasa kepada pihak lain untuk meminta, menarik, mengambil kendaraan motor yang dijaminkan kepada BANK dari pihak siapapun juga </w:t>
+      </w:r>
+      <w:r>
+        <w:rPr>
+          <w:rFonts w:ascii="Arial" w:hAnsi="Arial" w:cs="Arial"/>
+          <w:bCs/>
+          <w:sz w:val="16"/>
+          <w:szCs w:val="16"/>
+          <w:lang w:val="sv-SE"/>
+        </w:rPr>
+        <w:t>yang menguasai dan/atau memakai Agunan tersebut, termasuk kepada DEBITUR sendiri.</w:t>
       </w:r>
     </w:p>
     <w:p>
@@ -15198,6 +15216,7 @@
           <w:szCs w:val="16"/>
           <w:lang w:val="sv-SE"/>
         </w:rPr>
+        <w:lastRenderedPageBreak/>
         <w:t xml:space="preserve">Judul-judul dari setiap Pasal Perjanjian ini hanya untuk memudahkan membaca Perjanjian ini dan tidak dapat dianggap sebagai bagian dari Perjanjian ini serta tidak memberikan penafsiran apapun atas isi Perjanjian ini. </w:t>
       </w:r>
     </w:p>
@@ -18504,186 +18523,6 @@
           <w:rFonts w:ascii="Arial" w:hAnsi="Arial" w:cs="Arial"/>
           <w:sz w:val="16"/>
           <w:szCs w:val="16"/>
-        </w:rPr>
-      </w:pPr>
-    </w:p>
-    <w:p>
-      <w:pPr>
-        <w:tabs>
-          <w:tab w:val="left" w:pos="360"/>
-          <w:tab w:val="left" w:pos="540"/>
-        </w:tabs>
-        <w:ind w:left="360" w:right="241" w:hanging="180"/>
-        <w:jc w:val="both"/>
-        <w:rPr>
-          <w:rFonts w:ascii="Arial" w:hAnsi="Arial" w:cs="Arial"/>
-          <w:sz w:val="16"/>
-          <w:szCs w:val="16"/>
-        </w:rPr>
-      </w:pPr>
-    </w:p>
-    <w:p>
-      <w:pPr>
-        <w:tabs>
-          <w:tab w:val="left" w:pos="360"/>
-          <w:tab w:val="left" w:pos="540"/>
-        </w:tabs>
-        <w:ind w:left="360" w:right="241" w:hanging="180"/>
-        <w:jc w:val="both"/>
-        <w:rPr>
-          <w:rFonts w:ascii="Arial" w:hAnsi="Arial" w:cs="Arial"/>
-          <w:sz w:val="16"/>
-          <w:szCs w:val="16"/>
-        </w:rPr>
-      </w:pPr>
-    </w:p>
-    <w:p>
-      <w:pPr>
-        <w:tabs>
-          <w:tab w:val="left" w:pos="360"/>
-          <w:tab w:val="left" w:pos="540"/>
-        </w:tabs>
-        <w:ind w:left="360" w:right="241" w:hanging="180"/>
-        <w:jc w:val="both"/>
-        <w:rPr>
-          <w:rFonts w:ascii="Arial" w:hAnsi="Arial" w:cs="Arial"/>
-          <w:sz w:val="16"/>
-          <w:szCs w:val="16"/>
-        </w:rPr>
-      </w:pPr>
-    </w:p>
-    <w:p>
-      <w:pPr>
-        <w:tabs>
-          <w:tab w:val="left" w:pos="360"/>
-          <w:tab w:val="left" w:pos="540"/>
-        </w:tabs>
-        <w:ind w:left="360" w:right="241" w:hanging="180"/>
-        <w:jc w:val="both"/>
-        <w:rPr>
-          <w:rFonts w:ascii="Arial" w:hAnsi="Arial" w:cs="Arial"/>
-          <w:sz w:val="16"/>
-          <w:szCs w:val="16"/>
-        </w:rPr>
-      </w:pPr>
-    </w:p>
-    <w:p>
-      <w:pPr>
-        <w:tabs>
-          <w:tab w:val="left" w:pos="360"/>
-          <w:tab w:val="left" w:pos="540"/>
-        </w:tabs>
-        <w:ind w:left="360" w:right="241" w:hanging="180"/>
-        <w:jc w:val="both"/>
-        <w:rPr>
-          <w:rFonts w:ascii="Arial" w:hAnsi="Arial" w:cs="Arial"/>
-          <w:sz w:val="16"/>
-          <w:szCs w:val="16"/>
-        </w:rPr>
-      </w:pPr>
-    </w:p>
-    <w:p>
-      <w:pPr>
-        <w:tabs>
-          <w:tab w:val="left" w:pos="360"/>
-          <w:tab w:val="left" w:pos="540"/>
-        </w:tabs>
-        <w:ind w:left="360" w:right="241" w:hanging="180"/>
-        <w:jc w:val="both"/>
-        <w:rPr>
-          <w:rFonts w:ascii="Arial" w:hAnsi="Arial" w:cs="Arial"/>
-          <w:sz w:val="16"/>
-          <w:szCs w:val="16"/>
-        </w:rPr>
-      </w:pPr>
-    </w:p>
-    <w:p>
-      <w:pPr>
-        <w:tabs>
-          <w:tab w:val="left" w:pos="360"/>
-          <w:tab w:val="left" w:pos="540"/>
-        </w:tabs>
-        <w:ind w:left="360" w:right="241" w:hanging="180"/>
-        <w:jc w:val="both"/>
-        <w:rPr>
-          <w:rFonts w:ascii="Arial" w:hAnsi="Arial" w:cs="Arial"/>
-          <w:sz w:val="16"/>
-          <w:szCs w:val="16"/>
-        </w:rPr>
-      </w:pPr>
-    </w:p>
-    <w:p>
-      <w:pPr>
-        <w:tabs>
-          <w:tab w:val="left" w:pos="360"/>
-          <w:tab w:val="left" w:pos="540"/>
-        </w:tabs>
-        <w:ind w:left="360" w:right="241" w:hanging="180"/>
-        <w:jc w:val="both"/>
-        <w:rPr>
-          <w:rFonts w:ascii="Arial" w:hAnsi="Arial" w:cs="Arial"/>
-          <w:sz w:val="16"/>
-          <w:szCs w:val="16"/>
-        </w:rPr>
-      </w:pPr>
-    </w:p>
-    <w:p>
-      <w:pPr>
-        <w:tabs>
-          <w:tab w:val="left" w:pos="360"/>
-          <w:tab w:val="left" w:pos="540"/>
-        </w:tabs>
-        <w:ind w:left="360" w:right="241" w:hanging="180"/>
-        <w:jc w:val="both"/>
-        <w:rPr>
-          <w:rFonts w:ascii="Arial" w:hAnsi="Arial" w:cs="Arial"/>
-          <w:sz w:val="16"/>
-          <w:szCs w:val="16"/>
-        </w:rPr>
-      </w:pPr>
-    </w:p>
-    <w:p>
-      <w:pPr>
-        <w:tabs>
-          <w:tab w:val="left" w:pos="360"/>
-          <w:tab w:val="left" w:pos="540"/>
-        </w:tabs>
-        <w:ind w:left="360" w:right="241" w:hanging="180"/>
-        <w:jc w:val="both"/>
-        <w:rPr>
-          <w:rFonts w:ascii="Arial" w:hAnsi="Arial" w:cs="Arial"/>
-          <w:sz w:val="16"/>
-          <w:szCs w:val="16"/>
-        </w:rPr>
-      </w:pPr>
-    </w:p>
-    <w:p>
-      <w:pPr>
-        <w:tabs>
-          <w:tab w:val="left" w:pos="360"/>
-          <w:tab w:val="left" w:pos="540"/>
-        </w:tabs>
-        <w:ind w:left="360" w:right="241" w:hanging="180"/>
-        <w:jc w:val="both"/>
-        <w:rPr>
-          <w:rFonts w:ascii="Arial" w:hAnsi="Arial" w:cs="Arial"/>
-          <w:sz w:val="16"/>
-          <w:szCs w:val="16"/>
-        </w:rPr>
-      </w:pPr>
-    </w:p>
-    <w:p>
-      <w:pPr>
-        <w:tabs>
-          <w:tab w:val="left" w:pos="360"/>
-          <w:tab w:val="left" w:pos="540"/>
-        </w:tabs>
-        <w:ind w:left="360" w:right="241" w:hanging="180"/>
-        <w:jc w:val="both"/>
-        <w:rPr>
-          <w:rFonts w:ascii="Arial" w:hAnsi="Arial" w:cs="Arial"/>
-          <w:sz w:val="16"/>
-          <w:szCs w:val="16"/>
           <w:lang w:val="en-US"/>
         </w:rPr>
       </w:pPr>
@@ -21209,16 +21048,7 @@
           <w:sz w:val="16"/>
           <w:szCs w:val="16"/>
         </w:rPr>
-        <w:t xml:space="preserve">Atas dasar pertimbangan kepentingan bagi penyelesaian kewajiban dari  PEMBERI JAMINAN, maka dengan  memberi kuasa kepada BANK untuk menjual barang-barang tersebut di atas kepada siapapun baik dihadapan umum atau di bawah tangan untuk sejumlah harga dan syarat-syarat yang ditimbang baik oleh BANK sendiri, dengan ketentuan hasil penjualan setelah dipotong ongkos dan biaya-biaya lain yang </w:t>
-      </w:r>
-      <w:r>
-        <w:rPr>
-          <w:rFonts w:ascii="Arial" w:hAnsi="Arial" w:cs="Arial"/>
-          <w:sz w:val="16"/>
-          <w:szCs w:val="16"/>
-        </w:rPr>
-        <w:lastRenderedPageBreak/>
-        <w:t>dikeluarkan digunakan untuk memenuhi kewajiban dari PEMBERI JAMINAN. Apabila terdapat kelebihan, BANK akan menyerahkan  kelebihan tersebut kepada PEMBERI JAMINAN tanpa mewajibkan BANK untuk membayar bunga/atau ganti rugi dalam bentuk apapun juga.</w:t>
+        <w:t>Atas dasar pertimbangan kepentingan bagi penyelesaian kewajiban dari  PEMBERI JAMINAN, maka dengan  memberi kuasa kepada BANK untuk menjual barang-barang tersebut di atas kepada siapapun baik dihadapan umum atau di bawah tangan untuk sejumlah harga dan syarat-syarat yang ditimbang baik oleh BANK sendiri, dengan ketentuan hasil penjualan setelah dipotong ongkos dan biaya-biaya lain yang dikeluarkan digunakan untuk memenuhi kewajiban dari PEMBERI JAMINAN. Apabila terdapat kelebihan, BANK akan menyerahkan  kelebihan tersebut kepada PEMBERI JAMINAN tanpa mewajibkan BANK untuk membayar bunga/atau ganti rugi dalam bentuk apapun juga.</w:t>
       </w:r>
     </w:p>
     <w:p>
@@ -21246,6 +21076,7 @@
           <w:sz w:val="16"/>
           <w:szCs w:val="16"/>
         </w:rPr>
+        <w:lastRenderedPageBreak/>
         <w:t>Pasal 8</w:t>
       </w:r>
     </w:p>
@@ -21564,7 +21395,16 @@
           <w:szCs w:val="16"/>
           <w:lang w:val="sv-SE"/>
         </w:rPr>
-        <w:t>Jika terjadi perselisihan atas penafsiran dan/atau pelaksanaan Pengikatan  ini akan diselesaikan dengan cara musyawarah untuk mencapai mufakat. Dalam hal musyawarah tidak tercapai mufakat maka kedua pihak sepakat untuk memilih tempat kedudukan hukum yang tetap dan tidak berubah di kantor Pengadilan Negeri Kabupaten Cirebon.</w:t>
+        <w:t xml:space="preserve">Jika terjadi perselisihan atas penafsiran dan/atau pelaksanaan Pengikatan  ini akan diselesaikan dengan </w:t>
+      </w:r>
+      <w:r>
+        <w:rPr>
+          <w:rFonts w:ascii="Arial" w:hAnsi="Arial" w:cs="Arial"/>
+          <w:sz w:val="16"/>
+          <w:szCs w:val="16"/>
+          <w:lang w:val="sv-SE"/>
+        </w:rPr>
+        <w:t>cara musyawarah untuk mencapai mufakat. Dalam hal musyawarah tidak tercapai mufakat maka kedua pihak sepakat untuk memilih tempat kedudukan hukum yang tetap dan tidak berubah di kantor Pengadilan Negeri Kabupaten Cirebon.</w:t>
       </w:r>
     </w:p>
     <w:p>

--- a/src/templates/KAR.docx
+++ b/src/templates/KAR.docx
@@ -1,6 +1,6 @@
 
 <file path=word/document.xml><?xml version="1.0" encoding="utf-8"?>
-<w:document xmlns:wpc="http://schemas.microsoft.com/office/word/2010/wordprocessingCanvas" xmlns:cx="http://schemas.microsoft.com/office/drawing/2014/chartex" xmlns:cx1="http://schemas.microsoft.com/office/drawing/2015/9/8/chartex" xmlns:cx2="http://schemas.microsoft.com/office/drawing/2015/10/21/chartex" xmlns:cx3="http://schemas.microsoft.com/office/drawing/2016/5/9/chartex" xmlns:cx4="http://schemas.microsoft.com/office/drawing/2016/5/10/chartex" xmlns:cx5="http://schemas.microsoft.com/office/drawing/2016/5/11/chartex" xmlns:cx6="http://schemas.microsoft.com/office/drawing/2016/5/12/chartex" xmlns:cx7="http://schemas.microsoft.com/office/drawing/2016/5/13/chartex" xmlns:cx8="http://schemas.microsoft.com/office/drawing/2016/5/14/chartex" xmlns:mc="http://schemas.openxmlformats.org/markup-compatibility/2006" xmlns:aink="http://schemas.microsoft.com/office/drawing/2016/ink" xmlns:am3d="http://schemas.microsoft.com/office/drawing/2017/model3d" xmlns:o="urn:schemas-microsoft-com:office:office" xmlns:oel="http://schemas.microsoft.com/office/2019/extlst" xmlns:r="http://schemas.openxmlformats.org/officeDocument/2006/relationships" xmlns:m="http://schemas.openxmlformats.org/officeDocument/2006/math" xmlns:v="urn:schemas-microsoft-com:vml" xmlns:wp14="http://schemas.microsoft.com/office/word/2010/wordprocessingDrawing" xmlns:wp="http://schemas.openxmlformats.org/drawingml/2006/wordprocessingDrawing" xmlns:w10="urn:schemas-microsoft-com:office:word" xmlns:w="http://schemas.openxmlformats.org/wordprocessingml/2006/main" xmlns:w14="http://schemas.microsoft.com/office/word/2010/wordml" xmlns:w15="http://schemas.microsoft.com/office/word/2012/wordml" xmlns:w16cex="http://schemas.microsoft.com/office/word/2018/wordml/cex" xmlns:w16cid="http://schemas.microsoft.com/office/word/2016/wordml/cid" xmlns:w16="http://schemas.microsoft.com/office/word/2018/wordml" xmlns:w16sdtdh="http://schemas.microsoft.com/office/word/2020/wordml/sdtdatahash" xmlns:w16se="http://schemas.microsoft.com/office/word/2015/wordml/symex" xmlns:wpg="http://schemas.microsoft.com/office/word/2010/wordprocessingGroup" xmlns:wpi="http://schemas.microsoft.com/office/word/2010/wordprocessingInk" xmlns:wne="http://schemas.microsoft.com/office/word/2006/wordml" xmlns:wps="http://schemas.microsoft.com/office/word/2010/wordprocessingShape" mc:Ignorable="w14 w15 w16se w16cid w16 w16cex w16sdtdh wp14">
+<w:document xmlns:wpc="http://schemas.microsoft.com/office/word/2010/wordprocessingCanvas" xmlns:cx="http://schemas.microsoft.com/office/drawing/2014/chartex" xmlns:cx1="http://schemas.microsoft.com/office/drawing/2015/9/8/chartex" xmlns:cx2="http://schemas.microsoft.com/office/drawing/2015/10/21/chartex" xmlns:cx3="http://schemas.microsoft.com/office/drawing/2016/5/9/chartex" xmlns:cx4="http://schemas.microsoft.com/office/drawing/2016/5/10/chartex" xmlns:cx5="http://schemas.microsoft.com/office/drawing/2016/5/11/chartex" xmlns:cx6="http://schemas.microsoft.com/office/drawing/2016/5/12/chartex" xmlns:cx7="http://schemas.microsoft.com/office/drawing/2016/5/13/chartex" xmlns:cx8="http://schemas.microsoft.com/office/drawing/2016/5/14/chartex" xmlns:mc="http://schemas.openxmlformats.org/markup-compatibility/2006" xmlns:aink="http://schemas.microsoft.com/office/drawing/2016/ink" xmlns:am3d="http://schemas.microsoft.com/office/drawing/2017/model3d" xmlns:o="urn:schemas-microsoft-com:office:office" xmlns:oel="http://schemas.microsoft.com/office/2019/extlst" xmlns:r="http://schemas.openxmlformats.org/officeDocument/2006/relationships" xmlns:m="http://schemas.openxmlformats.org/officeDocument/2006/math" xmlns:v="urn:schemas-microsoft-com:vml" xmlns:wp14="http://schemas.microsoft.com/office/word/2010/wordprocessingDrawing" xmlns:wp="http://schemas.openxmlformats.org/drawingml/2006/wordprocessingDrawing" xmlns:w10="urn:schemas-microsoft-com:office:word" xmlns:w="http://schemas.openxmlformats.org/wordprocessingml/2006/main" xmlns:w14="http://schemas.microsoft.com/office/word/2010/wordml" xmlns:w15="http://schemas.microsoft.com/office/word/2012/wordml" xmlns:w16cex="http://schemas.microsoft.com/office/word/2018/wordml/cex" xmlns:w16cid="http://schemas.microsoft.com/office/word/2016/wordml/cid" xmlns:w16="http://schemas.microsoft.com/office/word/2018/wordml" xmlns:w16du="http://schemas.microsoft.com/office/word/2023/wordml/word16du" xmlns:w16sdtdh="http://schemas.microsoft.com/office/word/2020/wordml/sdtdatahash" xmlns:w16sdtfl="http://schemas.microsoft.com/office/word/2024/wordml/sdtformatlock" xmlns:w16se="http://schemas.microsoft.com/office/word/2015/wordml/symex" xmlns:wpg="http://schemas.microsoft.com/office/word/2010/wordprocessingGroup" xmlns:wpi="http://schemas.microsoft.com/office/word/2010/wordprocessingInk" xmlns:wne="http://schemas.microsoft.com/office/word/2006/wordml" xmlns:wps="http://schemas.microsoft.com/office/word/2010/wordprocessingShape" mc:Ignorable="w14 w15 w16se w16cid w16 w16cex w16sdtdh w16sdtfl w16du wp14">
   <w:background w:color="FFFFFF"/>
   <w:body>
     <w:p>
@@ -143,13 +143,8 @@
         <w:tab/>
       </w:r>
       <w:r>
-        <w:t xml:space="preserve">Aie </w:t>
-      </w:r>
-      <w:proofErr w:type="spellStart"/>
-      <w:r>
-        <w:t>Soesan</w:t>
-      </w:r>
-      <w:proofErr w:type="spellEnd"/>
+        <w:t>Aie Soesan</w:t>
+      </w:r>
     </w:p>
     <w:p>
       <w:pPr>
@@ -286,14 +281,12 @@
         </w:rPr>
         <w:tab/>
       </w:r>
-      <w:proofErr w:type="spellStart"/>
       <w:r>
         <w:rPr>
           <w:lang w:val="sv-SE"/>
         </w:rPr>
         <w:t>Jabatan</w:t>
       </w:r>
-      <w:proofErr w:type="spellEnd"/>
       <w:r>
         <w:rPr>
           <w:lang w:val="sv-SE"/>
@@ -599,89 +592,11 @@
           <w:lang w:val="sv-SE"/>
         </w:rPr>
       </w:pPr>
-      <w:proofErr w:type="spellStart"/>
-      <w:r>
-        <w:rPr>
-          <w:lang w:val="sv-SE"/>
-        </w:rPr>
-        <w:t>Demikian</w:t>
-      </w:r>
-      <w:proofErr w:type="spellEnd"/>
-      <w:r>
-        <w:rPr>
-          <w:lang w:val="sv-SE"/>
-        </w:rPr>
-        <w:t xml:space="preserve"> Surat </w:t>
-      </w:r>
-      <w:proofErr w:type="spellStart"/>
-      <w:r>
-        <w:rPr>
-          <w:lang w:val="sv-SE"/>
-        </w:rPr>
-        <w:t>Perintah</w:t>
-      </w:r>
-      <w:proofErr w:type="spellEnd"/>
-      <w:r>
-        <w:rPr>
-          <w:lang w:val="sv-SE"/>
-        </w:rPr>
-        <w:t xml:space="preserve"> ini </w:t>
-      </w:r>
-      <w:proofErr w:type="spellStart"/>
-      <w:r>
-        <w:rPr>
-          <w:lang w:val="sv-SE"/>
-        </w:rPr>
-        <w:t>diberikan</w:t>
-      </w:r>
-      <w:proofErr w:type="spellEnd"/>
-      <w:r>
-        <w:rPr>
-          <w:lang w:val="sv-SE"/>
-        </w:rPr>
-        <w:t xml:space="preserve">, agar </w:t>
-      </w:r>
-      <w:proofErr w:type="spellStart"/>
-      <w:r>
-        <w:rPr>
-          <w:lang w:val="sv-SE"/>
-        </w:rPr>
-        <w:t>dilaksanakan</w:t>
-      </w:r>
-      <w:proofErr w:type="spellEnd"/>
-      <w:r>
-        <w:rPr>
-          <w:lang w:val="sv-SE"/>
-        </w:rPr>
-        <w:t xml:space="preserve"> </w:t>
-      </w:r>
-      <w:proofErr w:type="spellStart"/>
-      <w:r>
-        <w:rPr>
-          <w:lang w:val="sv-SE"/>
-        </w:rPr>
-        <w:t>dengan</w:t>
-      </w:r>
-      <w:proofErr w:type="spellEnd"/>
-      <w:r>
-        <w:rPr>
-          <w:lang w:val="sv-SE"/>
-        </w:rPr>
-        <w:t xml:space="preserve"> baik </w:t>
-      </w:r>
-      <w:proofErr w:type="gramStart"/>
-      <w:r>
-        <w:rPr>
-          <w:lang w:val="sv-SE"/>
-        </w:rPr>
-        <w:t>dan</w:t>
-      </w:r>
-      <w:proofErr w:type="gramEnd"/>
-      <w:r>
-        <w:rPr>
-          <w:lang w:val="sv-SE"/>
-        </w:rPr>
-        <w:t xml:space="preserve"> benar.</w:t>
+      <w:r>
+        <w:rPr>
+          <w:lang w:val="sv-SE"/>
+        </w:rPr>
+        <w:t>Demikian Surat Perintah ini diberikan, agar dilaksanakan dengan baik dan benar.</w:t>
       </w:r>
     </w:p>
     <w:p>
@@ -717,14 +632,12 @@
         </w:rPr>
         <w:t>{{</w:t>
       </w:r>
-      <w:proofErr w:type="spellStart"/>
       <w:r>
         <w:rPr>
           <w:color w:val="0083E6"/>
         </w:rPr>
         <w:t>tanggal_surat_permohonan_kredit</w:t>
       </w:r>
-      <w:proofErr w:type="spellEnd"/>
       <w:r>
         <w:rPr>
           <w:color w:val="0083E6"/>
@@ -1073,7 +986,6 @@
         </w:rPr>
         <w:t>{{</w:t>
       </w:r>
-      <w:proofErr w:type="spellStart"/>
       <w:r>
         <w:rPr>
           <w:color w:val="0000FF"/>
@@ -1082,7 +994,6 @@
         </w:rPr>
         <w:t>nomor_surat</w:t>
       </w:r>
-      <w:proofErr w:type="spellEnd"/>
       <w:r>
         <w:rPr>
           <w:color w:val="0000FF"/>
@@ -1131,23 +1042,7 @@
           <w:sz w:val="18"/>
           <w:szCs w:val="18"/>
         </w:rPr>
-        <w:t xml:space="preserve">Kepada </w:t>
-      </w:r>
-      <w:proofErr w:type="spellStart"/>
-      <w:r>
-        <w:rPr>
-          <w:sz w:val="18"/>
-          <w:szCs w:val="18"/>
-        </w:rPr>
-        <w:t>Yth</w:t>
-      </w:r>
-      <w:proofErr w:type="spellEnd"/>
-      <w:r>
-        <w:rPr>
-          <w:sz w:val="18"/>
-          <w:szCs w:val="18"/>
-        </w:rPr>
-        <w:t xml:space="preserve">, </w:t>
+        <w:t xml:space="preserve">Kepada Yth, </w:t>
       </w:r>
       <w:r>
         <w:rPr>
@@ -1368,23 +1263,13 @@
           <w:szCs w:val="18"/>
         </w:rPr>
       </w:pPr>
-      <w:proofErr w:type="spellStart"/>
-      <w:r>
-        <w:rPr>
-          <w:sz w:val="18"/>
-          <w:szCs w:val="18"/>
-          <w:lang w:val="sv-SE"/>
-        </w:rPr>
-        <w:t>Jenis</w:t>
-      </w:r>
-      <w:proofErr w:type="spellEnd"/>
-      <w:r>
-        <w:rPr>
-          <w:sz w:val="18"/>
-          <w:szCs w:val="18"/>
-          <w:lang w:val="sv-SE"/>
-        </w:rPr>
-        <w:t xml:space="preserve"> Kredit</w:t>
+      <w:r>
+        <w:rPr>
+          <w:sz w:val="18"/>
+          <w:szCs w:val="18"/>
+          <w:lang w:val="sv-SE"/>
+        </w:rPr>
+        <w:t>Jenis Kredit</w:t>
       </w:r>
       <w:r>
         <w:rPr>
@@ -1458,23 +1343,13 @@
         </w:rPr>
         <w:t xml:space="preserve"> </w:t>
       </w:r>
-      <w:proofErr w:type="spellStart"/>
-      <w:r>
-        <w:rPr>
-          <w:sz w:val="18"/>
-          <w:szCs w:val="18"/>
-          <w:lang w:val="sv-SE"/>
-        </w:rPr>
-        <w:t>sebesar</w:t>
-      </w:r>
-      <w:proofErr w:type="spellEnd"/>
-      <w:r>
-        <w:rPr>
-          <w:sz w:val="18"/>
-          <w:szCs w:val="18"/>
-          <w:lang w:val="sv-SE"/>
-        </w:rPr>
-        <w:t xml:space="preserve"> </w:t>
+      <w:r>
+        <w:rPr>
+          <w:sz w:val="18"/>
+          <w:szCs w:val="18"/>
+          <w:lang w:val="sv-SE"/>
+        </w:rPr>
+        <w:t xml:space="preserve">sebesar </w:t>
       </w:r>
       <w:r>
         <w:rPr>
@@ -1518,34 +1393,14 @@
           <w:lang w:val="sv-SE"/>
         </w:rPr>
       </w:pPr>
-      <w:proofErr w:type="spellStart"/>
-      <w:r>
-        <w:rPr>
-          <w:sz w:val="18"/>
-          <w:szCs w:val="18"/>
-          <w:lang w:val="sv-SE"/>
-        </w:rPr>
-        <w:t>Tujuan</w:t>
-      </w:r>
-      <w:proofErr w:type="spellEnd"/>
-      <w:r>
-        <w:rPr>
-          <w:sz w:val="18"/>
-          <w:szCs w:val="18"/>
-          <w:lang w:val="sv-SE"/>
-        </w:rPr>
-        <w:t xml:space="preserve"> </w:t>
-      </w:r>
-      <w:proofErr w:type="spellStart"/>
-      <w:r>
-        <w:rPr>
-          <w:sz w:val="18"/>
-          <w:szCs w:val="18"/>
-          <w:lang w:val="sv-SE"/>
-        </w:rPr>
-        <w:t>Penggunaan</w:t>
-      </w:r>
-      <w:proofErr w:type="spellEnd"/>
+      <w:r>
+        <w:rPr>
+          <w:sz w:val="18"/>
+          <w:szCs w:val="18"/>
+          <w:lang w:val="sv-SE"/>
+        </w:rPr>
+        <w:t>Tujuan Penggunaan</w:t>
+      </w:r>
       <w:r>
         <w:rPr>
           <w:sz w:val="18"/>
@@ -1637,34 +1492,14 @@
           <w:szCs w:val="18"/>
         </w:rPr>
       </w:pPr>
-      <w:proofErr w:type="spellStart"/>
-      <w:r>
-        <w:rPr>
-          <w:sz w:val="18"/>
-          <w:szCs w:val="18"/>
-          <w:lang w:val="sv-SE"/>
-        </w:rPr>
-        <w:t>Suku</w:t>
-      </w:r>
-      <w:proofErr w:type="spellEnd"/>
-      <w:r>
-        <w:rPr>
-          <w:sz w:val="18"/>
-          <w:szCs w:val="18"/>
-          <w:lang w:val="sv-SE"/>
-        </w:rPr>
-        <w:t xml:space="preserve"> </w:t>
-      </w:r>
-      <w:proofErr w:type="spellStart"/>
-      <w:r>
-        <w:rPr>
-          <w:sz w:val="18"/>
-          <w:szCs w:val="18"/>
-          <w:lang w:val="sv-SE"/>
-        </w:rPr>
-        <w:t>Bunga</w:t>
-      </w:r>
-      <w:proofErr w:type="spellEnd"/>
+      <w:r>
+        <w:rPr>
+          <w:sz w:val="18"/>
+          <w:szCs w:val="18"/>
+          <w:lang w:val="sv-SE"/>
+        </w:rPr>
+        <w:t>Suku Bunga</w:t>
+      </w:r>
       <w:r>
         <w:rPr>
           <w:sz w:val="18"/>
@@ -1698,7 +1533,6 @@
         </w:rPr>
         <w:t>{{</w:t>
       </w:r>
-      <w:proofErr w:type="spellStart"/>
       <w:r>
         <w:rPr>
           <w:color w:val="0083E6"/>
@@ -1708,8 +1542,6 @@
         </w:rPr>
         <w:t>suku_bunga</w:t>
       </w:r>
-      <w:proofErr w:type="spellEnd"/>
-      <w:proofErr w:type="gramStart"/>
       <w:r>
         <w:rPr>
           <w:color w:val="0083E6"/>
@@ -1728,7 +1560,6 @@
         </w:rPr>
         <w:t>%</w:t>
       </w:r>
-      <w:proofErr w:type="gramEnd"/>
       <w:r>
         <w:rPr>
           <w:color w:val="0083E6"/>
@@ -1761,34 +1592,14 @@
           <w:lang w:val="sv-SE"/>
         </w:rPr>
       </w:pPr>
-      <w:proofErr w:type="spellStart"/>
-      <w:r>
-        <w:rPr>
-          <w:sz w:val="18"/>
-          <w:szCs w:val="18"/>
-          <w:lang w:val="sv-SE"/>
-        </w:rPr>
-        <w:t>Cara</w:t>
-      </w:r>
-      <w:proofErr w:type="spellEnd"/>
-      <w:r>
-        <w:rPr>
-          <w:sz w:val="18"/>
-          <w:szCs w:val="18"/>
-          <w:lang w:val="sv-SE"/>
-        </w:rPr>
-        <w:t xml:space="preserve"> </w:t>
-      </w:r>
-      <w:proofErr w:type="spellStart"/>
-      <w:r>
-        <w:rPr>
-          <w:sz w:val="18"/>
-          <w:szCs w:val="18"/>
-          <w:lang w:val="sv-SE"/>
-        </w:rPr>
-        <w:t>Bayar</w:t>
-      </w:r>
-      <w:proofErr w:type="spellEnd"/>
+      <w:r>
+        <w:rPr>
+          <w:sz w:val="18"/>
+          <w:szCs w:val="18"/>
+          <w:lang w:val="sv-SE"/>
+        </w:rPr>
+        <w:t>Cara Bayar</w:t>
+      </w:r>
       <w:r>
         <w:rPr>
           <w:sz w:val="18"/>
@@ -1819,61 +1630,7 @@
           <w:szCs w:val="18"/>
           <w:lang w:val="sv-SE"/>
         </w:rPr>
-        <w:t xml:space="preserve">Angsuran </w:t>
-      </w:r>
-      <w:proofErr w:type="spellStart"/>
-      <w:r>
-        <w:rPr>
-          <w:sz w:val="18"/>
-          <w:szCs w:val="18"/>
-          <w:lang w:val="sv-SE"/>
-        </w:rPr>
-        <w:t>Bulanan</w:t>
-      </w:r>
-      <w:proofErr w:type="spellEnd"/>
-      <w:r>
-        <w:rPr>
-          <w:sz w:val="18"/>
-          <w:szCs w:val="18"/>
-          <w:lang w:val="sv-SE"/>
-        </w:rPr>
-        <w:t xml:space="preserve"> (</w:t>
-      </w:r>
-      <w:proofErr w:type="spellStart"/>
-      <w:r>
-        <w:rPr>
-          <w:sz w:val="18"/>
-          <w:szCs w:val="18"/>
-          <w:lang w:val="sv-SE"/>
-        </w:rPr>
-        <w:t>Pokok</w:t>
-      </w:r>
-      <w:proofErr w:type="spellEnd"/>
-      <w:r>
-        <w:rPr>
-          <w:sz w:val="18"/>
-          <w:szCs w:val="18"/>
-          <w:lang w:val="sv-SE"/>
-        </w:rPr>
-        <w:t xml:space="preserve"> + </w:t>
-      </w:r>
-      <w:proofErr w:type="spellStart"/>
-      <w:r>
-        <w:rPr>
-          <w:sz w:val="18"/>
-          <w:szCs w:val="18"/>
-          <w:lang w:val="sv-SE"/>
-        </w:rPr>
-        <w:t>Bunga</w:t>
-      </w:r>
-      <w:proofErr w:type="spellEnd"/>
-      <w:r>
-        <w:rPr>
-          <w:sz w:val="18"/>
-          <w:szCs w:val="18"/>
-          <w:lang w:val="sv-SE"/>
-        </w:rPr>
-        <w:t>)</w:t>
+        <w:t>Angsuran Bulanan (Pokok + Bunga)</w:t>
       </w:r>
     </w:p>
     <w:p>
@@ -1890,98 +1647,75 @@
           <w:lang w:val="sv-SE"/>
         </w:rPr>
       </w:pPr>
-      <w:proofErr w:type="spellStart"/>
-      <w:r>
-        <w:rPr>
-          <w:sz w:val="18"/>
-          <w:szCs w:val="18"/>
-          <w:lang w:val="sv-SE"/>
-        </w:rPr>
-        <w:t>Jangka</w:t>
-      </w:r>
-      <w:proofErr w:type="spellEnd"/>
-      <w:r>
-        <w:rPr>
-          <w:sz w:val="18"/>
-          <w:szCs w:val="18"/>
-          <w:lang w:val="sv-SE"/>
+      <w:r>
+        <w:rPr>
+          <w:sz w:val="18"/>
+          <w:szCs w:val="18"/>
+          <w:lang w:val="sv-SE"/>
+        </w:rPr>
+        <w:t>Jangka waktu</w:t>
+      </w:r>
+      <w:r>
+        <w:rPr>
+          <w:sz w:val="18"/>
+          <w:szCs w:val="18"/>
+          <w:lang w:val="sv-SE"/>
+        </w:rPr>
+        <w:tab/>
+      </w:r>
+      <w:r>
+        <w:rPr>
+          <w:sz w:val="18"/>
+          <w:szCs w:val="18"/>
+          <w:lang w:val="sv-SE"/>
+        </w:rPr>
+        <w:t>:</w:t>
+      </w:r>
+      <w:r>
+        <w:rPr>
+          <w:color w:val="0083E6"/>
+          <w:sz w:val="18"/>
+          <w:szCs w:val="18"/>
+          <w:lang w:val="sv-SE"/>
+        </w:rPr>
+        <w:tab/>
+      </w:r>
+      <w:r>
+        <w:rPr>
+          <w:color w:val="0083E6"/>
+          <w:sz w:val="18"/>
+          <w:szCs w:val="18"/>
+          <w:lang w:val="sv-SE"/>
+        </w:rPr>
+        <w:t>{{</w:t>
+      </w:r>
+      <w:bookmarkStart w:id="1" w:name="_Hlk202470648"/>
+      <w:r>
+        <w:rPr>
+          <w:color w:val="0083E6"/>
+          <w:sz w:val="18"/>
+          <w:szCs w:val="18"/>
+          <w:lang w:val="sv-SE"/>
+        </w:rPr>
+        <w:t>jangka_waktu</w:t>
+      </w:r>
+      <w:bookmarkEnd w:id="1"/>
+      <w:r>
+        <w:rPr>
+          <w:color w:val="0083E6"/>
+          <w:sz w:val="18"/>
+          <w:szCs w:val="18"/>
+          <w:lang w:val="sv-SE"/>
+        </w:rPr>
+        <w:t>}}</w:t>
+      </w:r>
+      <w:r>
+        <w:rPr>
+          <w:sz w:val="18"/>
+          <w:szCs w:val="18"/>
         </w:rPr>
         <w:t xml:space="preserve"> </w:t>
       </w:r>
-      <w:proofErr w:type="spellStart"/>
-      <w:r>
-        <w:rPr>
-          <w:sz w:val="18"/>
-          <w:szCs w:val="18"/>
-          <w:lang w:val="sv-SE"/>
-        </w:rPr>
-        <w:t>waktu</w:t>
-      </w:r>
-      <w:proofErr w:type="spellEnd"/>
-      <w:r>
-        <w:rPr>
-          <w:sz w:val="18"/>
-          <w:szCs w:val="18"/>
-          <w:lang w:val="sv-SE"/>
-        </w:rPr>
-        <w:tab/>
-      </w:r>
-      <w:r>
-        <w:rPr>
-          <w:sz w:val="18"/>
-          <w:szCs w:val="18"/>
-          <w:lang w:val="sv-SE"/>
-        </w:rPr>
-        <w:t>:</w:t>
-      </w:r>
-      <w:r>
-        <w:rPr>
-          <w:color w:val="0083E6"/>
-          <w:sz w:val="18"/>
-          <w:szCs w:val="18"/>
-          <w:lang w:val="sv-SE"/>
-        </w:rPr>
-        <w:tab/>
-      </w:r>
-      <w:r>
-        <w:rPr>
-          <w:color w:val="0083E6"/>
-          <w:sz w:val="18"/>
-          <w:szCs w:val="18"/>
-          <w:lang w:val="sv-SE"/>
-        </w:rPr>
-        <w:t>{{</w:t>
-      </w:r>
-      <w:bookmarkStart w:id="1" w:name="_Hlk202470648"/>
-      <w:proofErr w:type="spellStart"/>
-      <w:r>
-        <w:rPr>
-          <w:color w:val="0083E6"/>
-          <w:sz w:val="18"/>
-          <w:szCs w:val="18"/>
-          <w:lang w:val="sv-SE"/>
-        </w:rPr>
-        <w:t>jangka_waktu</w:t>
-      </w:r>
-      <w:bookmarkEnd w:id="1"/>
-      <w:proofErr w:type="spellEnd"/>
-      <w:proofErr w:type="gramStart"/>
-      <w:r>
-        <w:rPr>
-          <w:color w:val="0083E6"/>
-          <w:sz w:val="18"/>
-          <w:szCs w:val="18"/>
-          <w:lang w:val="sv-SE"/>
-        </w:rPr>
-        <w:t>}}</w:t>
-      </w:r>
-      <w:r>
-        <w:rPr>
-          <w:sz w:val="18"/>
-          <w:szCs w:val="18"/>
-        </w:rPr>
-        <w:t xml:space="preserve"> </w:t>
-      </w:r>
       <w:r>
         <w:rPr>
           <w:sz w:val="18"/>
@@ -1990,7 +1724,6 @@
         </w:rPr>
         <w:t xml:space="preserve"> Bulan</w:t>
       </w:r>
-      <w:proofErr w:type="gramEnd"/>
     </w:p>
     <w:p>
       <w:pPr>
@@ -2006,34 +1739,14 @@
           <w:lang w:val="sv-SE"/>
         </w:rPr>
       </w:pPr>
-      <w:proofErr w:type="spellStart"/>
-      <w:r>
-        <w:rPr>
-          <w:sz w:val="18"/>
-          <w:szCs w:val="18"/>
-          <w:lang w:val="sv-SE"/>
-        </w:rPr>
-        <w:t>Tanggal</w:t>
-      </w:r>
-      <w:proofErr w:type="spellEnd"/>
-      <w:r>
-        <w:rPr>
-          <w:sz w:val="18"/>
-          <w:szCs w:val="18"/>
-          <w:lang w:val="sv-SE"/>
-        </w:rPr>
-        <w:t xml:space="preserve"> </w:t>
-      </w:r>
-      <w:proofErr w:type="spellStart"/>
-      <w:r>
-        <w:rPr>
-          <w:sz w:val="18"/>
-          <w:szCs w:val="18"/>
-          <w:lang w:val="sv-SE"/>
-        </w:rPr>
-        <w:t>Pembayaran</w:t>
-      </w:r>
-      <w:proofErr w:type="spellEnd"/>
+      <w:r>
+        <w:rPr>
+          <w:sz w:val="18"/>
+          <w:szCs w:val="18"/>
+          <w:lang w:val="sv-SE"/>
+        </w:rPr>
+        <w:t>Tanggal Pembayaran</w:t>
+      </w:r>
       <w:r>
         <w:rPr>
           <w:sz w:val="18"/>
@@ -2051,77 +1764,13 @@
         </w:rPr>
         <w:tab/>
       </w:r>
-      <w:proofErr w:type="spellStart"/>
-      <w:r>
-        <w:rPr>
-          <w:sz w:val="18"/>
-          <w:szCs w:val="18"/>
-          <w:lang w:val="sv-SE"/>
-        </w:rPr>
-        <w:t>Setiap</w:t>
-      </w:r>
-      <w:proofErr w:type="spellEnd"/>
-      <w:r>
-        <w:rPr>
-          <w:sz w:val="18"/>
-          <w:szCs w:val="18"/>
-          <w:lang w:val="sv-SE"/>
-        </w:rPr>
-        <w:t xml:space="preserve"> bulan </w:t>
-      </w:r>
-      <w:proofErr w:type="spellStart"/>
-      <w:r>
-        <w:rPr>
-          <w:sz w:val="18"/>
-          <w:szCs w:val="18"/>
-          <w:lang w:val="sv-SE"/>
-        </w:rPr>
-        <w:t>sesuai</w:t>
-      </w:r>
-      <w:proofErr w:type="spellEnd"/>
-      <w:r>
-        <w:rPr>
-          <w:sz w:val="18"/>
-          <w:szCs w:val="18"/>
-          <w:lang w:val="sv-SE"/>
-        </w:rPr>
-        <w:t xml:space="preserve"> </w:t>
-      </w:r>
-      <w:proofErr w:type="spellStart"/>
-      <w:r>
-        <w:rPr>
-          <w:sz w:val="18"/>
-          <w:szCs w:val="18"/>
-          <w:lang w:val="sv-SE"/>
-        </w:rPr>
-        <w:t>tanggal</w:t>
-      </w:r>
-      <w:proofErr w:type="spellEnd"/>
-      <w:r>
-        <w:rPr>
-          <w:sz w:val="18"/>
-          <w:szCs w:val="18"/>
-          <w:lang w:val="sv-SE"/>
-        </w:rPr>
-        <w:t xml:space="preserve"> </w:t>
-      </w:r>
-      <w:proofErr w:type="spellStart"/>
-      <w:r>
-        <w:rPr>
-          <w:sz w:val="18"/>
-          <w:szCs w:val="18"/>
-          <w:lang w:val="sv-SE"/>
-        </w:rPr>
-        <w:t>pendropping</w:t>
-      </w:r>
-      <w:proofErr w:type="spellEnd"/>
-      <w:r>
-        <w:rPr>
-          <w:sz w:val="18"/>
-          <w:szCs w:val="18"/>
-          <w:lang w:val="sv-SE"/>
-        </w:rPr>
-        <w:t xml:space="preserve"> dana.</w:t>
+      <w:r>
+        <w:rPr>
+          <w:sz w:val="18"/>
+          <w:szCs w:val="18"/>
+          <w:lang w:val="sv-SE"/>
+        </w:rPr>
+        <w:t>Setiap bulan sesuai tanggal pendropping dana.</w:t>
       </w:r>
     </w:p>
     <w:p>
@@ -2174,23 +1823,13 @@
           <w:lang w:val="sv-SE"/>
         </w:rPr>
       </w:pPr>
-      <w:proofErr w:type="spellStart"/>
-      <w:r>
-        <w:rPr>
-          <w:sz w:val="18"/>
-          <w:szCs w:val="18"/>
-          <w:lang w:val="sv-SE"/>
-        </w:rPr>
-        <w:t>Provisi</w:t>
-      </w:r>
-      <w:proofErr w:type="spellEnd"/>
-      <w:r>
-        <w:rPr>
-          <w:sz w:val="18"/>
-          <w:szCs w:val="18"/>
-          <w:lang w:val="sv-SE"/>
-        </w:rPr>
-        <w:t xml:space="preserve"> </w:t>
+      <w:r>
+        <w:rPr>
+          <w:sz w:val="18"/>
+          <w:szCs w:val="18"/>
+          <w:lang w:val="sv-SE"/>
+        </w:rPr>
+        <w:t xml:space="preserve">Provisi </w:t>
       </w:r>
       <w:r>
         <w:rPr>
@@ -2201,7 +1840,6 @@
         </w:rPr>
         <w:t>{{</w:t>
       </w:r>
-      <w:proofErr w:type="spellStart"/>
       <w:r>
         <w:rPr>
           <w:color w:val="0083E6"/>
@@ -2211,8 +1849,6 @@
         </w:rPr>
         <w:t>biaya_provisi</w:t>
       </w:r>
-      <w:proofErr w:type="spellEnd"/>
-      <w:proofErr w:type="gramStart"/>
       <w:r>
         <w:rPr>
           <w:color w:val="0083E6"/>
@@ -2231,7 +1867,6 @@
         </w:rPr>
         <w:t>%</w:t>
       </w:r>
-      <w:proofErr w:type="gramEnd"/>
     </w:p>
     <w:p>
       <w:pPr>
@@ -2467,7 +2102,6 @@
           <w:szCs w:val="18"/>
         </w:rPr>
       </w:pPr>
-      <w:proofErr w:type="spellStart"/>
       <w:r>
         <w:rPr>
           <w:sz w:val="18"/>
@@ -2476,7 +2110,6 @@
         </w:rPr>
         <w:t>Jaminan</w:t>
       </w:r>
-      <w:proofErr w:type="spellEnd"/>
       <w:r>
         <w:rPr>
           <w:sz w:val="18"/>
@@ -2494,59 +2127,21 @@
         </w:rPr>
         <w:tab/>
       </w:r>
-      <w:proofErr w:type="spellStart"/>
-      <w:r>
-        <w:rPr>
-          <w:sz w:val="18"/>
-          <w:szCs w:val="18"/>
-          <w:lang w:val="sv-SE"/>
-        </w:rPr>
-        <w:t>Kendaraan</w:t>
-      </w:r>
-      <w:proofErr w:type="spellEnd"/>
-      <w:r>
-        <w:rPr>
-          <w:sz w:val="18"/>
-          <w:szCs w:val="18"/>
-          <w:lang w:val="sv-SE"/>
-        </w:rPr>
-        <w:t xml:space="preserve"> </w:t>
-      </w:r>
-      <w:proofErr w:type="spellStart"/>
-      <w:r>
-        <w:rPr>
-          <w:sz w:val="18"/>
-          <w:szCs w:val="18"/>
-          <w:lang w:val="sv-SE"/>
-        </w:rPr>
-        <w:t>Bermotor</w:t>
-      </w:r>
-      <w:proofErr w:type="spellEnd"/>
-      <w:r>
-        <w:rPr>
-          <w:sz w:val="18"/>
-          <w:szCs w:val="18"/>
-          <w:lang w:val="sv-SE"/>
-        </w:rPr>
-        <w:t xml:space="preserve"> </w:t>
-      </w:r>
-      <w:proofErr w:type="spellStart"/>
-      <w:r>
-        <w:rPr>
-          <w:sz w:val="18"/>
-          <w:szCs w:val="18"/>
-          <w:lang w:val="sv-SE"/>
-        </w:rPr>
-        <w:t>Roda</w:t>
-      </w:r>
-      <w:proofErr w:type="spellEnd"/>
-      <w:r>
-        <w:rPr>
-          <w:sz w:val="18"/>
-          <w:szCs w:val="18"/>
-          <w:lang w:val="sv-SE"/>
-        </w:rPr>
-        <w:t xml:space="preserve"> </w:t>
+      <w:r>
+        <w:rPr>
+          <w:sz w:val="18"/>
+          <w:szCs w:val="18"/>
+          <w:lang w:val="sv-SE"/>
+        </w:rPr>
+        <w:t xml:space="preserve">Kendaraan Bermotor </w:t>
+      </w:r>
+      <w:r>
+        <w:rPr>
+          <w:sz w:val="18"/>
+          <w:szCs w:val="18"/>
+          <w:lang w:val="sv-SE"/>
+        </w:rPr>
+        <w:t xml:space="preserve">Roda </w:t>
       </w:r>
       <w:r>
         <w:rPr>
@@ -2675,36 +2270,8 @@
           <w:szCs w:val="18"/>
           <w:lang w:val="sv-SE"/>
         </w:rPr>
-        <w:t xml:space="preserve">Polis </w:t>
-      </w:r>
-      <w:proofErr w:type="spellStart"/>
-      <w:r>
-        <w:rPr>
-          <w:sz w:val="18"/>
-          <w:szCs w:val="18"/>
-          <w:lang w:val="sv-SE"/>
-        </w:rPr>
-        <w:t>Asuransi</w:t>
-      </w:r>
-      <w:proofErr w:type="spellEnd"/>
-      <w:r>
-        <w:rPr>
-          <w:sz w:val="18"/>
-          <w:szCs w:val="18"/>
-          <w:lang w:val="sv-SE"/>
-        </w:rPr>
-        <w:t xml:space="preserve"> </w:t>
-      </w:r>
-      <w:proofErr w:type="spellStart"/>
-      <w:r>
-        <w:rPr>
-          <w:sz w:val="18"/>
-          <w:szCs w:val="18"/>
-          <w:lang w:val="sv-SE"/>
-        </w:rPr>
-        <w:t>Jaminan</w:t>
-      </w:r>
-      <w:proofErr w:type="spellEnd"/>
+        <w:t>Polis Asuransi Jaminan</w:t>
+      </w:r>
       <w:r>
         <w:rPr>
           <w:sz w:val="18"/>
@@ -3072,7 +2639,6 @@
         <w:tc>
           <w:tcPr>
             <w:tcW w:w="3552" w:type="dxa"/>
-            <w:shd w:val="clear" w:color="auto" w:fill="auto"/>
           </w:tcPr>
           <w:p>
             <w:pPr>
@@ -3202,7 +2768,6 @@
         <w:tc>
           <w:tcPr>
             <w:tcW w:w="3552" w:type="dxa"/>
-            <w:shd w:val="clear" w:color="auto" w:fill="auto"/>
           </w:tcPr>
           <w:p>
             <w:pPr>
@@ -3285,7 +2850,6 @@
         <w:tc>
           <w:tcPr>
             <w:tcW w:w="3552" w:type="dxa"/>
-            <w:shd w:val="clear" w:color="auto" w:fill="auto"/>
           </w:tcPr>
           <w:p>
             <w:pPr>
@@ -3822,16 +3386,8 @@
         <w:rPr>
           <w:lang w:val="sv-SE"/>
         </w:rPr>
-        <w:t xml:space="preserve">Adapun biaya-biaya yang dimaksud </w:t>
-      </w:r>
-      <w:proofErr w:type="gramStart"/>
-      <w:r>
-        <w:rPr>
-          <w:lang w:val="sv-SE"/>
-        </w:rPr>
-        <w:t>adalah :</w:t>
-      </w:r>
-      <w:proofErr w:type="gramEnd"/>
+        <w:t>Adapun biaya-biaya yang dimaksud adalah :</w:t>
+      </w:r>
       <w:r>
         <w:rPr>
           <w:lang w:val="sv-SE"/>
@@ -4013,7 +3569,6 @@
         <w:tc>
           <w:tcPr>
             <w:tcW w:w="5238" w:type="dxa"/>
-            <w:shd w:val="clear" w:color="auto" w:fill="auto"/>
           </w:tcPr>
           <w:p>
             <w:pPr>
@@ -4163,7 +3718,6 @@
               </w:rPr>
               <w:t>{{</w:t>
             </w:r>
-            <w:proofErr w:type="spellStart"/>
             <w:r>
               <w:rPr>
                 <w:b/>
@@ -4174,7 +3728,6 @@
               </w:rPr>
               <w:t>nama_debitur</w:t>
             </w:r>
-            <w:proofErr w:type="spellEnd"/>
             <w:r>
               <w:rPr>
                 <w:b/>
@@ -4207,7 +3760,6 @@
         <w:tc>
           <w:tcPr>
             <w:tcW w:w="5238" w:type="dxa"/>
-            <w:shd w:val="clear" w:color="auto" w:fill="auto"/>
           </w:tcPr>
           <w:p>
             <w:pPr>
@@ -4646,65 +4198,366 @@
         </w:rPr>
         <w:t xml:space="preserve"> {{</w:t>
       </w:r>
+      <w:r>
+        <w:rPr>
+          <w:sz w:val="18"/>
+          <w:szCs w:val="18"/>
+        </w:rPr>
+        <w:t>pekerjaan_debitur</w:t>
+      </w:r>
+      <w:r>
+        <w:rPr>
+          <w:sz w:val="18"/>
+          <w:szCs w:val="18"/>
+        </w:rPr>
+        <w:t>}}</w:t>
+      </w:r>
+      <w:r>
+        <w:rPr>
+          <w:sz w:val="18"/>
+          <w:szCs w:val="18"/>
+        </w:rPr>
+        <w:t>, lahir di</w:t>
+      </w:r>
+      <w:r>
+        <w:rPr>
+          <w:sz w:val="18"/>
+          <w:szCs w:val="18"/>
+        </w:rPr>
+        <w:t xml:space="preserve"> {{</w:t>
+      </w:r>
+      <w:r>
+        <w:rPr>
+          <w:sz w:val="18"/>
+          <w:szCs w:val="18"/>
+        </w:rPr>
+        <w:t>tempat_lahir_debitur</w:t>
+      </w:r>
+      <w:r>
+        <w:rPr>
+          <w:sz w:val="18"/>
+          <w:szCs w:val="18"/>
+        </w:rPr>
+        <w:t>}}</w:t>
+      </w:r>
+      <w:r>
+        <w:rPr>
+          <w:sz w:val="18"/>
+          <w:szCs w:val="18"/>
+        </w:rPr>
+        <w:t>, Tanggal</w:t>
+      </w:r>
+      <w:r>
+        <w:rPr>
+          <w:sz w:val="18"/>
+          <w:szCs w:val="18"/>
+        </w:rPr>
+        <w:t xml:space="preserve"> {{</w:t>
+      </w:r>
+      <w:r>
+        <w:rPr>
+          <w:sz w:val="18"/>
+          <w:szCs w:val="18"/>
+        </w:rPr>
+        <w:t>tanggal_lahir_debitur</w:t>
+      </w:r>
+      <w:r>
+        <w:rPr>
+          <w:sz w:val="18"/>
+          <w:szCs w:val="18"/>
+        </w:rPr>
+        <w:t>}}</w:t>
+      </w:r>
+      <w:r>
+        <w:rPr>
+          <w:sz w:val="18"/>
+          <w:szCs w:val="18"/>
+        </w:rPr>
+        <w:t>, bertempat tinggal di</w:t>
+      </w:r>
+      <w:r>
+        <w:rPr>
+          <w:sz w:val="18"/>
+          <w:szCs w:val="18"/>
+        </w:rPr>
+        <w:t xml:space="preserve"> {{</w:t>
+      </w:r>
+      <w:r>
+        <w:rPr>
+          <w:sz w:val="18"/>
+          <w:szCs w:val="18"/>
+        </w:rPr>
+        <w:t>alamat_rumah_debitur</w:t>
+      </w:r>
+      <w:r>
+        <w:rPr>
+          <w:sz w:val="18"/>
+          <w:szCs w:val="18"/>
+        </w:rPr>
+        <w:t>}</w:t>
+      </w:r>
+      <w:r>
+        <w:rPr>
+          <w:sz w:val="18"/>
+          <w:szCs w:val="18"/>
+        </w:rPr>
+        <w:t>}</w:t>
+      </w:r>
+      <w:r>
+        <w:rPr>
+          <w:sz w:val="18"/>
+          <w:szCs w:val="18"/>
+        </w:rPr>
+        <w:t xml:space="preserve">No.KTP </w:t>
+      </w:r>
+      <w:r>
+        <w:rPr>
+          <w:sz w:val="18"/>
+          <w:szCs w:val="18"/>
+        </w:rPr>
+        <w:t>{{</w:t>
+      </w:r>
+      <w:r>
+        <w:rPr>
+          <w:sz w:val="18"/>
+          <w:szCs w:val="18"/>
+        </w:rPr>
+        <w:t>no_ktp_debitur</w:t>
+      </w:r>
+      <w:r>
+        <w:rPr>
+          <w:sz w:val="18"/>
+          <w:szCs w:val="18"/>
+        </w:rPr>
+        <w:t>}</w:t>
+      </w:r>
+      <w:r>
+        <w:rPr>
+          <w:sz w:val="18"/>
+          <w:szCs w:val="18"/>
+        </w:rPr>
+        <w:t xml:space="preserve">} </w:t>
+      </w:r>
+      <w:r>
+        <w:rPr>
+          <w:color w:val="000000"/>
+          <w:sz w:val="18"/>
+          <w:szCs w:val="18"/>
+        </w:rPr>
+        <w:t>dalam hal ini selaku Debitur / Pemberi Jaminan, satu dan lain hal berdasarkan Perjanjian Kredit</w:t>
+      </w:r>
+      <w:r>
+        <w:rPr>
+          <w:sz w:val="18"/>
+          <w:szCs w:val="18"/>
+        </w:rPr>
+        <w:t xml:space="preserve"> No.</w:t>
+      </w:r>
+      <w:r>
+        <w:rPr>
+          <w:sz w:val="18"/>
+          <w:szCs w:val="18"/>
+          <w:lang w:val="en-US"/>
+        </w:rPr>
+        <w:t xml:space="preserve"> </w:t>
+      </w:r>
+      <w:bookmarkStart w:id="2" w:name="_Hlk202663311"/>
+      <w:r>
+        <w:rPr>
+          <w:sz w:val="18"/>
+          <w:szCs w:val="18"/>
+          <w:lang w:val="en-US"/>
+        </w:rPr>
+        <w:t>0100.3.31.</w:t>
+      </w:r>
+      <w:r>
+        <w:rPr>
+          <w:color w:val="0083E6"/>
+          <w:sz w:val="18"/>
+          <w:szCs w:val="18"/>
+          <w:lang w:val="en-US"/>
+        </w:rPr>
+        <w:t>{{</w:t>
+      </w:r>
       <w:proofErr w:type="spellStart"/>
       <w:r>
         <w:rPr>
-          <w:sz w:val="18"/>
-          <w:szCs w:val="18"/>
-        </w:rPr>
-        <w:t>pekerjaan_debitur</w:t>
+          <w:color w:val="0083E6"/>
+          <w:sz w:val="18"/>
+          <w:szCs w:val="18"/>
+          <w:lang w:val="en-US"/>
+        </w:rPr>
+        <w:t>nomor_surat</w:t>
       </w:r>
       <w:proofErr w:type="spellEnd"/>
       <w:r>
         <w:rPr>
-          <w:sz w:val="18"/>
-          <w:szCs w:val="18"/>
+          <w:color w:val="0083E6"/>
+          <w:sz w:val="18"/>
+          <w:szCs w:val="18"/>
+          <w:lang w:val="en-US"/>
         </w:rPr>
         <w:t>}}</w:t>
       </w:r>
-      <w:r>
-        <w:rPr>
-          <w:sz w:val="18"/>
-          <w:szCs w:val="18"/>
-        </w:rPr>
-        <w:t xml:space="preserve">, </w:t>
+      <w:bookmarkEnd w:id="2"/>
+      <w:r>
+        <w:rPr>
+          <w:color w:val="0083E6"/>
+          <w:sz w:val="18"/>
+          <w:szCs w:val="18"/>
+          <w:lang w:val="en-US"/>
+        </w:rPr>
+        <w:t xml:space="preserve"> </w:t>
+      </w:r>
+      <w:r>
+        <w:rPr>
+          <w:color w:val="0083E6"/>
+          <w:sz w:val="18"/>
+          <w:szCs w:val="18"/>
+        </w:rPr>
+        <w:t>PKKAR</w:t>
+      </w:r>
+      <w:r>
+        <w:rPr>
+          <w:sz w:val="18"/>
+          <w:szCs w:val="18"/>
+        </w:rPr>
+        <w:t xml:space="preserve"> </w:t>
+      </w:r>
+      <w:r>
+        <w:rPr>
+          <w:sz w:val="18"/>
+          <w:szCs w:val="18"/>
+          <w:lang w:val="en-US"/>
+        </w:rPr>
+        <w:t xml:space="preserve"> </w:t>
+      </w:r>
+      <w:r>
+        <w:rPr>
+          <w:color w:val="000000"/>
+          <w:sz w:val="18"/>
+          <w:szCs w:val="18"/>
+        </w:rPr>
+        <w:t>dan Pengikatan Jaminan Secara Fidusia</w:t>
+      </w:r>
+      <w:r>
+        <w:rPr>
+          <w:sz w:val="18"/>
+          <w:szCs w:val="18"/>
+        </w:rPr>
+        <w:t xml:space="preserve"> No.</w:t>
+      </w:r>
+      <w:r>
+        <w:rPr>
+          <w:sz w:val="18"/>
+          <w:szCs w:val="18"/>
+        </w:rPr>
+        <w:t>0100.3.31.</w:t>
+      </w:r>
+      <w:r>
+        <w:rPr>
+          <w:color w:val="0083E6"/>
+          <w:sz w:val="18"/>
+          <w:szCs w:val="18"/>
+        </w:rPr>
+        <w:t>{{</w:t>
+      </w:r>
+      <w:r>
+        <w:rPr>
+          <w:color w:val="0083E6"/>
+          <w:sz w:val="18"/>
+          <w:szCs w:val="18"/>
+        </w:rPr>
+        <w:t>nomor_surat</w:t>
+      </w:r>
+      <w:r>
+        <w:rPr>
+          <w:color w:val="0083E6"/>
+          <w:sz w:val="18"/>
+          <w:szCs w:val="18"/>
+        </w:rPr>
+        <w:t>}}</w:t>
+      </w:r>
+      <w:r>
+        <w:rPr>
+          <w:color w:val="0083E6"/>
+          <w:sz w:val="18"/>
+          <w:szCs w:val="18"/>
+        </w:rPr>
+        <w:t xml:space="preserve"> </w:t>
+      </w:r>
+      <w:r>
+        <w:rPr>
+          <w:color w:val="0083E6"/>
+          <w:sz w:val="18"/>
+          <w:szCs w:val="18"/>
+        </w:rPr>
+        <w:t>PPJF</w:t>
+      </w:r>
+      <w:r>
+        <w:rPr>
+          <w:color w:val="0083E6"/>
+          <w:sz w:val="18"/>
+          <w:szCs w:val="18"/>
+        </w:rPr>
+        <w:t>KAR</w:t>
+      </w:r>
+      <w:r>
+        <w:rPr>
+          <w:sz w:val="18"/>
+          <w:szCs w:val="18"/>
+          <w:lang w:val="en-US"/>
+        </w:rPr>
+        <w:t xml:space="preserve"> </w:t>
+      </w:r>
+      <w:r>
+        <w:rPr>
+          <w:sz w:val="18"/>
+          <w:szCs w:val="18"/>
+        </w:rPr>
+        <w:t xml:space="preserve"> </w:t>
+      </w:r>
+      <w:r>
+        <w:rPr>
+          <w:color w:val="000000"/>
+          <w:sz w:val="18"/>
+          <w:szCs w:val="18"/>
+        </w:rPr>
+        <w:t>keduanya tertanggal</w:t>
+      </w:r>
+      <w:r>
+        <w:rPr>
+          <w:sz w:val="18"/>
+          <w:szCs w:val="18"/>
+        </w:rPr>
+        <w:t xml:space="preserve"> </w:t>
+      </w:r>
+      <w:r>
+        <w:rPr>
+          <w:color w:val="0083E6"/>
+          <w:sz w:val="18"/>
+          <w:szCs w:val="18"/>
+          <w:lang w:val="en-US"/>
+        </w:rPr>
+        <w:t>{{</w:t>
       </w:r>
       <w:proofErr w:type="spellStart"/>
       <w:r>
         <w:rPr>
-          <w:sz w:val="18"/>
-          <w:szCs w:val="18"/>
-        </w:rPr>
-        <w:t>lahir</w:t>
+          <w:color w:val="0083E6"/>
+          <w:sz w:val="18"/>
+          <w:szCs w:val="18"/>
+          <w:lang w:val="en-US"/>
+        </w:rPr>
+        <w:t>tanggal_surat_persetujuan_kredit</w:t>
       </w:r>
       <w:proofErr w:type="spellEnd"/>
       <w:r>
         <w:rPr>
-          <w:sz w:val="18"/>
-          <w:szCs w:val="18"/>
-        </w:rPr>
-        <w:t xml:space="preserve"> di</w:t>
-      </w:r>
-      <w:r>
-        <w:rPr>
-          <w:sz w:val="18"/>
-          <w:szCs w:val="18"/>
-        </w:rPr>
-        <w:t xml:space="preserve"> {{</w:t>
-      </w:r>
-      <w:proofErr w:type="spellStart"/>
-      <w:r>
-        <w:rPr>
-          <w:sz w:val="18"/>
-          <w:szCs w:val="18"/>
-        </w:rPr>
-        <w:t>tempat_lahir_debitur</w:t>
-      </w:r>
-      <w:proofErr w:type="spellEnd"/>
-      <w:r>
-        <w:rPr>
-          <w:sz w:val="18"/>
-          <w:szCs w:val="18"/>
+          <w:color w:val="0083E6"/>
+          <w:sz w:val="18"/>
+          <w:szCs w:val="18"/>
+          <w:lang w:val="en-US"/>
         </w:rPr>
         <w:t>}}</w:t>
       </w:r>
@@ -4713,732 +4566,15 @@
           <w:sz w:val="18"/>
           <w:szCs w:val="18"/>
         </w:rPr>
-        <w:t xml:space="preserve">, </w:t>
-      </w:r>
-      <w:proofErr w:type="spellStart"/>
-      <w:r>
-        <w:rPr>
-          <w:sz w:val="18"/>
-          <w:szCs w:val="18"/>
-        </w:rPr>
-        <w:t>Tanggal</w:t>
-      </w:r>
-      <w:proofErr w:type="spellEnd"/>
-      <w:r>
-        <w:rPr>
-          <w:sz w:val="18"/>
-          <w:szCs w:val="18"/>
-        </w:rPr>
-        <w:t xml:space="preserve"> {{</w:t>
-      </w:r>
-      <w:proofErr w:type="spellStart"/>
-      <w:r>
-        <w:rPr>
-          <w:sz w:val="18"/>
-          <w:szCs w:val="18"/>
-        </w:rPr>
-        <w:t>tanggal_lahir_debitur</w:t>
-      </w:r>
-      <w:proofErr w:type="spellEnd"/>
-      <w:r>
-        <w:rPr>
-          <w:sz w:val="18"/>
-          <w:szCs w:val="18"/>
-        </w:rPr>
-        <w:t>}}</w:t>
-      </w:r>
-      <w:r>
-        <w:rPr>
-          <w:sz w:val="18"/>
-          <w:szCs w:val="18"/>
-        </w:rPr>
-        <w:t xml:space="preserve">, </w:t>
-      </w:r>
-      <w:proofErr w:type="spellStart"/>
-      <w:r>
-        <w:rPr>
-          <w:sz w:val="18"/>
-          <w:szCs w:val="18"/>
-        </w:rPr>
-        <w:t>bertempat</w:t>
-      </w:r>
-      <w:proofErr w:type="spellEnd"/>
-      <w:r>
-        <w:rPr>
-          <w:sz w:val="18"/>
-          <w:szCs w:val="18"/>
-        </w:rPr>
         <w:t xml:space="preserve"> </w:t>
       </w:r>
-      <w:proofErr w:type="spellStart"/>
-      <w:r>
-        <w:rPr>
-          <w:sz w:val="18"/>
-          <w:szCs w:val="18"/>
-        </w:rPr>
-        <w:t>tinggal</w:t>
-      </w:r>
-      <w:proofErr w:type="spellEnd"/>
-      <w:r>
-        <w:rPr>
-          <w:sz w:val="18"/>
-          <w:szCs w:val="18"/>
-        </w:rPr>
-        <w:t xml:space="preserve"> di</w:t>
-      </w:r>
-      <w:r>
-        <w:rPr>
-          <w:sz w:val="18"/>
-          <w:szCs w:val="18"/>
-        </w:rPr>
-        <w:t xml:space="preserve"> {{</w:t>
-      </w:r>
-      <w:proofErr w:type="spellStart"/>
-      <w:r>
-        <w:rPr>
-          <w:sz w:val="18"/>
-          <w:szCs w:val="18"/>
-        </w:rPr>
-        <w:t>alamat_rumah_debitur</w:t>
-      </w:r>
-      <w:proofErr w:type="spellEnd"/>
-      <w:r>
-        <w:rPr>
-          <w:sz w:val="18"/>
-          <w:szCs w:val="18"/>
-        </w:rPr>
-        <w:t>}</w:t>
-      </w:r>
-      <w:r>
-        <w:rPr>
-          <w:sz w:val="18"/>
-          <w:szCs w:val="18"/>
-        </w:rPr>
-        <w:t>}</w:t>
-      </w:r>
-      <w:proofErr w:type="spellStart"/>
-      <w:r>
-        <w:rPr>
-          <w:sz w:val="18"/>
-          <w:szCs w:val="18"/>
-        </w:rPr>
-        <w:t>No.KTP</w:t>
-      </w:r>
-      <w:proofErr w:type="spellEnd"/>
-      <w:r>
-        <w:rPr>
-          <w:sz w:val="18"/>
-          <w:szCs w:val="18"/>
-        </w:rPr>
-        <w:t xml:space="preserve"> </w:t>
-      </w:r>
-      <w:r>
-        <w:rPr>
-          <w:sz w:val="18"/>
-          <w:szCs w:val="18"/>
-        </w:rPr>
-        <w:t>{{</w:t>
-      </w:r>
-      <w:proofErr w:type="spellStart"/>
-      <w:r>
-        <w:rPr>
-          <w:sz w:val="18"/>
-          <w:szCs w:val="18"/>
-        </w:rPr>
-        <w:t>no_ktp_debitur</w:t>
-      </w:r>
-      <w:proofErr w:type="spellEnd"/>
-      <w:r>
-        <w:rPr>
-          <w:sz w:val="18"/>
-          <w:szCs w:val="18"/>
-        </w:rPr>
-        <w:t>}</w:t>
-      </w:r>
-      <w:r>
-        <w:rPr>
-          <w:sz w:val="18"/>
-          <w:szCs w:val="18"/>
-        </w:rPr>
-        <w:t xml:space="preserve">} </w:t>
-      </w:r>
-      <w:proofErr w:type="spellStart"/>
       <w:r>
         <w:rPr>
           <w:color w:val="000000"/>
           <w:sz w:val="18"/>
           <w:szCs w:val="18"/>
         </w:rPr>
-        <w:t>dalam</w:t>
-      </w:r>
-      <w:proofErr w:type="spellEnd"/>
-      <w:r>
-        <w:rPr>
-          <w:color w:val="000000"/>
-          <w:sz w:val="18"/>
-          <w:szCs w:val="18"/>
-        </w:rPr>
-        <w:t xml:space="preserve"> hal ini </w:t>
-      </w:r>
-      <w:proofErr w:type="spellStart"/>
-      <w:r>
-        <w:rPr>
-          <w:color w:val="000000"/>
-          <w:sz w:val="18"/>
-          <w:szCs w:val="18"/>
-        </w:rPr>
-        <w:t>selaku</w:t>
-      </w:r>
-      <w:proofErr w:type="spellEnd"/>
-      <w:r>
-        <w:rPr>
-          <w:color w:val="000000"/>
-          <w:sz w:val="18"/>
-          <w:szCs w:val="18"/>
-        </w:rPr>
-        <w:t xml:space="preserve"> </w:t>
-      </w:r>
-      <w:proofErr w:type="spellStart"/>
-      <w:r>
-        <w:rPr>
-          <w:color w:val="000000"/>
-          <w:sz w:val="18"/>
-          <w:szCs w:val="18"/>
-        </w:rPr>
-        <w:t>Debitur</w:t>
-      </w:r>
-      <w:proofErr w:type="spellEnd"/>
-      <w:r>
-        <w:rPr>
-          <w:color w:val="000000"/>
-          <w:sz w:val="18"/>
-          <w:szCs w:val="18"/>
-        </w:rPr>
-        <w:t xml:space="preserve"> / </w:t>
-      </w:r>
-      <w:proofErr w:type="spellStart"/>
-      <w:r>
-        <w:rPr>
-          <w:color w:val="000000"/>
-          <w:sz w:val="18"/>
-          <w:szCs w:val="18"/>
-        </w:rPr>
-        <w:t>Pemberi</w:t>
-      </w:r>
-      <w:proofErr w:type="spellEnd"/>
-      <w:r>
-        <w:rPr>
-          <w:color w:val="000000"/>
-          <w:sz w:val="18"/>
-          <w:szCs w:val="18"/>
-        </w:rPr>
-        <w:t xml:space="preserve"> </w:t>
-      </w:r>
-      <w:proofErr w:type="spellStart"/>
-      <w:r>
-        <w:rPr>
-          <w:color w:val="000000"/>
-          <w:sz w:val="18"/>
-          <w:szCs w:val="18"/>
-        </w:rPr>
-        <w:t>Jaminan</w:t>
-      </w:r>
-      <w:proofErr w:type="spellEnd"/>
-      <w:r>
-        <w:rPr>
-          <w:color w:val="000000"/>
-          <w:sz w:val="18"/>
-          <w:szCs w:val="18"/>
-        </w:rPr>
-        <w:t xml:space="preserve">, </w:t>
-      </w:r>
-      <w:proofErr w:type="spellStart"/>
-      <w:r>
-        <w:rPr>
-          <w:color w:val="000000"/>
-          <w:sz w:val="18"/>
-          <w:szCs w:val="18"/>
-        </w:rPr>
-        <w:t>satu</w:t>
-      </w:r>
-      <w:proofErr w:type="spellEnd"/>
-      <w:r>
-        <w:rPr>
-          <w:color w:val="000000"/>
-          <w:sz w:val="18"/>
-          <w:szCs w:val="18"/>
-        </w:rPr>
-        <w:t xml:space="preserve"> dan </w:t>
-      </w:r>
-      <w:proofErr w:type="spellStart"/>
-      <w:r>
-        <w:rPr>
-          <w:color w:val="000000"/>
-          <w:sz w:val="18"/>
-          <w:szCs w:val="18"/>
-        </w:rPr>
-        <w:t>lain</w:t>
-      </w:r>
-      <w:proofErr w:type="spellEnd"/>
-      <w:r>
-        <w:rPr>
-          <w:color w:val="000000"/>
-          <w:sz w:val="18"/>
-          <w:szCs w:val="18"/>
-        </w:rPr>
-        <w:t xml:space="preserve"> hal berdasarkan Perjanjian Kredit</w:t>
-      </w:r>
-      <w:r>
-        <w:rPr>
-          <w:sz w:val="18"/>
-          <w:szCs w:val="18"/>
-        </w:rPr>
-        <w:t xml:space="preserve"> No.</w:t>
-      </w:r>
-      <w:r>
-        <w:rPr>
-          <w:sz w:val="18"/>
-          <w:szCs w:val="18"/>
-          <w:lang w:val="en-US"/>
-        </w:rPr>
-        <w:t xml:space="preserve"> </w:t>
-      </w:r>
-      <w:bookmarkStart w:id="2" w:name="_Hlk202663311"/>
-      <w:r>
-        <w:rPr>
-          <w:sz w:val="18"/>
-          <w:szCs w:val="18"/>
-          <w:lang w:val="en-US"/>
-        </w:rPr>
-        <w:t>0100.3.31.</w:t>
-      </w:r>
-      <w:r>
-        <w:rPr>
-          <w:color w:val="0083E6"/>
-          <w:sz w:val="18"/>
-          <w:szCs w:val="18"/>
-          <w:lang w:val="en-US"/>
-        </w:rPr>
-        <w:t>{{</w:t>
-      </w:r>
-      <w:proofErr w:type="spellStart"/>
-      <w:r>
-        <w:rPr>
-          <w:color w:val="0083E6"/>
-          <w:sz w:val="18"/>
-          <w:szCs w:val="18"/>
-          <w:lang w:val="en-US"/>
-        </w:rPr>
-        <w:t>nomor_surat</w:t>
-      </w:r>
-      <w:proofErr w:type="spellEnd"/>
-      <w:r>
-        <w:rPr>
-          <w:color w:val="0083E6"/>
-          <w:sz w:val="18"/>
-          <w:szCs w:val="18"/>
-          <w:lang w:val="en-US"/>
-        </w:rPr>
-        <w:t>}}</w:t>
-      </w:r>
-      <w:bookmarkEnd w:id="2"/>
-      <w:r>
-        <w:rPr>
-          <w:color w:val="0083E6"/>
-          <w:sz w:val="18"/>
-          <w:szCs w:val="18"/>
-          <w:lang w:val="en-US"/>
-        </w:rPr>
-        <w:t xml:space="preserve"> </w:t>
-      </w:r>
-      <w:r>
-        <w:rPr>
-          <w:color w:val="0083E6"/>
-          <w:sz w:val="18"/>
-          <w:szCs w:val="18"/>
-        </w:rPr>
-        <w:t>PKKAR</w:t>
-      </w:r>
-      <w:r>
-        <w:rPr>
-          <w:sz w:val="18"/>
-          <w:szCs w:val="18"/>
-        </w:rPr>
-        <w:t xml:space="preserve"> </w:t>
-      </w:r>
-      <w:r>
-        <w:rPr>
-          <w:sz w:val="18"/>
-          <w:szCs w:val="18"/>
-          <w:lang w:val="en-US"/>
-        </w:rPr>
-        <w:t xml:space="preserve"> </w:t>
-      </w:r>
-      <w:r>
-        <w:rPr>
-          <w:color w:val="000000"/>
-          <w:sz w:val="18"/>
-          <w:szCs w:val="18"/>
-        </w:rPr>
-        <w:t xml:space="preserve">dan </w:t>
-      </w:r>
-      <w:proofErr w:type="spellStart"/>
-      <w:r>
-        <w:rPr>
-          <w:color w:val="000000"/>
-          <w:sz w:val="18"/>
-          <w:szCs w:val="18"/>
-        </w:rPr>
-        <w:t>Pengikatan</w:t>
-      </w:r>
-      <w:proofErr w:type="spellEnd"/>
-      <w:r>
-        <w:rPr>
-          <w:color w:val="000000"/>
-          <w:sz w:val="18"/>
-          <w:szCs w:val="18"/>
-        </w:rPr>
-        <w:t xml:space="preserve"> </w:t>
-      </w:r>
-      <w:proofErr w:type="spellStart"/>
-      <w:r>
-        <w:rPr>
-          <w:color w:val="000000"/>
-          <w:sz w:val="18"/>
-          <w:szCs w:val="18"/>
-        </w:rPr>
-        <w:t>Jaminan</w:t>
-      </w:r>
-      <w:proofErr w:type="spellEnd"/>
-      <w:r>
-        <w:rPr>
-          <w:color w:val="000000"/>
-          <w:sz w:val="18"/>
-          <w:szCs w:val="18"/>
-        </w:rPr>
-        <w:t xml:space="preserve"> </w:t>
-      </w:r>
-      <w:proofErr w:type="spellStart"/>
-      <w:r>
-        <w:rPr>
-          <w:color w:val="000000"/>
-          <w:sz w:val="18"/>
-          <w:szCs w:val="18"/>
-        </w:rPr>
-        <w:t>Secara</w:t>
-      </w:r>
-      <w:proofErr w:type="spellEnd"/>
-      <w:r>
-        <w:rPr>
-          <w:color w:val="000000"/>
-          <w:sz w:val="18"/>
-          <w:szCs w:val="18"/>
-        </w:rPr>
-        <w:t xml:space="preserve"> </w:t>
-      </w:r>
-      <w:proofErr w:type="spellStart"/>
-      <w:r>
-        <w:rPr>
-          <w:color w:val="000000"/>
-          <w:sz w:val="18"/>
-          <w:szCs w:val="18"/>
-        </w:rPr>
-        <w:t>Fidusia</w:t>
-      </w:r>
-      <w:proofErr w:type="spellEnd"/>
-      <w:r>
-        <w:rPr>
-          <w:sz w:val="18"/>
-          <w:szCs w:val="18"/>
-        </w:rPr>
-        <w:t xml:space="preserve"> No.</w:t>
-      </w:r>
-      <w:r>
-        <w:rPr>
-          <w:sz w:val="18"/>
-          <w:szCs w:val="18"/>
-        </w:rPr>
-        <w:t>0100.3.31.</w:t>
-      </w:r>
-      <w:r>
-        <w:rPr>
-          <w:color w:val="0083E6"/>
-          <w:sz w:val="18"/>
-          <w:szCs w:val="18"/>
-        </w:rPr>
-        <w:t>{{</w:t>
-      </w:r>
-      <w:proofErr w:type="spellStart"/>
-      <w:r>
-        <w:rPr>
-          <w:color w:val="0083E6"/>
-          <w:sz w:val="18"/>
-          <w:szCs w:val="18"/>
-        </w:rPr>
-        <w:t>nomor_surat</w:t>
-      </w:r>
-      <w:proofErr w:type="spellEnd"/>
-      <w:r>
-        <w:rPr>
-          <w:color w:val="0083E6"/>
-          <w:sz w:val="18"/>
-          <w:szCs w:val="18"/>
-        </w:rPr>
-        <w:t>}}</w:t>
-      </w:r>
-      <w:r>
-        <w:rPr>
-          <w:color w:val="0083E6"/>
-          <w:sz w:val="18"/>
-          <w:szCs w:val="18"/>
-        </w:rPr>
-        <w:t xml:space="preserve"> </w:t>
-      </w:r>
-      <w:r>
-        <w:rPr>
-          <w:color w:val="0083E6"/>
-          <w:sz w:val="18"/>
-          <w:szCs w:val="18"/>
-        </w:rPr>
-        <w:t>PPJF</w:t>
-      </w:r>
-      <w:r>
-        <w:rPr>
-          <w:color w:val="0083E6"/>
-          <w:sz w:val="18"/>
-          <w:szCs w:val="18"/>
-        </w:rPr>
-        <w:t>KAR</w:t>
-      </w:r>
-      <w:r>
-        <w:rPr>
-          <w:sz w:val="18"/>
-          <w:szCs w:val="18"/>
-          <w:lang w:val="en-US"/>
-        </w:rPr>
-        <w:t xml:space="preserve"> </w:t>
-      </w:r>
-      <w:r>
-        <w:rPr>
-          <w:sz w:val="18"/>
-          <w:szCs w:val="18"/>
-        </w:rPr>
-        <w:t xml:space="preserve"> </w:t>
-      </w:r>
-      <w:proofErr w:type="spellStart"/>
-      <w:r>
-        <w:rPr>
-          <w:color w:val="000000"/>
-          <w:sz w:val="18"/>
-          <w:szCs w:val="18"/>
-        </w:rPr>
-        <w:t>keduanya</w:t>
-      </w:r>
-      <w:proofErr w:type="spellEnd"/>
-      <w:r>
-        <w:rPr>
-          <w:color w:val="000000"/>
-          <w:sz w:val="18"/>
-          <w:szCs w:val="18"/>
-        </w:rPr>
-        <w:t xml:space="preserve"> </w:t>
-      </w:r>
-      <w:proofErr w:type="spellStart"/>
-      <w:r>
-        <w:rPr>
-          <w:color w:val="000000"/>
-          <w:sz w:val="18"/>
-          <w:szCs w:val="18"/>
-        </w:rPr>
-        <w:t>tertanggal</w:t>
-      </w:r>
-      <w:proofErr w:type="spellEnd"/>
-      <w:r>
-        <w:rPr>
-          <w:sz w:val="18"/>
-          <w:szCs w:val="18"/>
-        </w:rPr>
-        <w:t xml:space="preserve"> </w:t>
-      </w:r>
-      <w:r>
-        <w:rPr>
-          <w:color w:val="0083E6"/>
-          <w:sz w:val="18"/>
-          <w:szCs w:val="18"/>
-          <w:lang w:val="en-US"/>
-        </w:rPr>
-        <w:t>{{</w:t>
-      </w:r>
-      <w:proofErr w:type="spellStart"/>
-      <w:r>
-        <w:rPr>
-          <w:color w:val="0083E6"/>
-          <w:sz w:val="18"/>
-          <w:szCs w:val="18"/>
-          <w:lang w:val="en-US"/>
-        </w:rPr>
-        <w:t>tanggal_surat_persetujuan_kredit</w:t>
-      </w:r>
-      <w:proofErr w:type="spellEnd"/>
-      <w:r>
-        <w:rPr>
-          <w:color w:val="0083E6"/>
-          <w:sz w:val="18"/>
-          <w:szCs w:val="18"/>
-          <w:lang w:val="en-US"/>
-        </w:rPr>
-        <w:t>}}</w:t>
-      </w:r>
-      <w:r>
-        <w:rPr>
-          <w:sz w:val="18"/>
-          <w:szCs w:val="18"/>
-        </w:rPr>
-        <w:t xml:space="preserve"> </w:t>
-      </w:r>
-      <w:proofErr w:type="spellStart"/>
-      <w:r>
-        <w:rPr>
-          <w:color w:val="000000"/>
-          <w:sz w:val="18"/>
-          <w:szCs w:val="18"/>
-        </w:rPr>
-        <w:t>dibuat</w:t>
-      </w:r>
-      <w:proofErr w:type="spellEnd"/>
-      <w:r>
-        <w:rPr>
-          <w:color w:val="000000"/>
-          <w:sz w:val="18"/>
-          <w:szCs w:val="18"/>
-        </w:rPr>
-        <w:t xml:space="preserve"> </w:t>
-      </w:r>
-      <w:proofErr w:type="spellStart"/>
-      <w:r>
-        <w:rPr>
-          <w:color w:val="000000"/>
-          <w:sz w:val="18"/>
-          <w:szCs w:val="18"/>
-        </w:rPr>
-        <w:t>dibawah</w:t>
-      </w:r>
-      <w:proofErr w:type="spellEnd"/>
-      <w:r>
-        <w:rPr>
-          <w:color w:val="000000"/>
-          <w:sz w:val="18"/>
-          <w:szCs w:val="18"/>
-        </w:rPr>
-        <w:t xml:space="preserve"> tangan dan </w:t>
-      </w:r>
-      <w:proofErr w:type="spellStart"/>
-      <w:r>
-        <w:rPr>
-          <w:color w:val="000000"/>
-          <w:sz w:val="18"/>
-          <w:szCs w:val="18"/>
-        </w:rPr>
-        <w:t>bermeterai</w:t>
-      </w:r>
-      <w:proofErr w:type="spellEnd"/>
-      <w:r>
-        <w:rPr>
-          <w:color w:val="000000"/>
-          <w:sz w:val="18"/>
-          <w:szCs w:val="18"/>
-        </w:rPr>
-        <w:t xml:space="preserve"> </w:t>
-      </w:r>
-      <w:proofErr w:type="spellStart"/>
-      <w:r>
-        <w:rPr>
-          <w:color w:val="000000"/>
-          <w:sz w:val="18"/>
-          <w:szCs w:val="18"/>
-        </w:rPr>
-        <w:t>cukup</w:t>
-      </w:r>
-      <w:proofErr w:type="spellEnd"/>
-      <w:r>
-        <w:rPr>
-          <w:color w:val="000000"/>
-          <w:sz w:val="18"/>
-          <w:szCs w:val="18"/>
-        </w:rPr>
-        <w:t xml:space="preserve"> [</w:t>
-      </w:r>
-      <w:proofErr w:type="spellStart"/>
-      <w:r>
-        <w:rPr>
-          <w:color w:val="000000"/>
-          <w:sz w:val="18"/>
-          <w:szCs w:val="18"/>
-        </w:rPr>
-        <w:t>selajutnya</w:t>
-      </w:r>
-      <w:proofErr w:type="spellEnd"/>
-      <w:r>
-        <w:rPr>
-          <w:color w:val="000000"/>
-          <w:sz w:val="18"/>
-          <w:szCs w:val="18"/>
-        </w:rPr>
-        <w:t xml:space="preserve"> </w:t>
-      </w:r>
-      <w:proofErr w:type="spellStart"/>
-      <w:r>
-        <w:rPr>
-          <w:color w:val="000000"/>
-          <w:sz w:val="18"/>
-          <w:szCs w:val="18"/>
-        </w:rPr>
-        <w:t>disebut</w:t>
-      </w:r>
-      <w:proofErr w:type="spellEnd"/>
-      <w:r>
-        <w:rPr>
-          <w:color w:val="000000"/>
-          <w:sz w:val="18"/>
-          <w:szCs w:val="18"/>
-        </w:rPr>
-        <w:t xml:space="preserve"> </w:t>
-      </w:r>
-      <w:proofErr w:type="spellStart"/>
-      <w:r>
-        <w:rPr>
-          <w:color w:val="000000"/>
-          <w:sz w:val="18"/>
-          <w:szCs w:val="18"/>
-        </w:rPr>
-        <w:t>Perjanjian</w:t>
-      </w:r>
-      <w:proofErr w:type="spellEnd"/>
-      <w:r>
-        <w:rPr>
-          <w:color w:val="000000"/>
-          <w:sz w:val="18"/>
-          <w:szCs w:val="18"/>
-        </w:rPr>
-        <w:t>]. Dalam surat Perjanjian tersebut, saya memberikan / menyerahkan jaminan kepada penerima kuasa yang akan disebut berupa 1 (satu) unit kendaraan bermotor dengan data-</w:t>
-      </w:r>
-      <w:proofErr w:type="gramStart"/>
-      <w:r>
-        <w:rPr>
-          <w:color w:val="000000"/>
-          <w:sz w:val="18"/>
-          <w:szCs w:val="18"/>
-        </w:rPr>
-        <w:t>data :</w:t>
-      </w:r>
-      <w:proofErr w:type="gramEnd"/>
-      <w:r>
-        <w:rPr>
-          <w:color w:val="000000"/>
-          <w:sz w:val="18"/>
-          <w:szCs w:val="18"/>
-        </w:rPr>
-        <w:t xml:space="preserve"> </w:t>
+        <w:t xml:space="preserve">dibuat dibawah tangan dan bermeterai cukup [selajutnya disebut Perjanjian]. Dalam surat Perjanjian tersebut, saya memberikan / menyerahkan jaminan kepada penerima kuasa yang akan disebut berupa 1 (satu) unit kendaraan bermotor dengan data-data : </w:t>
       </w:r>
       <w:r>
         <w:rPr>
@@ -6135,7 +5271,6 @@
         <w:tc>
           <w:tcPr>
             <w:tcW w:w="5238" w:type="dxa"/>
-            <w:shd w:val="clear" w:color="auto" w:fill="auto"/>
           </w:tcPr>
           <w:p>
             <w:pPr>
@@ -6335,7 +5470,6 @@
         <w:tc>
           <w:tcPr>
             <w:tcW w:w="5238" w:type="dxa"/>
-            <w:shd w:val="clear" w:color="auto" w:fill="auto"/>
           </w:tcPr>
           <w:p>
             <w:pPr>
@@ -6753,25 +5887,7 @@
           <w:sz w:val="16"/>
           <w:szCs w:val="16"/>
         </w:rPr>
-        <w:t>0100.3.31.{{</w:t>
-      </w:r>
-      <w:proofErr w:type="spellStart"/>
-      <w:r>
-        <w:rPr>
-          <w:rFonts w:ascii="Arial" w:hAnsi="Arial" w:cs="Arial"/>
-          <w:sz w:val="16"/>
-          <w:szCs w:val="16"/>
-        </w:rPr>
-        <w:t>nomor_surat</w:t>
-      </w:r>
-      <w:proofErr w:type="spellEnd"/>
-      <w:r>
-        <w:rPr>
-          <w:rFonts w:ascii="Arial" w:hAnsi="Arial" w:cs="Arial"/>
-          <w:sz w:val="16"/>
-          <w:szCs w:val="16"/>
-        </w:rPr>
-        <w:t>}}</w:t>
+        <w:t>0100.3.31.{{nomor_surat}}</w:t>
       </w:r>
       <w:bookmarkEnd w:id="3"/>
       <w:r>
@@ -6955,44 +6071,15 @@
           <w:sz w:val="16"/>
           <w:szCs w:val="16"/>
         </w:rPr>
-        <w:t xml:space="preserve">Aie </w:t>
-      </w:r>
-      <w:proofErr w:type="spellStart"/>
-      <w:r>
-        <w:rPr>
-          <w:rFonts w:ascii="Arial" w:hAnsi="Arial" w:cs="Arial"/>
-          <w:b/>
-          <w:sz w:val="16"/>
-          <w:szCs w:val="16"/>
-        </w:rPr>
-        <w:t>Soesan</w:t>
-      </w:r>
-      <w:proofErr w:type="spellEnd"/>
-      <w:r>
-        <w:rPr>
-          <w:rFonts w:ascii="Arial" w:hAnsi="Arial" w:cs="Arial"/>
-          <w:sz w:val="16"/>
-          <w:szCs w:val="16"/>
-        </w:rPr>
-        <w:t xml:space="preserve"> yang menjalankan tugasnya sekaligus selaku Direktur, berdasarkan Persetujuan dan Kuasa Nomor 75 tertanggal 15 Mei 2020, yang dibuat di hadapan, Ramly Yusuf Angkat, S.H, </w:t>
-      </w:r>
-      <w:proofErr w:type="spellStart"/>
-      <w:r>
-        <w:rPr>
-          <w:rFonts w:ascii="Arial" w:hAnsi="Arial" w:cs="Arial"/>
-          <w:sz w:val="16"/>
-          <w:szCs w:val="16"/>
-        </w:rPr>
-        <w:t>M.Kn</w:t>
-      </w:r>
-      <w:proofErr w:type="spellEnd"/>
-      <w:r>
-        <w:rPr>
-          <w:rFonts w:ascii="Arial" w:hAnsi="Arial" w:cs="Arial"/>
-          <w:sz w:val="16"/>
-          <w:szCs w:val="16"/>
-        </w:rPr>
-        <w:t>, Notaris Kabupaten Cirebon bertindak untuk dan atas nama PT. Bank Perekonomian Rakyat SAHABAT SEJATI, berkedudukan di Jl. Raya Klangenan No. 121, Desa Klangenan, Kecamatan Klangenan, Kabupaten Cirebon.</w:t>
+        <w:t>Aie Soesan</w:t>
+      </w:r>
+      <w:r>
+        <w:rPr>
+          <w:rFonts w:ascii="Arial" w:hAnsi="Arial" w:cs="Arial"/>
+          <w:sz w:val="16"/>
+          <w:szCs w:val="16"/>
+        </w:rPr>
+        <w:t xml:space="preserve"> yang menjalankan tugasnya sekaligus selaku Direktur, berdasarkan Persetujuan dan Kuasa Nomor 75 tertanggal 15 Mei 2020, yang dibuat di hadapan, Ramly Yusuf Angkat, S.H, M.Kn, Notaris Kabupaten Cirebon bertindak untuk dan atas nama PT. Bank Perekonomian Rakyat SAHABAT SEJATI, berkedudukan di Jl. Raya Klangenan No. 121, Desa Klangenan, Kecamatan Klangenan, Kabupaten Cirebon.</w:t>
       </w:r>
       <w:r>
         <w:rPr>
@@ -7032,41 +6119,7 @@
           <w:szCs w:val="16"/>
           <w:lang w:val="sv-SE"/>
         </w:rPr>
-        <w:t xml:space="preserve">selanjutnya </w:t>
-      </w:r>
-      <w:proofErr w:type="spellStart"/>
-      <w:proofErr w:type="gramStart"/>
-      <w:r>
-        <w:rPr>
-          <w:rFonts w:ascii="Arial" w:hAnsi="Arial" w:cs="Arial"/>
-          <w:bCs/>
-          <w:sz w:val="16"/>
-          <w:szCs w:val="16"/>
-          <w:lang w:val="sv-SE"/>
-        </w:rPr>
-        <w:t>disebut</w:t>
-      </w:r>
-      <w:proofErr w:type="spellEnd"/>
-      <w:r>
-        <w:rPr>
-          <w:rFonts w:ascii="Arial" w:hAnsi="Arial" w:cs="Arial"/>
-          <w:bCs/>
-          <w:sz w:val="16"/>
-          <w:szCs w:val="16"/>
-          <w:lang w:val="sv-SE"/>
-        </w:rPr>
-        <w:t xml:space="preserve"> :</w:t>
-      </w:r>
-      <w:proofErr w:type="gramEnd"/>
-      <w:r>
-        <w:rPr>
-          <w:rFonts w:ascii="Arial" w:hAnsi="Arial" w:cs="Arial"/>
-          <w:bCs/>
-          <w:sz w:val="16"/>
-          <w:szCs w:val="16"/>
-          <w:lang w:val="sv-SE"/>
-        </w:rPr>
-        <w:t>--------------------------</w:t>
+        <w:t>selanjutnya disebut :--------------------------</w:t>
       </w:r>
       <w:r>
         <w:rPr>
@@ -7419,227 +6472,7 @@
           <w:szCs w:val="16"/>
           <w:lang w:val="sv-SE"/>
         </w:rPr>
-        <w:t xml:space="preserve">dan </w:t>
-      </w:r>
-      <w:proofErr w:type="spellStart"/>
-      <w:r>
-        <w:rPr>
-          <w:rFonts w:ascii="Arial" w:hAnsi="Arial" w:cs="Arial"/>
-          <w:sz w:val="16"/>
-          <w:szCs w:val="16"/>
-          <w:lang w:val="sv-SE"/>
-        </w:rPr>
-        <w:t>untuk</w:t>
-      </w:r>
-      <w:proofErr w:type="spellEnd"/>
-      <w:r>
-        <w:rPr>
-          <w:rFonts w:ascii="Arial" w:hAnsi="Arial" w:cs="Arial"/>
-          <w:sz w:val="16"/>
-          <w:szCs w:val="16"/>
-          <w:lang w:val="sv-SE"/>
-        </w:rPr>
-        <w:t xml:space="preserve"> </w:t>
-      </w:r>
-      <w:proofErr w:type="spellStart"/>
-      <w:r>
-        <w:rPr>
-          <w:rFonts w:ascii="Arial" w:hAnsi="Arial" w:cs="Arial"/>
-          <w:sz w:val="16"/>
-          <w:szCs w:val="16"/>
-          <w:lang w:val="sv-SE"/>
-        </w:rPr>
-        <w:t>melakukan</w:t>
-      </w:r>
-      <w:proofErr w:type="spellEnd"/>
-      <w:r>
-        <w:rPr>
-          <w:rFonts w:ascii="Arial" w:hAnsi="Arial" w:cs="Arial"/>
-          <w:sz w:val="16"/>
-          <w:szCs w:val="16"/>
-          <w:lang w:val="sv-SE"/>
-        </w:rPr>
-        <w:t xml:space="preserve"> </w:t>
-      </w:r>
-      <w:proofErr w:type="spellStart"/>
-      <w:r>
-        <w:rPr>
-          <w:rFonts w:ascii="Arial" w:hAnsi="Arial" w:cs="Arial"/>
-          <w:sz w:val="16"/>
-          <w:szCs w:val="16"/>
-          <w:lang w:val="sv-SE"/>
-        </w:rPr>
-        <w:t>tindakan</w:t>
-      </w:r>
-      <w:proofErr w:type="spellEnd"/>
-      <w:r>
-        <w:rPr>
-          <w:rFonts w:ascii="Arial" w:hAnsi="Arial" w:cs="Arial"/>
-          <w:sz w:val="16"/>
-          <w:szCs w:val="16"/>
-          <w:lang w:val="sv-SE"/>
-        </w:rPr>
-        <w:t xml:space="preserve"> </w:t>
-      </w:r>
-      <w:proofErr w:type="spellStart"/>
-      <w:r>
-        <w:rPr>
-          <w:rFonts w:ascii="Arial" w:hAnsi="Arial" w:cs="Arial"/>
-          <w:sz w:val="16"/>
-          <w:szCs w:val="16"/>
-          <w:lang w:val="sv-SE"/>
-        </w:rPr>
-        <w:t>hukum</w:t>
-      </w:r>
-      <w:proofErr w:type="spellEnd"/>
-      <w:r>
-        <w:rPr>
-          <w:rFonts w:ascii="Arial" w:hAnsi="Arial" w:cs="Arial"/>
-          <w:sz w:val="16"/>
-          <w:szCs w:val="16"/>
-          <w:lang w:val="sv-SE"/>
-        </w:rPr>
-        <w:t xml:space="preserve"> </w:t>
-      </w:r>
-      <w:proofErr w:type="spellStart"/>
-      <w:r>
-        <w:rPr>
-          <w:rFonts w:ascii="Arial" w:hAnsi="Arial" w:cs="Arial"/>
-          <w:sz w:val="16"/>
-          <w:szCs w:val="16"/>
-          <w:lang w:val="sv-SE"/>
-        </w:rPr>
-        <w:t>dalam</w:t>
-      </w:r>
-      <w:proofErr w:type="spellEnd"/>
-      <w:r>
-        <w:rPr>
-          <w:rFonts w:ascii="Arial" w:hAnsi="Arial" w:cs="Arial"/>
-          <w:sz w:val="16"/>
-          <w:szCs w:val="16"/>
-          <w:lang w:val="sv-SE"/>
-        </w:rPr>
-        <w:t xml:space="preserve"> </w:t>
-      </w:r>
-      <w:proofErr w:type="spellStart"/>
-      <w:r>
-        <w:rPr>
-          <w:rFonts w:ascii="Arial" w:hAnsi="Arial" w:cs="Arial"/>
-          <w:sz w:val="16"/>
-          <w:szCs w:val="16"/>
-          <w:lang w:val="sv-SE"/>
-        </w:rPr>
-        <w:t>perjanjian</w:t>
-      </w:r>
-      <w:proofErr w:type="spellEnd"/>
-      <w:r>
-        <w:rPr>
-          <w:rFonts w:ascii="Arial" w:hAnsi="Arial" w:cs="Arial"/>
-          <w:sz w:val="16"/>
-          <w:szCs w:val="16"/>
-          <w:lang w:val="sv-SE"/>
-        </w:rPr>
-        <w:t xml:space="preserve"> ini </w:t>
-      </w:r>
-      <w:proofErr w:type="spellStart"/>
-      <w:r>
-        <w:rPr>
-          <w:rFonts w:ascii="Arial" w:hAnsi="Arial" w:cs="Arial"/>
-          <w:sz w:val="16"/>
-          <w:szCs w:val="16"/>
-          <w:lang w:val="sv-SE"/>
-        </w:rPr>
-        <w:t>telah</w:t>
-      </w:r>
-      <w:proofErr w:type="spellEnd"/>
-      <w:r>
-        <w:rPr>
-          <w:rFonts w:ascii="Arial" w:hAnsi="Arial" w:cs="Arial"/>
-          <w:sz w:val="16"/>
-          <w:szCs w:val="16"/>
-          <w:lang w:val="sv-SE"/>
-        </w:rPr>
-        <w:t xml:space="preserve"> </w:t>
-      </w:r>
-      <w:proofErr w:type="spellStart"/>
-      <w:r>
-        <w:rPr>
-          <w:rFonts w:ascii="Arial" w:hAnsi="Arial" w:cs="Arial"/>
-          <w:sz w:val="16"/>
-          <w:szCs w:val="16"/>
-          <w:lang w:val="sv-SE"/>
-        </w:rPr>
-        <w:t>memperoleh</w:t>
-      </w:r>
-      <w:proofErr w:type="spellEnd"/>
-      <w:r>
-        <w:rPr>
-          <w:rFonts w:ascii="Arial" w:hAnsi="Arial" w:cs="Arial"/>
-          <w:sz w:val="16"/>
-          <w:szCs w:val="16"/>
-          <w:lang w:val="sv-SE"/>
-        </w:rPr>
-        <w:t xml:space="preserve"> </w:t>
-      </w:r>
-      <w:proofErr w:type="spellStart"/>
-      <w:r>
-        <w:rPr>
-          <w:rFonts w:ascii="Arial" w:hAnsi="Arial" w:cs="Arial"/>
-          <w:sz w:val="16"/>
-          <w:szCs w:val="16"/>
-          <w:lang w:val="sv-SE"/>
-        </w:rPr>
-        <w:t>persetujuan</w:t>
-      </w:r>
-      <w:proofErr w:type="spellEnd"/>
-      <w:r>
-        <w:rPr>
-          <w:rFonts w:ascii="Arial" w:hAnsi="Arial" w:cs="Arial"/>
-          <w:sz w:val="16"/>
-          <w:szCs w:val="16"/>
-          <w:lang w:val="sv-SE"/>
-        </w:rPr>
-        <w:t xml:space="preserve"> </w:t>
-      </w:r>
-      <w:proofErr w:type="spellStart"/>
-      <w:r>
-        <w:rPr>
-          <w:rFonts w:ascii="Arial" w:hAnsi="Arial" w:cs="Arial"/>
-          <w:sz w:val="16"/>
-          <w:szCs w:val="16"/>
-          <w:lang w:val="sv-SE"/>
-        </w:rPr>
-        <w:t>serta</w:t>
-      </w:r>
-      <w:proofErr w:type="spellEnd"/>
-      <w:r>
-        <w:rPr>
-          <w:rFonts w:ascii="Arial" w:hAnsi="Arial" w:cs="Arial"/>
-          <w:sz w:val="16"/>
-          <w:szCs w:val="16"/>
-          <w:lang w:val="sv-SE"/>
-        </w:rPr>
-        <w:t xml:space="preserve"> </w:t>
-      </w:r>
-      <w:proofErr w:type="spellStart"/>
-      <w:r>
-        <w:rPr>
-          <w:rFonts w:ascii="Arial" w:hAnsi="Arial" w:cs="Arial"/>
-          <w:sz w:val="16"/>
-          <w:szCs w:val="16"/>
-          <w:lang w:val="sv-SE"/>
-        </w:rPr>
-        <w:t>serta</w:t>
-      </w:r>
-      <w:proofErr w:type="spellEnd"/>
-      <w:r>
-        <w:rPr>
-          <w:rFonts w:ascii="Arial" w:hAnsi="Arial" w:cs="Arial"/>
-          <w:sz w:val="16"/>
-          <w:szCs w:val="16"/>
-          <w:lang w:val="sv-SE"/>
-        </w:rPr>
-        <w:t xml:space="preserve"> </w:t>
+        <w:t xml:space="preserve">dan untuk melakukan tindakan hukum dalam perjanjian ini telah memperoleh persetujuan serta serta </w:t>
       </w:r>
       <w:proofErr w:type="spellStart"/>
       <w:r>
@@ -7807,7 +6640,7 @@
           <w:szCs w:val="16"/>
           <w:lang w:val="en-US"/>
         </w:rPr>
-        <w:t xml:space="preserve">, </w:t>
+        <w:t xml:space="preserve">, bunga dan </w:t>
       </w:r>
       <w:proofErr w:type="spellStart"/>
       <w:r>
@@ -7819,36 +6652,12 @@
           <w:szCs w:val="16"/>
           <w:lang w:val="en-US"/>
         </w:rPr>
-        <w:t>bunga</w:t>
+        <w:t>denda</w:t>
       </w:r>
       <w:proofErr w:type="spellEnd"/>
       <w:r>
         <w:rPr>
           <w:rFonts w:ascii="Arial" w:hAnsi="Arial" w:cs="Arial"/>
-          <w:b/>
-          <w:bCs/>
-          <w:sz w:val="16"/>
-          <w:szCs w:val="16"/>
-          <w:lang w:val="en-US"/>
-        </w:rPr>
-        <w:t xml:space="preserve"> dan </w:t>
-      </w:r>
-      <w:proofErr w:type="spellStart"/>
-      <w:r>
-        <w:rPr>
-          <w:rFonts w:ascii="Arial" w:hAnsi="Arial" w:cs="Arial"/>
-          <w:b/>
-          <w:bCs/>
-          <w:sz w:val="16"/>
-          <w:szCs w:val="16"/>
-          <w:lang w:val="en-US"/>
-        </w:rPr>
-        <w:t>denda</w:t>
-      </w:r>
-      <w:proofErr w:type="spellEnd"/>
-      <w:r>
-        <w:rPr>
-          <w:rFonts w:ascii="Arial" w:hAnsi="Arial" w:cs="Arial"/>
           <w:sz w:val="16"/>
           <w:szCs w:val="16"/>
           <w:lang w:val="sv-SE"/>
@@ -7864,7 +6673,6 @@
         </w:rPr>
         <w:t xml:space="preserve"> {{</w:t>
       </w:r>
-      <w:proofErr w:type="spellStart"/>
       <w:r>
         <w:rPr>
           <w:rFonts w:ascii="Arial" w:hAnsi="Arial" w:cs="Arial"/>
@@ -7874,277 +6682,15 @@
         </w:rPr>
         <w:t>bertempat_tinggal_sama</w:t>
       </w:r>
-      <w:proofErr w:type="spellEnd"/>
-      <w:r>
-        <w:rPr>
-          <w:rFonts w:ascii="Arial" w:hAnsi="Arial" w:cs="Arial"/>
-          <w:sz w:val="16"/>
-          <w:szCs w:val="16"/>
-          <w:lang w:val="sv-SE"/>
-        </w:rPr>
-        <w:t xml:space="preserve">}}, yang </w:t>
-      </w:r>
-      <w:proofErr w:type="spellStart"/>
-      <w:r>
-        <w:rPr>
-          <w:rFonts w:ascii="Arial" w:hAnsi="Arial" w:cs="Arial"/>
-          <w:sz w:val="16"/>
-          <w:szCs w:val="16"/>
-          <w:lang w:val="sv-SE"/>
-        </w:rPr>
-        <w:t>turut</w:t>
-      </w:r>
-      <w:proofErr w:type="spellEnd"/>
-      <w:r>
-        <w:rPr>
-          <w:rFonts w:ascii="Arial" w:hAnsi="Arial" w:cs="Arial"/>
-          <w:sz w:val="16"/>
-          <w:szCs w:val="16"/>
-          <w:lang w:val="sv-SE"/>
-        </w:rPr>
-        <w:t xml:space="preserve"> pula </w:t>
-      </w:r>
-      <w:proofErr w:type="spellStart"/>
-      <w:r>
-        <w:rPr>
-          <w:rFonts w:ascii="Arial" w:hAnsi="Arial" w:cs="Arial"/>
-          <w:sz w:val="16"/>
-          <w:szCs w:val="16"/>
-          <w:lang w:val="sv-SE"/>
-        </w:rPr>
-        <w:t>menandatangani</w:t>
-      </w:r>
-      <w:proofErr w:type="spellEnd"/>
-      <w:r>
-        <w:rPr>
-          <w:rFonts w:ascii="Arial" w:hAnsi="Arial" w:cs="Arial"/>
-          <w:sz w:val="16"/>
-          <w:szCs w:val="16"/>
-          <w:lang w:val="sv-SE"/>
-        </w:rPr>
-        <w:t xml:space="preserve"> </w:t>
-      </w:r>
-      <w:proofErr w:type="spellStart"/>
-      <w:r>
-        <w:rPr>
-          <w:rFonts w:ascii="Arial" w:hAnsi="Arial" w:cs="Arial"/>
-          <w:sz w:val="16"/>
-          <w:szCs w:val="16"/>
-          <w:lang w:val="sv-SE"/>
-        </w:rPr>
-        <w:t>perjanjian</w:t>
-      </w:r>
-      <w:proofErr w:type="spellEnd"/>
-      <w:r>
-        <w:rPr>
-          <w:rFonts w:ascii="Arial" w:hAnsi="Arial" w:cs="Arial"/>
-          <w:sz w:val="16"/>
-          <w:szCs w:val="16"/>
-          <w:lang w:val="sv-SE"/>
-        </w:rPr>
-        <w:t xml:space="preserve"> ini, </w:t>
-      </w:r>
-      <w:proofErr w:type="spellStart"/>
-      <w:r>
-        <w:rPr>
-          <w:rFonts w:ascii="Arial" w:hAnsi="Arial" w:cs="Arial"/>
-          <w:sz w:val="16"/>
-          <w:szCs w:val="16"/>
-          <w:lang w:val="sv-SE"/>
-        </w:rPr>
-        <w:t>yaitu</w:t>
-      </w:r>
-      <w:proofErr w:type="spellEnd"/>
-      <w:r>
-        <w:rPr>
-          <w:rFonts w:ascii="Arial" w:hAnsi="Arial" w:cs="Arial"/>
-          <w:sz w:val="16"/>
-          <w:szCs w:val="16"/>
-          <w:lang w:val="sv-SE"/>
-        </w:rPr>
-        <w:t xml:space="preserve"> {{</w:t>
-      </w:r>
-      <w:proofErr w:type="spellStart"/>
-      <w:r>
-        <w:rPr>
-          <w:rFonts w:ascii="Arial" w:hAnsi="Arial" w:cs="Arial"/>
-          <w:sz w:val="16"/>
-          <w:szCs w:val="16"/>
-          <w:lang w:val="sv-SE"/>
-        </w:rPr>
-        <w:t>nama_penjamin</w:t>
-      </w:r>
-      <w:proofErr w:type="spellEnd"/>
-      <w:r>
-        <w:rPr>
-          <w:rFonts w:ascii="Arial" w:hAnsi="Arial" w:cs="Arial"/>
-          <w:sz w:val="16"/>
-          <w:szCs w:val="16"/>
-          <w:lang w:val="sv-SE"/>
-        </w:rPr>
-        <w:t xml:space="preserve">}}, </w:t>
-      </w:r>
-      <w:proofErr w:type="spellStart"/>
-      <w:r>
-        <w:rPr>
-          <w:rFonts w:ascii="Arial" w:hAnsi="Arial" w:cs="Arial"/>
-          <w:sz w:val="16"/>
-          <w:szCs w:val="16"/>
-          <w:lang w:val="sv-SE"/>
-        </w:rPr>
-        <w:t>lahir</w:t>
-      </w:r>
-      <w:proofErr w:type="spellEnd"/>
-      <w:r>
-        <w:rPr>
-          <w:rFonts w:ascii="Arial" w:hAnsi="Arial" w:cs="Arial"/>
-          <w:sz w:val="16"/>
-          <w:szCs w:val="16"/>
-          <w:lang w:val="sv-SE"/>
-        </w:rPr>
-        <w:t xml:space="preserve"> di {{</w:t>
-      </w:r>
-      <w:proofErr w:type="spellStart"/>
-      <w:r>
-        <w:rPr>
-          <w:rFonts w:ascii="Arial" w:hAnsi="Arial" w:cs="Arial"/>
-          <w:sz w:val="16"/>
-          <w:szCs w:val="16"/>
-          <w:lang w:val="sv-SE"/>
-        </w:rPr>
-        <w:t>tempat_lahir_penjamin</w:t>
-      </w:r>
-      <w:proofErr w:type="spellEnd"/>
-      <w:r>
-        <w:rPr>
-          <w:rFonts w:ascii="Arial" w:hAnsi="Arial" w:cs="Arial"/>
-          <w:sz w:val="16"/>
-          <w:szCs w:val="16"/>
-          <w:lang w:val="sv-SE"/>
-        </w:rPr>
-        <w:t xml:space="preserve">}}, </w:t>
-      </w:r>
-      <w:proofErr w:type="spellStart"/>
-      <w:r>
-        <w:rPr>
-          <w:rFonts w:ascii="Arial" w:hAnsi="Arial" w:cs="Arial"/>
-          <w:sz w:val="16"/>
-          <w:szCs w:val="16"/>
-          <w:lang w:val="sv-SE"/>
-        </w:rPr>
-        <w:t>Tanggal</w:t>
-      </w:r>
-      <w:proofErr w:type="spellEnd"/>
-      <w:r>
-        <w:rPr>
-          <w:rFonts w:ascii="Arial" w:hAnsi="Arial" w:cs="Arial"/>
-          <w:sz w:val="16"/>
-          <w:szCs w:val="16"/>
-          <w:lang w:val="sv-SE"/>
-        </w:rPr>
-        <w:t xml:space="preserve"> {{</w:t>
-      </w:r>
-      <w:proofErr w:type="spellStart"/>
-      <w:r>
-        <w:rPr>
-          <w:rFonts w:ascii="Arial" w:hAnsi="Arial" w:cs="Arial"/>
-          <w:sz w:val="16"/>
-          <w:szCs w:val="16"/>
-          <w:lang w:val="sv-SE"/>
-        </w:rPr>
-        <w:t>tanggal_lahir_penjamin</w:t>
-      </w:r>
-      <w:proofErr w:type="spellEnd"/>
-      <w:r>
-        <w:rPr>
-          <w:rFonts w:ascii="Arial" w:hAnsi="Arial" w:cs="Arial"/>
-          <w:sz w:val="16"/>
-          <w:szCs w:val="16"/>
-          <w:lang w:val="sv-SE"/>
-        </w:rPr>
-        <w:t xml:space="preserve">}} </w:t>
-      </w:r>
-      <w:proofErr w:type="spellStart"/>
-      <w:r>
-        <w:rPr>
-          <w:rFonts w:ascii="Arial" w:hAnsi="Arial" w:cs="Arial"/>
-          <w:sz w:val="16"/>
-          <w:szCs w:val="16"/>
-          <w:lang w:val="sv-SE"/>
-        </w:rPr>
-        <w:t>bertempat</w:t>
-      </w:r>
-      <w:proofErr w:type="spellEnd"/>
-      <w:r>
-        <w:rPr>
-          <w:rFonts w:ascii="Arial" w:hAnsi="Arial" w:cs="Arial"/>
-          <w:sz w:val="16"/>
-          <w:szCs w:val="16"/>
-          <w:lang w:val="sv-SE"/>
-        </w:rPr>
-        <w:t xml:space="preserve"> </w:t>
-      </w:r>
-      <w:proofErr w:type="spellStart"/>
-      <w:r>
-        <w:rPr>
-          <w:rFonts w:ascii="Arial" w:hAnsi="Arial" w:cs="Arial"/>
-          <w:sz w:val="16"/>
-          <w:szCs w:val="16"/>
-          <w:lang w:val="sv-SE"/>
-        </w:rPr>
-        <w:t>tinggal</w:t>
-      </w:r>
-      <w:proofErr w:type="spellEnd"/>
-      <w:r>
-        <w:rPr>
-          <w:rFonts w:ascii="Arial" w:hAnsi="Arial" w:cs="Arial"/>
-          <w:sz w:val="16"/>
-          <w:szCs w:val="16"/>
-          <w:lang w:val="sv-SE"/>
-        </w:rPr>
-        <w:t xml:space="preserve"> </w:t>
-      </w:r>
-      <w:proofErr w:type="spellStart"/>
-      <w:r>
-        <w:rPr>
-          <w:rFonts w:ascii="Arial" w:hAnsi="Arial" w:cs="Arial"/>
-          <w:sz w:val="16"/>
-          <w:szCs w:val="16"/>
-          <w:lang w:val="sv-SE"/>
-        </w:rPr>
-        <w:t>sama</w:t>
-      </w:r>
-      <w:proofErr w:type="spellEnd"/>
-      <w:r>
-        <w:rPr>
-          <w:rFonts w:ascii="Arial" w:hAnsi="Arial" w:cs="Arial"/>
-          <w:sz w:val="16"/>
-          <w:szCs w:val="16"/>
-          <w:lang w:val="sv-SE"/>
-        </w:rPr>
-        <w:t xml:space="preserve"> </w:t>
-      </w:r>
-      <w:proofErr w:type="spellStart"/>
-      <w:r>
-        <w:rPr>
-          <w:rFonts w:ascii="Arial" w:hAnsi="Arial" w:cs="Arial"/>
-          <w:sz w:val="16"/>
-          <w:szCs w:val="16"/>
-          <w:lang w:val="sv-SE"/>
-        </w:rPr>
-        <w:t>dengan</w:t>
-      </w:r>
-      <w:proofErr w:type="spellEnd"/>
-      <w:r>
-        <w:rPr>
-          <w:rFonts w:ascii="Arial" w:hAnsi="Arial" w:cs="Arial"/>
-          <w:sz w:val="16"/>
-          <w:szCs w:val="16"/>
-          <w:lang w:val="sv-SE"/>
-        </w:rPr>
-        <w:t xml:space="preserve"> {{</w:t>
-      </w:r>
-      <w:proofErr w:type="spellStart"/>
+      <w:r>
+        <w:rPr>
+          <w:rFonts w:ascii="Arial" w:hAnsi="Arial" w:cs="Arial"/>
+          <w:sz w:val="16"/>
+          <w:szCs w:val="16"/>
+          <w:lang w:val="sv-SE"/>
+        </w:rPr>
+        <w:t>}}, yang turut pula menandatangani perjanjian ini, yaitu {{nama_penjamin}}, lahir di {{tempat_lahir_penjamin}}, Tanggal {{tanggal_lahir_penjamin}} bertempat tinggal sama dengan {{</w:t>
+      </w:r>
       <w:r>
         <w:rPr>
           <w:rFonts w:ascii="Arial" w:hAnsi="Arial" w:cs="Arial"/>
@@ -8154,75 +6700,14 @@
         </w:rPr>
         <w:t>hubungan_debitur_penjamin</w:t>
       </w:r>
-      <w:proofErr w:type="spellEnd"/>
-      <w:r>
-        <w:rPr>
-          <w:rFonts w:ascii="Arial" w:hAnsi="Arial" w:cs="Arial"/>
-          <w:sz w:val="16"/>
-          <w:szCs w:val="16"/>
-          <w:lang w:val="sv-SE"/>
-        </w:rPr>
-        <w:t xml:space="preserve">}}nya </w:t>
-      </w:r>
-      <w:proofErr w:type="spellStart"/>
-      <w:r>
-        <w:rPr>
-          <w:rFonts w:ascii="Arial" w:hAnsi="Arial" w:cs="Arial"/>
-          <w:sz w:val="16"/>
-          <w:szCs w:val="16"/>
-          <w:lang w:val="sv-SE"/>
-        </w:rPr>
-        <w:t>tersebut</w:t>
-      </w:r>
-      <w:proofErr w:type="spellEnd"/>
-      <w:r>
-        <w:rPr>
-          <w:rFonts w:ascii="Arial" w:hAnsi="Arial" w:cs="Arial"/>
-          <w:sz w:val="16"/>
-          <w:szCs w:val="16"/>
-          <w:lang w:val="sv-SE"/>
-        </w:rPr>
-        <w:t xml:space="preserve"> </w:t>
-      </w:r>
-      <w:proofErr w:type="spellStart"/>
-      <w:r>
-        <w:rPr>
-          <w:rFonts w:ascii="Arial" w:hAnsi="Arial" w:cs="Arial"/>
-          <w:sz w:val="16"/>
-          <w:szCs w:val="16"/>
-          <w:lang w:val="sv-SE"/>
-        </w:rPr>
-        <w:t>No.KTP</w:t>
-      </w:r>
-      <w:proofErr w:type="spellEnd"/>
-      <w:r>
-        <w:rPr>
-          <w:rFonts w:ascii="Arial" w:hAnsi="Arial" w:cs="Arial"/>
-          <w:sz w:val="16"/>
-          <w:szCs w:val="16"/>
-          <w:lang w:val="sv-SE"/>
-        </w:rPr>
-        <w:t xml:space="preserve"> {{</w:t>
-      </w:r>
-      <w:proofErr w:type="spellStart"/>
-      <w:r>
-        <w:rPr>
-          <w:rFonts w:ascii="Arial" w:hAnsi="Arial" w:cs="Arial"/>
-          <w:sz w:val="16"/>
-          <w:szCs w:val="16"/>
-          <w:lang w:val="sv-SE"/>
-        </w:rPr>
-        <w:t>no_ktp_penjamin</w:t>
-      </w:r>
-      <w:proofErr w:type="spellEnd"/>
-      <w:r>
-        <w:rPr>
-          <w:rFonts w:ascii="Arial" w:hAnsi="Arial" w:cs="Arial"/>
-          <w:sz w:val="16"/>
-          <w:szCs w:val="16"/>
-          <w:lang w:val="sv-SE"/>
-        </w:rPr>
-        <w:t>}}</w:t>
+      <w:r>
+        <w:rPr>
+          <w:rFonts w:ascii="Arial" w:hAnsi="Arial" w:cs="Arial"/>
+          <w:sz w:val="16"/>
+          <w:szCs w:val="16"/>
+          <w:lang w:val="sv-SE"/>
+        </w:rPr>
+        <w:t>}}nya tersebut No.KTP {{no_ktp_penjamin}}</w:t>
       </w:r>
     </w:p>
     <w:p>
@@ -8253,41 +6738,7 @@
           <w:szCs w:val="16"/>
           <w:lang w:val="sv-SE"/>
         </w:rPr>
-        <w:t xml:space="preserve">selanjutnya </w:t>
-      </w:r>
-      <w:proofErr w:type="spellStart"/>
-      <w:proofErr w:type="gramStart"/>
-      <w:r>
-        <w:rPr>
-          <w:rFonts w:ascii="Arial" w:hAnsi="Arial" w:cs="Arial"/>
-          <w:bCs/>
-          <w:sz w:val="16"/>
-          <w:szCs w:val="16"/>
-          <w:lang w:val="sv-SE"/>
-        </w:rPr>
-        <w:t>disebut</w:t>
-      </w:r>
-      <w:proofErr w:type="spellEnd"/>
-      <w:r>
-        <w:rPr>
-          <w:rFonts w:ascii="Arial" w:hAnsi="Arial" w:cs="Arial"/>
-          <w:bCs/>
-          <w:sz w:val="16"/>
-          <w:szCs w:val="16"/>
-          <w:lang w:val="sv-SE"/>
-        </w:rPr>
-        <w:t xml:space="preserve"> :</w:t>
-      </w:r>
-      <w:proofErr w:type="gramEnd"/>
-      <w:r>
-        <w:rPr>
-          <w:rFonts w:ascii="Arial" w:hAnsi="Arial" w:cs="Arial"/>
-          <w:bCs/>
-          <w:sz w:val="16"/>
-          <w:szCs w:val="16"/>
-          <w:lang w:val="sv-SE"/>
-        </w:rPr>
-        <w:t>---------------------</w:t>
+        <w:t>selanjutnya disebut :---------------------</w:t>
       </w:r>
       <w:r>
         <w:rPr>
@@ -8564,27 +7015,7 @@
           <w:sz w:val="16"/>
           <w:szCs w:val="16"/>
         </w:rPr>
-        <w:t>0100.3.31.{{</w:t>
-      </w:r>
-      <w:proofErr w:type="spellStart"/>
-      <w:r>
-        <w:rPr>
-          <w:rFonts w:ascii="Arial" w:hAnsi="Arial" w:cs="Arial"/>
-          <w:bCs/>
-          <w:sz w:val="16"/>
-          <w:szCs w:val="16"/>
-        </w:rPr>
-        <w:t>nomor_surat</w:t>
-      </w:r>
-      <w:proofErr w:type="spellEnd"/>
-      <w:r>
-        <w:rPr>
-          <w:rFonts w:ascii="Arial" w:hAnsi="Arial" w:cs="Arial"/>
-          <w:bCs/>
-          <w:sz w:val="16"/>
-          <w:szCs w:val="16"/>
-        </w:rPr>
-        <w:t>}}</w:t>
+        <w:t>0100.3.31.{{nomor_surat}}</w:t>
       </w:r>
       <w:r>
         <w:rPr>
@@ -8865,16 +7296,7 @@
           <w:szCs w:val="16"/>
           <w:lang w:val="sv-SE"/>
         </w:rPr>
-        <w:t xml:space="preserve">Dokumen agunan berarti semua dokumen pengikatan jaminan yang diserahkan oleh DEBITUR dan / atau pihak ketiga lainnya kepada BANK, baik yang dibuat secara notariil maupun secara dibawah tangan untuk menjamin </w:t>
-      </w:r>
-      <w:r>
-        <w:rPr>
-          <w:rFonts w:ascii="Arial" w:hAnsi="Arial" w:cs="Arial"/>
-          <w:sz w:val="16"/>
-          <w:szCs w:val="16"/>
-          <w:lang w:val="sv-SE"/>
-        </w:rPr>
-        <w:t>pembayaran dan pembayaran kembali utang</w:t>
+        <w:t>Dokumen agunan berarti semua dokumen pengikatan jaminan yang diserahkan oleh DEBITUR dan / atau pihak ketiga lainnya kepada BANK, baik yang dibuat secara notariil maupun secara dibawah tangan untuk menjamin pembayaran dan pembayaran kembali utang</w:t>
       </w:r>
       <w:r>
         <w:rPr>
@@ -9610,27 +8032,7 @@
           <w:szCs w:val="16"/>
           <w:lang w:val="sv-SE"/>
         </w:rPr>
-        <w:t xml:space="preserve">DEBITUR dengan ini berjanji dan mengikatkan diri terhadap BANK yang dengan ini menerima janji dari DEBITUR untuk melunasi seluruh utang atas </w:t>
-      </w:r>
-      <w:proofErr w:type="gramStart"/>
-      <w:r>
-        <w:rPr>
-          <w:rFonts w:ascii="Arial" w:hAnsi="Arial" w:cs="Arial"/>
-          <w:sz w:val="16"/>
-          <w:szCs w:val="16"/>
-          <w:lang w:val="sv-SE"/>
-        </w:rPr>
-        <w:t>kredit yang</w:t>
-      </w:r>
-      <w:proofErr w:type="gramEnd"/>
-      <w:r>
-        <w:rPr>
-          <w:rFonts w:ascii="Arial" w:hAnsi="Arial" w:cs="Arial"/>
-          <w:sz w:val="16"/>
-          <w:szCs w:val="16"/>
-          <w:lang w:val="sv-SE"/>
-        </w:rPr>
-        <w:t xml:space="preserve"> diterimanya sebesar </w:t>
+        <w:t xml:space="preserve">DEBITUR dengan ini berjanji dan mengikatkan diri terhadap BANK yang dengan ini menerima janji dari DEBITUR untuk melunasi seluruh utang atas kredit yang diterimanya sebesar </w:t>
       </w:r>
       <w:r>
         <w:rPr>
@@ -9680,39 +8082,17 @@
           <w:szCs w:val="16"/>
           <w:lang w:val="sv-SE"/>
         </w:rPr>
-        <w:t xml:space="preserve">yang </w:t>
-      </w:r>
-      <w:proofErr w:type="spellStart"/>
-      <w:r>
-        <w:rPr>
-          <w:rFonts w:ascii="Arial" w:hAnsi="Arial" w:cs="Arial"/>
-          <w:sz w:val="16"/>
-          <w:szCs w:val="16"/>
-          <w:lang w:val="sv-SE"/>
-        </w:rPr>
-        <w:t>terdiri</w:t>
-      </w:r>
-      <w:proofErr w:type="spellEnd"/>
-      <w:r>
-        <w:rPr>
-          <w:rFonts w:ascii="Arial" w:hAnsi="Arial" w:cs="Arial"/>
-          <w:sz w:val="16"/>
-          <w:szCs w:val="16"/>
-          <w:lang w:val="sv-SE"/>
-        </w:rPr>
-        <w:t xml:space="preserve"> dari </w:t>
-      </w:r>
-      <w:proofErr w:type="spellStart"/>
-      <w:r>
-        <w:rPr>
-          <w:rFonts w:ascii="Arial" w:hAnsi="Arial" w:cs="Arial"/>
-          <w:sz w:val="16"/>
-          <w:szCs w:val="16"/>
-          <w:lang w:val="sv-SE"/>
-        </w:rPr>
-        <w:t>utang</w:t>
-      </w:r>
-      <w:proofErr w:type="spellEnd"/>
+        <w:t xml:space="preserve">yang terdiri dari utang pokok dan utang bunga dalam jangka waktu selama </w:t>
+      </w:r>
+      <w:r>
+        <w:rPr>
+          <w:rFonts w:ascii="Arial" w:hAnsi="Arial" w:cs="Arial"/>
+          <w:sz w:val="16"/>
+          <w:szCs w:val="16"/>
+          <w:lang w:val="sv-SE"/>
+        </w:rPr>
+        <w:t>{{jangka_waktu}}</w:t>
+      </w:r>
       <w:r>
         <w:rPr>
           <w:rFonts w:ascii="Arial" w:hAnsi="Arial" w:cs="Arial"/>
@@ -9722,37 +8102,15 @@
         </w:rPr>
         <w:t xml:space="preserve"> </w:t>
       </w:r>
-      <w:proofErr w:type="spellStart"/>
-      <w:r>
-        <w:rPr>
-          <w:rFonts w:ascii="Arial" w:hAnsi="Arial" w:cs="Arial"/>
-          <w:sz w:val="16"/>
-          <w:szCs w:val="16"/>
-          <w:lang w:val="sv-SE"/>
-        </w:rPr>
-        <w:t>pokok</w:t>
-      </w:r>
-      <w:proofErr w:type="spellEnd"/>
-      <w:r>
-        <w:rPr>
-          <w:rFonts w:ascii="Arial" w:hAnsi="Arial" w:cs="Arial"/>
-          <w:sz w:val="16"/>
-          <w:szCs w:val="16"/>
-          <w:lang w:val="sv-SE"/>
-        </w:rPr>
-        <w:t xml:space="preserve"> dan </w:t>
-      </w:r>
-      <w:proofErr w:type="spellStart"/>
-      <w:r>
-        <w:rPr>
-          <w:rFonts w:ascii="Arial" w:hAnsi="Arial" w:cs="Arial"/>
-          <w:sz w:val="16"/>
-          <w:szCs w:val="16"/>
-          <w:lang w:val="sv-SE"/>
-        </w:rPr>
-        <w:t>utang</w:t>
-      </w:r>
-      <w:proofErr w:type="spellEnd"/>
+      <w:r>
+        <w:rPr>
+          <w:rFonts w:ascii="Arial" w:hAnsi="Arial" w:cs="Arial"/>
+          <w:sz w:val="16"/>
+          <w:szCs w:val="16"/>
+          <w:lang w:val="sv-SE"/>
+        </w:rPr>
+        <w:t>bulan</w:t>
+      </w:r>
       <w:r>
         <w:rPr>
           <w:rFonts w:ascii="Arial" w:hAnsi="Arial" w:cs="Arial"/>
@@ -9762,261 +8120,14 @@
         </w:rPr>
         <w:t xml:space="preserve"> </w:t>
       </w:r>
-      <w:proofErr w:type="spellStart"/>
-      <w:r>
-        <w:rPr>
-          <w:rFonts w:ascii="Arial" w:hAnsi="Arial" w:cs="Arial"/>
-          <w:sz w:val="16"/>
-          <w:szCs w:val="16"/>
-          <w:lang w:val="sv-SE"/>
-        </w:rPr>
-        <w:t>bunga</w:t>
-      </w:r>
-      <w:proofErr w:type="spellEnd"/>
-      <w:r>
-        <w:rPr>
-          <w:rFonts w:ascii="Arial" w:hAnsi="Arial" w:cs="Arial"/>
-          <w:sz w:val="16"/>
-          <w:szCs w:val="16"/>
-          <w:lang w:val="sv-SE"/>
-        </w:rPr>
-        <w:t xml:space="preserve"> </w:t>
-      </w:r>
-      <w:proofErr w:type="spellStart"/>
-      <w:r>
-        <w:rPr>
-          <w:rFonts w:ascii="Arial" w:hAnsi="Arial" w:cs="Arial"/>
-          <w:sz w:val="16"/>
-          <w:szCs w:val="16"/>
-          <w:lang w:val="sv-SE"/>
-        </w:rPr>
-        <w:t>dalam</w:t>
-      </w:r>
-      <w:proofErr w:type="spellEnd"/>
-      <w:r>
-        <w:rPr>
-          <w:rFonts w:ascii="Arial" w:hAnsi="Arial" w:cs="Arial"/>
-          <w:sz w:val="16"/>
-          <w:szCs w:val="16"/>
-          <w:lang w:val="sv-SE"/>
-        </w:rPr>
-        <w:t xml:space="preserve"> </w:t>
-      </w:r>
-      <w:proofErr w:type="spellStart"/>
-      <w:r>
-        <w:rPr>
-          <w:rFonts w:ascii="Arial" w:hAnsi="Arial" w:cs="Arial"/>
-          <w:sz w:val="16"/>
-          <w:szCs w:val="16"/>
-          <w:lang w:val="sv-SE"/>
-        </w:rPr>
-        <w:t>jangka</w:t>
-      </w:r>
-      <w:proofErr w:type="spellEnd"/>
-      <w:r>
-        <w:rPr>
-          <w:rFonts w:ascii="Arial" w:hAnsi="Arial" w:cs="Arial"/>
-          <w:sz w:val="16"/>
-          <w:szCs w:val="16"/>
-          <w:lang w:val="sv-SE"/>
-        </w:rPr>
-        <w:t xml:space="preserve"> </w:t>
-      </w:r>
-      <w:proofErr w:type="spellStart"/>
-      <w:r>
-        <w:rPr>
-          <w:rFonts w:ascii="Arial" w:hAnsi="Arial" w:cs="Arial"/>
-          <w:sz w:val="16"/>
-          <w:szCs w:val="16"/>
-          <w:lang w:val="sv-SE"/>
-        </w:rPr>
-        <w:t>waktu</w:t>
-      </w:r>
-      <w:proofErr w:type="spellEnd"/>
-      <w:r>
-        <w:rPr>
-          <w:rFonts w:ascii="Arial" w:hAnsi="Arial" w:cs="Arial"/>
-          <w:sz w:val="16"/>
-          <w:szCs w:val="16"/>
-          <w:lang w:val="sv-SE"/>
-        </w:rPr>
-        <w:t xml:space="preserve"> </w:t>
-      </w:r>
-      <w:proofErr w:type="spellStart"/>
-      <w:r>
-        <w:rPr>
-          <w:rFonts w:ascii="Arial" w:hAnsi="Arial" w:cs="Arial"/>
-          <w:sz w:val="16"/>
-          <w:szCs w:val="16"/>
-          <w:lang w:val="sv-SE"/>
-        </w:rPr>
-        <w:t>selama</w:t>
-      </w:r>
-      <w:proofErr w:type="spellEnd"/>
-      <w:r>
-        <w:rPr>
-          <w:rFonts w:ascii="Arial" w:hAnsi="Arial" w:cs="Arial"/>
-          <w:sz w:val="16"/>
-          <w:szCs w:val="16"/>
-          <w:lang w:val="sv-SE"/>
-        </w:rPr>
-        <w:t xml:space="preserve"> </w:t>
-      </w:r>
-      <w:r>
-        <w:rPr>
-          <w:rFonts w:ascii="Arial" w:hAnsi="Arial" w:cs="Arial"/>
-          <w:sz w:val="16"/>
-          <w:szCs w:val="16"/>
-          <w:lang w:val="sv-SE"/>
-        </w:rPr>
-        <w:t>{{</w:t>
-      </w:r>
-      <w:proofErr w:type="spellStart"/>
-      <w:r>
-        <w:rPr>
-          <w:rFonts w:ascii="Arial" w:hAnsi="Arial" w:cs="Arial"/>
-          <w:sz w:val="16"/>
-          <w:szCs w:val="16"/>
-          <w:lang w:val="sv-SE"/>
-        </w:rPr>
-        <w:t>jangka_waktu</w:t>
-      </w:r>
-      <w:proofErr w:type="spellEnd"/>
-      <w:r>
-        <w:rPr>
-          <w:rFonts w:ascii="Arial" w:hAnsi="Arial" w:cs="Arial"/>
-          <w:sz w:val="16"/>
-          <w:szCs w:val="16"/>
-          <w:lang w:val="sv-SE"/>
-        </w:rPr>
-        <w:t>}}</w:t>
-      </w:r>
-      <w:r>
-        <w:rPr>
-          <w:rFonts w:ascii="Arial" w:hAnsi="Arial" w:cs="Arial"/>
-          <w:sz w:val="16"/>
-          <w:szCs w:val="16"/>
-          <w:lang w:val="sv-SE"/>
-        </w:rPr>
-        <w:t xml:space="preserve"> </w:t>
-      </w:r>
-      <w:r>
-        <w:rPr>
-          <w:rFonts w:ascii="Arial" w:hAnsi="Arial" w:cs="Arial"/>
-          <w:sz w:val="16"/>
-          <w:szCs w:val="16"/>
-          <w:lang w:val="sv-SE"/>
-        </w:rPr>
-        <w:t>bulan</w:t>
-      </w:r>
-      <w:r>
-        <w:rPr>
-          <w:rFonts w:ascii="Arial" w:hAnsi="Arial" w:cs="Arial"/>
-          <w:sz w:val="16"/>
-          <w:szCs w:val="16"/>
-          <w:lang w:val="sv-SE"/>
-        </w:rPr>
-        <w:t xml:space="preserve"> </w:t>
-      </w:r>
-      <w:proofErr w:type="spellStart"/>
-      <w:r>
-        <w:rPr>
-          <w:rFonts w:ascii="Arial" w:hAnsi="Arial" w:cs="Arial"/>
-          <w:sz w:val="16"/>
-          <w:szCs w:val="16"/>
-          <w:lang w:val="sv-SE"/>
-        </w:rPr>
-        <w:t>terhitung</w:t>
-      </w:r>
-      <w:proofErr w:type="spellEnd"/>
-      <w:r>
-        <w:rPr>
-          <w:rFonts w:ascii="Arial" w:hAnsi="Arial" w:cs="Arial"/>
-          <w:sz w:val="16"/>
-          <w:szCs w:val="16"/>
-          <w:lang w:val="sv-SE"/>
-        </w:rPr>
-        <w:t xml:space="preserve"> </w:t>
-      </w:r>
-      <w:proofErr w:type="spellStart"/>
-      <w:r>
-        <w:rPr>
-          <w:rFonts w:ascii="Arial" w:hAnsi="Arial" w:cs="Arial"/>
-          <w:sz w:val="16"/>
-          <w:szCs w:val="16"/>
-          <w:lang w:val="sv-SE"/>
-        </w:rPr>
-        <w:t>sejak</w:t>
-      </w:r>
-      <w:proofErr w:type="spellEnd"/>
-      <w:r>
-        <w:rPr>
-          <w:rFonts w:ascii="Arial" w:hAnsi="Arial" w:cs="Arial"/>
-          <w:sz w:val="16"/>
-          <w:szCs w:val="16"/>
-          <w:lang w:val="sv-SE"/>
-        </w:rPr>
-        <w:t xml:space="preserve"> </w:t>
-      </w:r>
-      <w:proofErr w:type="spellStart"/>
-      <w:r>
-        <w:rPr>
-          <w:rFonts w:ascii="Arial" w:hAnsi="Arial" w:cs="Arial"/>
-          <w:sz w:val="16"/>
-          <w:szCs w:val="16"/>
-          <w:lang w:val="sv-SE"/>
-        </w:rPr>
-        <w:t>saat</w:t>
-      </w:r>
-      <w:proofErr w:type="spellEnd"/>
-      <w:r>
-        <w:rPr>
-          <w:rFonts w:ascii="Arial" w:hAnsi="Arial" w:cs="Arial"/>
-          <w:sz w:val="16"/>
-          <w:szCs w:val="16"/>
-          <w:lang w:val="sv-SE"/>
-        </w:rPr>
-        <w:t xml:space="preserve"> </w:t>
-      </w:r>
-      <w:proofErr w:type="spellStart"/>
-      <w:r>
-        <w:rPr>
-          <w:rFonts w:ascii="Arial" w:hAnsi="Arial" w:cs="Arial"/>
-          <w:sz w:val="16"/>
-          <w:szCs w:val="16"/>
-          <w:lang w:val="sv-SE"/>
-        </w:rPr>
-        <w:t>penandatanganan</w:t>
-      </w:r>
-      <w:proofErr w:type="spellEnd"/>
-      <w:r>
-        <w:rPr>
-          <w:rFonts w:ascii="Arial" w:hAnsi="Arial" w:cs="Arial"/>
-          <w:sz w:val="16"/>
-          <w:szCs w:val="16"/>
-          <w:lang w:val="sv-SE"/>
-        </w:rPr>
-        <w:t xml:space="preserve"> surat </w:t>
-      </w:r>
-      <w:proofErr w:type="spellStart"/>
-      <w:r>
-        <w:rPr>
-          <w:rFonts w:ascii="Arial" w:hAnsi="Arial" w:cs="Arial"/>
-          <w:sz w:val="16"/>
-          <w:szCs w:val="16"/>
-          <w:lang w:val="sv-SE"/>
-        </w:rPr>
-        <w:t>perjanjian</w:t>
-      </w:r>
-      <w:proofErr w:type="spellEnd"/>
-      <w:r>
-        <w:rPr>
-          <w:rFonts w:ascii="Arial" w:hAnsi="Arial" w:cs="Arial"/>
-          <w:sz w:val="16"/>
-          <w:szCs w:val="16"/>
-          <w:lang w:val="sv-SE"/>
-        </w:rPr>
-        <w:t xml:space="preserve"> ini.</w:t>
+      <w:r>
+        <w:rPr>
+          <w:rFonts w:ascii="Arial" w:hAnsi="Arial" w:cs="Arial"/>
+          <w:sz w:val="16"/>
+          <w:szCs w:val="16"/>
+          <w:lang w:val="sv-SE"/>
+        </w:rPr>
+        <w:t>terhitung sejak saat penandatanganan surat perjanjian ini.</w:t>
       </w:r>
     </w:p>
     <w:p>
@@ -10337,17 +8448,7 @@
           <w:szCs w:val="16"/>
           <w:lang w:val="sv-SE"/>
         </w:rPr>
-        <w:t xml:space="preserve">Apabila DEBITUR terlambat membayar angsuran sebagaimana yang telah ditetapkan maka akan dikenakan denda atas setiap keterlambatan membayar </w:t>
-      </w:r>
-      <w:r>
-        <w:rPr>
-          <w:rFonts w:ascii="Arial" w:hAnsi="Arial" w:cs="Arial"/>
-          <w:sz w:val="16"/>
-          <w:szCs w:val="16"/>
-          <w:lang w:val="sv-SE"/>
-        </w:rPr>
-        <w:lastRenderedPageBreak/>
-        <w:t>angsuran sebesar 0,25 % (nol koma duapuluh lima perseratus) perhari dari jumlah angsuran telah jatuh tempo yang belum dibayarkan dan BANK akan mendebet jumlah denda tersebut pada saat hari pembayaran.</w:t>
+        <w:t>Apabila DEBITUR terlambat membayar angsuran sebagaimana yang telah ditetapkan maka akan dikenakan denda atas setiap keterlambatan membayar angsuran sebesar 0,25 % (nol koma duapuluh lima perseratus) perhari dari jumlah angsuran telah jatuh tempo yang belum dibayarkan dan BANK akan mendebet jumlah denda tersebut pada saat hari pembayaran.</w:t>
       </w:r>
     </w:p>
     <w:p>
@@ -10376,6 +8477,7 @@
           <w:szCs w:val="16"/>
           <w:lang w:val="sv-SE"/>
         </w:rPr>
+        <w:lastRenderedPageBreak/>
         <w:t>Untuk pemotongan atau pendebetan rekening tersebut dalam ayat 3 pasal ini, DEBITUR dengan ini memberi kuasa dan kewenangan penuh kepada BANK untuk melakukan pemotongan atau pendebetan rekening milik DEBITUR, kuasa mana tidak dapat ditarik kembali dan tidak akan berakhir oleh sebab apapun juga sampai batas waktu berakhirnya perjanjian ini.</w:t>
       </w:r>
     </w:p>
@@ -11181,183 +9283,7 @@
           <w:szCs w:val="16"/>
           <w:lang w:val="sv-SE"/>
         </w:rPr>
-        <w:t xml:space="preserve">akan </w:t>
-      </w:r>
-      <w:proofErr w:type="spellStart"/>
-      <w:r>
-        <w:rPr>
-          <w:rFonts w:ascii="Arial" w:hAnsi="Arial" w:cs="Arial"/>
-          <w:color w:val="000000"/>
-          <w:sz w:val="16"/>
-          <w:szCs w:val="16"/>
-          <w:lang w:val="sv-SE"/>
-        </w:rPr>
-        <w:t>didibet</w:t>
-      </w:r>
-      <w:proofErr w:type="spellEnd"/>
-      <w:r>
-        <w:rPr>
-          <w:rFonts w:ascii="Arial" w:hAnsi="Arial" w:cs="Arial"/>
-          <w:color w:val="000000"/>
-          <w:sz w:val="16"/>
-          <w:szCs w:val="16"/>
-          <w:lang w:val="sv-SE"/>
-        </w:rPr>
-        <w:t>/</w:t>
-      </w:r>
-      <w:proofErr w:type="spellStart"/>
-      <w:r>
-        <w:rPr>
-          <w:rFonts w:ascii="Arial" w:hAnsi="Arial" w:cs="Arial"/>
-          <w:color w:val="000000"/>
-          <w:sz w:val="16"/>
-          <w:szCs w:val="16"/>
-          <w:lang w:val="sv-SE"/>
-        </w:rPr>
-        <w:t>dipotong</w:t>
-      </w:r>
-      <w:proofErr w:type="spellEnd"/>
-      <w:r>
-        <w:rPr>
-          <w:rFonts w:ascii="Arial" w:hAnsi="Arial" w:cs="Arial"/>
-          <w:color w:val="000000"/>
-          <w:sz w:val="16"/>
-          <w:szCs w:val="16"/>
-          <w:lang w:val="sv-SE"/>
-        </w:rPr>
-        <w:t xml:space="preserve"> </w:t>
-      </w:r>
-      <w:proofErr w:type="spellStart"/>
-      <w:r>
-        <w:rPr>
-          <w:rFonts w:ascii="Arial" w:hAnsi="Arial" w:cs="Arial"/>
-          <w:color w:val="000000"/>
-          <w:sz w:val="16"/>
-          <w:szCs w:val="16"/>
-          <w:lang w:val="sv-SE"/>
-        </w:rPr>
-        <w:t>secara</w:t>
-      </w:r>
-      <w:proofErr w:type="spellEnd"/>
-      <w:r>
-        <w:rPr>
-          <w:rFonts w:ascii="Arial" w:hAnsi="Arial" w:cs="Arial"/>
-          <w:color w:val="000000"/>
-          <w:sz w:val="16"/>
-          <w:szCs w:val="16"/>
-          <w:lang w:val="sv-SE"/>
-        </w:rPr>
-        <w:t xml:space="preserve"> </w:t>
-      </w:r>
-      <w:proofErr w:type="spellStart"/>
-      <w:r>
-        <w:rPr>
-          <w:rFonts w:ascii="Arial" w:hAnsi="Arial" w:cs="Arial"/>
-          <w:color w:val="000000"/>
-          <w:sz w:val="16"/>
-          <w:szCs w:val="16"/>
-          <w:lang w:val="sv-SE"/>
-        </w:rPr>
-        <w:t>sekaligus</w:t>
-      </w:r>
-      <w:proofErr w:type="spellEnd"/>
-      <w:r>
-        <w:rPr>
-          <w:rFonts w:ascii="Arial" w:hAnsi="Arial" w:cs="Arial"/>
-          <w:color w:val="000000"/>
-          <w:sz w:val="16"/>
-          <w:szCs w:val="16"/>
-          <w:lang w:val="sv-SE"/>
-        </w:rPr>
-        <w:t xml:space="preserve"> lunas </w:t>
-      </w:r>
-      <w:proofErr w:type="spellStart"/>
-      <w:r>
-        <w:rPr>
-          <w:rFonts w:ascii="Arial" w:hAnsi="Arial" w:cs="Arial"/>
-          <w:color w:val="000000"/>
-          <w:sz w:val="16"/>
-          <w:szCs w:val="16"/>
-          <w:lang w:val="sv-SE"/>
-        </w:rPr>
-        <w:t>pada</w:t>
-      </w:r>
-      <w:proofErr w:type="spellEnd"/>
-      <w:r>
-        <w:rPr>
-          <w:rFonts w:ascii="Arial" w:hAnsi="Arial" w:cs="Arial"/>
-          <w:color w:val="000000"/>
-          <w:sz w:val="16"/>
-          <w:szCs w:val="16"/>
-          <w:lang w:val="sv-SE"/>
-        </w:rPr>
-        <w:t xml:space="preserve"> </w:t>
-      </w:r>
-      <w:proofErr w:type="spellStart"/>
-      <w:r>
-        <w:rPr>
-          <w:rFonts w:ascii="Arial" w:hAnsi="Arial" w:cs="Arial"/>
-          <w:color w:val="000000"/>
-          <w:sz w:val="16"/>
-          <w:szCs w:val="16"/>
-          <w:lang w:val="sv-SE"/>
-        </w:rPr>
-        <w:t>hari</w:t>
-      </w:r>
-      <w:proofErr w:type="spellEnd"/>
-      <w:r>
-        <w:rPr>
-          <w:rFonts w:ascii="Arial" w:hAnsi="Arial" w:cs="Arial"/>
-          <w:color w:val="000000"/>
-          <w:sz w:val="16"/>
-          <w:szCs w:val="16"/>
-          <w:lang w:val="sv-SE"/>
-        </w:rPr>
-        <w:t xml:space="preserve"> </w:t>
-      </w:r>
-      <w:proofErr w:type="spellStart"/>
-      <w:r>
-        <w:rPr>
-          <w:rFonts w:ascii="Arial" w:hAnsi="Arial" w:cs="Arial"/>
-          <w:color w:val="000000"/>
-          <w:sz w:val="16"/>
-          <w:szCs w:val="16"/>
-          <w:lang w:val="sv-SE"/>
-        </w:rPr>
-        <w:t>penandatangan</w:t>
-      </w:r>
-      <w:proofErr w:type="spellEnd"/>
-      <w:r>
-        <w:rPr>
-          <w:rFonts w:ascii="Arial" w:hAnsi="Arial" w:cs="Arial"/>
-          <w:color w:val="000000"/>
-          <w:sz w:val="16"/>
-          <w:szCs w:val="16"/>
-          <w:lang w:val="sv-SE"/>
-        </w:rPr>
-        <w:t xml:space="preserve"> </w:t>
-      </w:r>
-      <w:proofErr w:type="spellStart"/>
-      <w:r>
-        <w:rPr>
-          <w:rFonts w:ascii="Arial" w:hAnsi="Arial" w:cs="Arial"/>
-          <w:color w:val="000000"/>
-          <w:sz w:val="16"/>
-          <w:szCs w:val="16"/>
-          <w:lang w:val="sv-SE"/>
-        </w:rPr>
-        <w:t>perjanjian</w:t>
-      </w:r>
-      <w:proofErr w:type="spellEnd"/>
-      <w:r>
-        <w:rPr>
-          <w:rFonts w:ascii="Arial" w:hAnsi="Arial" w:cs="Arial"/>
-          <w:color w:val="000000"/>
-          <w:sz w:val="16"/>
-          <w:szCs w:val="16"/>
-          <w:lang w:val="sv-SE"/>
-        </w:rPr>
-        <w:t xml:space="preserve"> ini. </w:t>
+        <w:t xml:space="preserve">akan didibet/dipotong secara sekaligus lunas pada hari penandatangan perjanjian ini. </w:t>
       </w:r>
     </w:p>
     <w:p>
@@ -11711,127 +9637,97 @@
           <w:lang w:val="sv-SE"/>
         </w:rPr>
       </w:pPr>
-      <w:proofErr w:type="spellStart"/>
-      <w:r>
-        <w:rPr>
-          <w:rFonts w:ascii="Arial" w:hAnsi="Arial" w:cs="Arial"/>
-          <w:sz w:val="16"/>
-          <w:szCs w:val="16"/>
-          <w:lang w:val="sv-SE"/>
-        </w:rPr>
-        <w:t>Jenis</w:t>
-      </w:r>
-      <w:proofErr w:type="spellEnd"/>
-      <w:r>
-        <w:rPr>
-          <w:rFonts w:ascii="Arial" w:hAnsi="Arial" w:cs="Arial"/>
-          <w:sz w:val="16"/>
-          <w:szCs w:val="16"/>
-          <w:lang w:val="sv-SE"/>
+      <w:r>
+        <w:rPr>
+          <w:rFonts w:ascii="Arial" w:hAnsi="Arial" w:cs="Arial"/>
+          <w:sz w:val="16"/>
+          <w:szCs w:val="16"/>
+          <w:lang w:val="sv-SE"/>
+        </w:rPr>
+        <w:t>Jenis kendaraan</w:t>
+      </w:r>
+      <w:r>
+        <w:rPr>
+          <w:rFonts w:ascii="Arial" w:hAnsi="Arial" w:cs="Arial"/>
+          <w:sz w:val="16"/>
+          <w:szCs w:val="16"/>
+          <w:lang w:val="sv-SE"/>
+        </w:rPr>
+        <w:tab/>
+      </w:r>
+      <w:r>
+        <w:rPr>
+          <w:rFonts w:ascii="Arial" w:hAnsi="Arial" w:cs="Arial"/>
+          <w:sz w:val="16"/>
+          <w:szCs w:val="16"/>
+          <w:lang w:val="sv-SE"/>
+        </w:rPr>
+        <w:t xml:space="preserve">: </w:t>
+      </w:r>
+    </w:p>
+    <w:p>
+      <w:pPr>
+        <w:pStyle w:val="BlockText"/>
+        <w:rPr>
+          <w:noProof/>
+        </w:rPr>
+      </w:pPr>
+      <w:r>
+        <w:fldChar w:fldCharType="begin"/>
+      </w:r>
+      <w:r>
+        <w:instrText xml:space="preserve"> MERGEFIELD "jaminan" </w:instrText>
+      </w:r>
+      <w:r>
+        <w:fldChar w:fldCharType="separate"/>
+      </w:r>
+      <w:r>
+        <w:rPr>
+          <w:noProof/>
+        </w:rPr>
+        <w:t xml:space="preserve">Detail Jaminan  </w:t>
+      </w:r>
+      <w:r>
+        <w:rPr>
+          <w:noProof/>
         </w:rPr>
         <w:t xml:space="preserve"> </w:t>
       </w:r>
-      <w:proofErr w:type="spellStart"/>
-      <w:r>
-        <w:rPr>
-          <w:rFonts w:ascii="Arial" w:hAnsi="Arial" w:cs="Arial"/>
-          <w:sz w:val="16"/>
-          <w:szCs w:val="16"/>
-          <w:lang w:val="sv-SE"/>
-        </w:rPr>
-        <w:t>kendaraan</w:t>
-      </w:r>
-      <w:proofErr w:type="spellEnd"/>
-      <w:r>
-        <w:rPr>
-          <w:rFonts w:ascii="Arial" w:hAnsi="Arial" w:cs="Arial"/>
-          <w:sz w:val="16"/>
-          <w:szCs w:val="16"/>
-          <w:lang w:val="sv-SE"/>
-        </w:rPr>
-        <w:tab/>
-      </w:r>
-      <w:r>
-        <w:rPr>
-          <w:rFonts w:ascii="Arial" w:hAnsi="Arial" w:cs="Arial"/>
-          <w:sz w:val="16"/>
-          <w:szCs w:val="16"/>
-          <w:lang w:val="sv-SE"/>
-        </w:rPr>
-        <w:t xml:space="preserve">: </w:t>
-      </w:r>
-    </w:p>
-    <w:p>
-      <w:pPr>
-        <w:pStyle w:val="BlockText"/>
+      <w:r>
         <w:rPr>
           <w:noProof/>
         </w:rPr>
-      </w:pPr>
-      <w:r>
-        <w:fldChar w:fldCharType="begin"/>
-      </w:r>
-      <w:r>
-        <w:instrText xml:space="preserve"> MERGEFIELD "jaminan" </w:instrText>
-      </w:r>
-      <w:r>
-        <w:fldChar w:fldCharType="separate"/>
+        <w:t>:</w:t>
       </w:r>
       <w:r>
         <w:rPr>
           <w:noProof/>
         </w:rPr>
-        <w:t xml:space="preserve">Detail Jaminan  </w:t>
+        <w:t xml:space="preserve"> </w:t>
       </w:r>
       <w:r>
         <w:rPr>
           <w:noProof/>
         </w:rPr>
+        <w:t>{{detail_jaminan}}</w:t>
+      </w:r>
+      <w:r>
+        <w:rPr>
+          <w:noProof/>
+        </w:rPr>
+        <w:t>.</w:t>
+      </w:r>
+      <w:r>
+        <w:fldChar w:fldCharType="end"/>
+      </w:r>
+      <w:r>
+        <w:rPr>
+          <w:lang w:val="id-ID"/>
+        </w:rPr>
         <w:t xml:space="preserve"> </w:t>
       </w:r>
       <w:r>
-        <w:rPr>
-          <w:noProof/>
-        </w:rPr>
-        <w:t>:</w:t>
-      </w:r>
-      <w:r>
-        <w:rPr>
-          <w:noProof/>
-        </w:rPr>
-        <w:t xml:space="preserve"> </w:t>
-      </w:r>
-      <w:r>
-        <w:rPr>
-          <w:noProof/>
-        </w:rPr>
-        <w:t>{{detail_jaminan}}</w:t>
-      </w:r>
-      <w:r>
-        <w:rPr>
-          <w:noProof/>
-        </w:rPr>
-        <w:t>.</w:t>
-      </w:r>
-      <w:r>
-        <w:fldChar w:fldCharType="end"/>
-      </w:r>
-      <w:r>
-        <w:rPr>
-          <w:lang w:val="id-ID"/>
-        </w:rPr>
-        <w:t xml:space="preserve"> </w:t>
-      </w:r>
-      <w:r>
-        <w:t xml:space="preserve">Satu </w:t>
-      </w:r>
-      <w:proofErr w:type="gramStart"/>
-      <w:r>
-        <w:t>dan</w:t>
-      </w:r>
-      <w:proofErr w:type="gramEnd"/>
-      <w:r>
-        <w:t xml:space="preserve"> lain hal yang tercantum dalam buku Bukti Pemilikan Kendaraan Bermotor </w:t>
+        <w:t xml:space="preserve">Satu dan lain hal yang tercantum dalam buku Bukti Pemilikan Kendaraan Bermotor </w:t>
       </w:r>
       <w:bookmarkStart w:id="4" w:name="_Hlk202663644"/>
       <w:r>
@@ -11860,7 +9756,10 @@
         <w:ind w:hanging="180"/>
       </w:pPr>
       <w:r>
-        <w:t xml:space="preserve">2. DEBITUR menyatakan bahwa objek  Agunan tersebut  adalah miliknya berdasarkan kwitansi jualbeli atau surat pernyataan  yang ditandatangani di atas materai, namun hingga saat ini BPKB tersebut belum dibalik nama atas nama DEBITUR, sehingga dengan ini DEBITUR menjamin kepada BANK bahwa Objek agunan tersebut  bebas dari segala sitaan dan tidak akan diberatkan dengan segala beban apapun kepada pihak ketiga dan </w:t>
+        <w:t xml:space="preserve">2. DEBITUR menyatakan bahwa objek  Agunan tersebut  adalah miliknya berdasarkan kwitansi jualbeli atau surat pernyataan  yang ditandatangani di atas materai, namun hingga saat ini BPKB tersebut belum dibalik nama atas nama DEBITUR, sehingga dengan ini DEBITUR menjamin kepada BANK bahwa Objek agunan tersebut  bebas dari segala sitaan dan tidak akan diberatkan dengan segala beban apapun kepada pihak </w:t>
+      </w:r>
+      <w:r>
+        <w:t xml:space="preserve">ketiga dan </w:t>
       </w:r>
       <w:r>
         <w:t>karenanya</w:t>
@@ -12277,6 +10176,7 @@
         <w:t xml:space="preserve"> </w:t>
       </w:r>
       <w:proofErr w:type="spellStart"/>
+      <w:proofErr w:type="gramStart"/>
       <w:r>
         <w:rPr>
           <w:rFonts w:ascii="Arial" w:hAnsi="Arial" w:cs="Arial"/>
@@ -12307,6 +10207,7 @@
         <w:t>harus</w:t>
       </w:r>
       <w:proofErr w:type="spellEnd"/>
+      <w:proofErr w:type="gramEnd"/>
       <w:r>
         <w:rPr>
           <w:rFonts w:ascii="Arial" w:hAnsi="Arial" w:cs="Arial"/>
@@ -12610,25 +10511,14 @@
           <w:lang w:val="en-US"/>
         </w:rPr>
       </w:pPr>
-      <w:proofErr w:type="spellStart"/>
-      <w:r>
-        <w:rPr>
-          <w:rFonts w:ascii="Arial" w:hAnsi="Arial" w:cs="Arial"/>
-          <w:sz w:val="16"/>
-          <w:szCs w:val="16"/>
-          <w:lang w:val="en-US"/>
-        </w:rPr>
-        <w:t>Saat</w:t>
-      </w:r>
-      <w:proofErr w:type="spellEnd"/>
-      <w:r>
-        <w:rPr>
-          <w:rFonts w:ascii="Arial" w:hAnsi="Arial" w:cs="Arial"/>
-          <w:sz w:val="16"/>
-          <w:szCs w:val="16"/>
-          <w:lang w:val="en-US"/>
-        </w:rPr>
-        <w:t xml:space="preserve"> </w:t>
+      <w:r>
+        <w:rPr>
+          <w:rFonts w:ascii="Arial" w:hAnsi="Arial" w:cs="Arial"/>
+          <w:sz w:val="16"/>
+          <w:szCs w:val="16"/>
+          <w:lang w:val="en-US"/>
+        </w:rPr>
+        <w:t xml:space="preserve">Saat </w:t>
       </w:r>
       <w:proofErr w:type="spellStart"/>
       <w:r>
@@ -13414,6 +11304,7 @@
         </w:rPr>
         <w:t>kar</w:t>
       </w:r>
+      <w:proofErr w:type="spellEnd"/>
       <w:r>
         <w:rPr>
           <w:rFonts w:ascii="Arial" w:hAnsi="Arial" w:cs="Arial"/>
@@ -13421,17 +11312,7 @@
           <w:sz w:val="16"/>
           <w:szCs w:val="16"/>
         </w:rPr>
-        <w:t>enakan</w:t>
-      </w:r>
-      <w:proofErr w:type="spellEnd"/>
-      <w:r>
-        <w:rPr>
-          <w:rFonts w:ascii="Arial" w:hAnsi="Arial" w:cs="Arial"/>
-          <w:bCs/>
-          <w:sz w:val="16"/>
-          <w:szCs w:val="16"/>
-        </w:rPr>
-        <w:t xml:space="preserve"> Debitur terlambat dan/atau lalai  melaksanakan kewajibannya untuk membayar angsuran, Surat Peringatan tersebut adalah;   </w:t>
+        <w:t xml:space="preserve">enakan Debitur terlambat dan/atau lalai  melaksanakan kewajibannya untuk membayar angsuran, Surat Peringatan tersebut adalah;   </w:t>
       </w:r>
     </w:p>
     <w:p>
@@ -13579,7 +11460,6 @@
           <w:sz w:val="16"/>
           <w:szCs w:val="16"/>
         </w:rPr>
-        <w:lastRenderedPageBreak/>
         <w:t>Surat Peringatan Ketiga (SP III) apabila Debitur telah menerima SP II dan 10 (sepuluh) hari atau lebih setelah menerima SP II belum melakukan pembayaran angsuran yang terlambat</w:t>
       </w:r>
       <w:r>
@@ -13713,7 +11593,18 @@
           <w:szCs w:val="16"/>
           <w:lang w:val="sv-SE"/>
         </w:rPr>
-        <w:t xml:space="preserve">kepada pihak lain untuk meminta, menarik, mengambil kendaraan motor yang dijaminkan kepada BANK dari pihak siapapun juga yang menguasai dan/atau memakai Agunan tersebut, termasuk kepada DEBITUR sendiri. </w:t>
+        <w:t xml:space="preserve">kepada pihak lain untuk meminta, menarik, mengambil kendaraan motor yang dijaminkan kepada BANK dari pihak siapapun juga yang menguasai </w:t>
+      </w:r>
+      <w:r>
+        <w:rPr>
+          <w:rFonts w:ascii="Arial" w:hAnsi="Arial" w:cs="Arial"/>
+          <w:bCs/>
+          <w:sz w:val="16"/>
+          <w:szCs w:val="16"/>
+          <w:lang w:val="sv-SE"/>
+        </w:rPr>
+        <w:lastRenderedPageBreak/>
+        <w:t xml:space="preserve">dan/atau memakai Agunan tersebut, termasuk kepada DEBITUR sendiri. </w:t>
       </w:r>
     </w:p>
     <w:p>
@@ -14266,17 +12157,7 @@
           <w:szCs w:val="16"/>
           <w:lang w:val="sv-SE"/>
         </w:rPr>
-        <w:t xml:space="preserve">Dalam hal apa yang disebutkan dalam ayat 1 pasal ini, maka dengan ini DEBITUR memberi Kuasa kepada BANK yang tidak dapat dicabut atau dibatalkan dan juga tidak akan berakhir Karena sebab/alasan apapun termasuk sebab-sebab yang ada dalam Pasal 1813 KUH Perdata Indonesia, dengan hak melimpahkan kuasa kepada pihak lain untuk meminta, menarik, mengambil kendaraan motor yang dijaminkan kepada BANK dari pihak siapapun juga </w:t>
-      </w:r>
-      <w:r>
-        <w:rPr>
-          <w:rFonts w:ascii="Arial" w:hAnsi="Arial" w:cs="Arial"/>
-          <w:bCs/>
-          <w:sz w:val="16"/>
-          <w:szCs w:val="16"/>
-          <w:lang w:val="sv-SE"/>
-        </w:rPr>
-        <w:t>yang menguasai dan/atau memakai Agunan tersebut, termasuk kepada DEBITUR sendiri.</w:t>
+        <w:t>Dalam hal apa yang disebutkan dalam ayat 1 pasal ini, maka dengan ini DEBITUR memberi Kuasa kepada BANK yang tidak dapat dicabut atau dibatalkan dan juga tidak akan berakhir Karena sebab/alasan apapun termasuk sebab-sebab yang ada dalam Pasal 1813 KUH Perdata Indonesia, dengan hak melimpahkan kuasa kepada pihak lain untuk meminta, menarik, mengambil kendaraan motor yang dijaminkan kepada BANK dari pihak siapapun juga yang menguasai dan/atau memakai Agunan tersebut, termasuk kepada DEBITUR sendiri.</w:t>
       </w:r>
     </w:p>
     <w:p>
@@ -14650,7 +12531,16 @@
           <w:szCs w:val="16"/>
           <w:lang w:val="sv-SE"/>
         </w:rPr>
-        <w:t>Dalam hal salah satu persyaratan atau ketentuan dalam Perjanjian dinyatakan batal berdasarkan suatu peraturan perundang-undangan, maka pernyataan batal tersebut tidak mengurangi keabsahan atau menyebabkan batalnya persyaratan atau ketentuan lain dalam Perjanjian, dan oleh karenanya dalam hal demikian, persyaratan dan ketentuan lain dalam Perjanjian tetap sah dan mempunyai kekuatan mengikat di antara para pihak sebagaimana termuat dalam Perjanjian.</w:t>
+        <w:t xml:space="preserve">Dalam hal salah satu persyaratan atau ketentuan dalam Perjanjian dinyatakan batal berdasarkan suatu peraturan </w:t>
+      </w:r>
+      <w:r>
+        <w:rPr>
+          <w:rFonts w:ascii="Arial" w:hAnsi="Arial" w:cs="Arial"/>
+          <w:sz w:val="16"/>
+          <w:szCs w:val="16"/>
+          <w:lang w:val="sv-SE"/>
+        </w:rPr>
+        <w:t>perundang-undangan, maka pernyataan batal tersebut tidak mengurangi keabsahan atau menyebabkan batalnya persyaratan atau ketentuan lain dalam Perjanjian, dan oleh karenanya dalam hal demikian, persyaratan dan ketentuan lain dalam Perjanjian tetap sah dan mempunyai kekuatan mengikat di antara para pihak sebagaimana termuat dalam Perjanjian.</w:t>
       </w:r>
     </w:p>
     <w:p>
@@ -15216,7 +13106,6 @@
           <w:szCs w:val="16"/>
           <w:lang w:val="sv-SE"/>
         </w:rPr>
-        <w:lastRenderedPageBreak/>
         <w:t xml:space="preserve">Judul-judul dari setiap Pasal Perjanjian ini hanya untuk memudahkan membaca Perjanjian ini dan tidak dapat dianggap sebagai bagian dari Perjanjian ini serta tidak memberikan penafsiran apapun atas isi Perjanjian ini. </w:t>
       </w:r>
     </w:p>
@@ -15429,7 +13318,6 @@
           <w:lang w:val="en-US"/>
         </w:rPr>
       </w:pPr>
-      <w:proofErr w:type="spellStart"/>
       <w:r>
         <w:rPr>
           <w:rFonts w:ascii="Arial" w:hAnsi="Arial" w:cs="Arial"/>
@@ -15438,18 +13326,7 @@
           <w:szCs w:val="16"/>
           <w:lang w:val="sv-SE"/>
         </w:rPr>
-        <w:t>Pasal</w:t>
-      </w:r>
-      <w:proofErr w:type="spellEnd"/>
-      <w:r>
-        <w:rPr>
-          <w:rFonts w:ascii="Arial" w:hAnsi="Arial" w:cs="Arial"/>
-          <w:b/>
-          <w:sz w:val="16"/>
-          <w:szCs w:val="16"/>
-          <w:lang w:val="sv-SE"/>
-        </w:rPr>
-        <w:t xml:space="preserve"> 1</w:t>
+        <w:t>Pasal 1</w:t>
       </w:r>
       <w:r>
         <w:rPr>
@@ -15560,6 +13437,7 @@
           <w:szCs w:val="16"/>
           <w:lang w:val="sv-SE"/>
         </w:rPr>
+        <w:lastRenderedPageBreak/>
         <w:t>Jika terjadi perselisihan atas penafsiran dan/atau pelaksanaan Perjanjian ini akan diselesaikan dengan cara musyawarah untuk mencapai mufakat. Dalam hal musyawarah tidak tercapai mufakat maka kedua pihak sepakat untuk memilih tempat kedudukan hukum yang tetap dan tidak berubah di kantor Pengadilan Negeri Kabupaten Cirebon.</w:t>
       </w:r>
     </w:p>
@@ -18523,7 +16401,6 @@
           <w:rFonts w:ascii="Arial" w:hAnsi="Arial" w:cs="Arial"/>
           <w:sz w:val="16"/>
           <w:szCs w:val="16"/>
-          <w:lang w:val="en-US"/>
         </w:rPr>
       </w:pPr>
     </w:p>
@@ -18534,6 +16411,21 @@
           <w:tab w:val="left" w:pos="540"/>
         </w:tabs>
         <w:ind w:left="360" w:right="241" w:hanging="180"/>
+        <w:jc w:val="both"/>
+        <w:rPr>
+          <w:rFonts w:ascii="Arial" w:hAnsi="Arial" w:cs="Arial"/>
+          <w:sz w:val="16"/>
+          <w:szCs w:val="16"/>
+        </w:rPr>
+      </w:pPr>
+    </w:p>
+    <w:p>
+      <w:pPr>
+        <w:tabs>
+          <w:tab w:val="left" w:pos="360"/>
+          <w:tab w:val="left" w:pos="540"/>
+        </w:tabs>
+        <w:ind w:right="241"/>
         <w:jc w:val="both"/>
         <w:rPr>
           <w:rFonts w:ascii="Arial" w:hAnsi="Arial" w:cs="Arial"/>
@@ -18711,7 +16603,6 @@
         </w:rPr>
         <w:t>{{</w:t>
       </w:r>
-      <w:proofErr w:type="spellStart"/>
       <w:r>
         <w:rPr>
           <w:rFonts w:ascii="Arial" w:hAnsi="Arial" w:cs="Arial"/>
@@ -18722,7 +16613,6 @@
         </w:rPr>
         <w:t>nomor_surat</w:t>
       </w:r>
-      <w:proofErr w:type="spellEnd"/>
       <w:r>
         <w:rPr>
           <w:rFonts w:ascii="Arial" w:hAnsi="Arial" w:cs="Arial"/>
@@ -19391,7 +17281,7 @@
           <w:szCs w:val="16"/>
           <w:lang w:val="en-US"/>
         </w:rPr>
-        <w:t xml:space="preserve">, </w:t>
+        <w:t xml:space="preserve">, bunga dan </w:t>
       </w:r>
       <w:proofErr w:type="spellStart"/>
       <w:r>
@@ -19403,7 +17293,7 @@
           <w:szCs w:val="16"/>
           <w:lang w:val="en-US"/>
         </w:rPr>
-        <w:t>bunga</w:t>
+        <w:t>denda</w:t>
       </w:r>
       <w:proofErr w:type="spellEnd"/>
       <w:r>
@@ -19415,9 +17305,318 @@
           <w:szCs w:val="16"/>
           <w:lang w:val="en-US"/>
         </w:rPr>
-        <w:t xml:space="preserve"> dan </w:t>
+        <w:t>,</w:t>
+      </w:r>
+      <w:r>
+        <w:rPr>
+          <w:rFonts w:ascii="Arial" w:hAnsi="Arial" w:cs="Arial"/>
+          <w:sz w:val="16"/>
+          <w:szCs w:val="16"/>
+          <w:lang w:val="en-US"/>
+        </w:rPr>
+        <w:t xml:space="preserve"> </w:t>
+      </w:r>
+      <w:r>
+        <w:rPr>
+          <w:rFonts w:ascii="Arial" w:hAnsi="Arial" w:cs="Arial"/>
+          <w:sz w:val="16"/>
+          <w:szCs w:val="16"/>
+        </w:rPr>
+        <w:t>yaitu</w:t>
+      </w:r>
+      <w:r>
+        <w:rPr>
+          <w:rFonts w:ascii="Arial" w:hAnsi="Arial" w:cs="Arial"/>
+          <w:sz w:val="16"/>
+          <w:szCs w:val="16"/>
+          <w:lang w:val="en-US"/>
+        </w:rPr>
+        <w:t xml:space="preserve"> {{</w:t>
       </w:r>
       <w:proofErr w:type="spellStart"/>
+      <w:r>
+        <w:rPr>
+          <w:rFonts w:ascii="Arial" w:hAnsi="Arial" w:cs="Arial"/>
+          <w:sz w:val="16"/>
+          <w:szCs w:val="16"/>
+          <w:lang w:val="en-US"/>
+        </w:rPr>
+        <w:t>nama_penjamin</w:t>
+      </w:r>
+      <w:proofErr w:type="spellEnd"/>
+      <w:r>
+        <w:rPr>
+          <w:rFonts w:ascii="Arial" w:hAnsi="Arial" w:cs="Arial"/>
+          <w:sz w:val="16"/>
+          <w:szCs w:val="16"/>
+          <w:lang w:val="en-US"/>
+        </w:rPr>
+        <w:t xml:space="preserve">}}, </w:t>
+      </w:r>
+      <w:proofErr w:type="spellStart"/>
+      <w:r>
+        <w:rPr>
+          <w:rFonts w:ascii="Arial" w:hAnsi="Arial" w:cs="Arial"/>
+          <w:sz w:val="16"/>
+          <w:szCs w:val="16"/>
+          <w:lang w:val="en-US"/>
+        </w:rPr>
+        <w:t>lahir</w:t>
+      </w:r>
+      <w:proofErr w:type="spellEnd"/>
+      <w:r>
+        <w:rPr>
+          <w:rFonts w:ascii="Arial" w:hAnsi="Arial" w:cs="Arial"/>
+          <w:sz w:val="16"/>
+          <w:szCs w:val="16"/>
+          <w:lang w:val="en-US"/>
+        </w:rPr>
+        <w:t xml:space="preserve"> di {{</w:t>
+      </w:r>
+      <w:proofErr w:type="spellStart"/>
+      <w:r>
+        <w:rPr>
+          <w:rFonts w:ascii="Arial" w:hAnsi="Arial" w:cs="Arial"/>
+          <w:sz w:val="16"/>
+          <w:szCs w:val="16"/>
+          <w:lang w:val="en-US"/>
+        </w:rPr>
+        <w:t>tempat_lahir_penjamin</w:t>
+      </w:r>
+      <w:proofErr w:type="spellEnd"/>
+      <w:r>
+        <w:rPr>
+          <w:rFonts w:ascii="Arial" w:hAnsi="Arial" w:cs="Arial"/>
+          <w:sz w:val="16"/>
+          <w:szCs w:val="16"/>
+          <w:lang w:val="en-US"/>
+        </w:rPr>
+        <w:t xml:space="preserve">}}, </w:t>
+      </w:r>
+      <w:proofErr w:type="spellStart"/>
+      <w:r>
+        <w:rPr>
+          <w:rFonts w:ascii="Arial" w:hAnsi="Arial" w:cs="Arial"/>
+          <w:sz w:val="16"/>
+          <w:szCs w:val="16"/>
+          <w:lang w:val="en-US"/>
+        </w:rPr>
+        <w:t>tanggal</w:t>
+      </w:r>
+      <w:proofErr w:type="spellEnd"/>
+      <w:r>
+        <w:rPr>
+          <w:rFonts w:ascii="Arial" w:hAnsi="Arial" w:cs="Arial"/>
+          <w:sz w:val="16"/>
+          <w:szCs w:val="16"/>
+          <w:lang w:val="en-US"/>
+        </w:rPr>
+        <w:t xml:space="preserve"> {{</w:t>
+      </w:r>
+      <w:proofErr w:type="spellStart"/>
+      <w:r>
+        <w:rPr>
+          <w:rFonts w:ascii="Arial" w:hAnsi="Arial" w:cs="Arial"/>
+          <w:sz w:val="16"/>
+          <w:szCs w:val="16"/>
+          <w:lang w:val="en-US"/>
+        </w:rPr>
+        <w:t>tanggal_lahir_penjamin</w:t>
+      </w:r>
+      <w:proofErr w:type="spellEnd"/>
+      <w:r>
+        <w:rPr>
+          <w:rFonts w:ascii="Arial" w:hAnsi="Arial" w:cs="Arial"/>
+          <w:sz w:val="16"/>
+          <w:szCs w:val="16"/>
+          <w:lang w:val="en-US"/>
+        </w:rPr>
+        <w:t xml:space="preserve">}} </w:t>
+      </w:r>
+      <w:proofErr w:type="spellStart"/>
+      <w:r>
+        <w:rPr>
+          <w:rFonts w:ascii="Arial" w:hAnsi="Arial" w:cs="Arial"/>
+          <w:sz w:val="16"/>
+          <w:szCs w:val="16"/>
+          <w:lang w:val="en-US"/>
+        </w:rPr>
+        <w:t>No.KTP</w:t>
+      </w:r>
+      <w:proofErr w:type="spellEnd"/>
+      <w:r>
+        <w:rPr>
+          <w:rFonts w:ascii="Arial" w:hAnsi="Arial" w:cs="Arial"/>
+          <w:sz w:val="16"/>
+          <w:szCs w:val="16"/>
+          <w:lang w:val="en-US"/>
+        </w:rPr>
+        <w:t xml:space="preserve"> {{</w:t>
+      </w:r>
+      <w:proofErr w:type="spellStart"/>
+      <w:r>
+        <w:rPr>
+          <w:rFonts w:ascii="Arial" w:hAnsi="Arial" w:cs="Arial"/>
+          <w:sz w:val="16"/>
+          <w:szCs w:val="16"/>
+          <w:lang w:val="en-US"/>
+        </w:rPr>
+        <w:t>no_ktp_penjamin</w:t>
+      </w:r>
+      <w:proofErr w:type="spellEnd"/>
+      <w:r>
+        <w:rPr>
+          <w:rFonts w:ascii="Arial" w:hAnsi="Arial" w:cs="Arial"/>
+          <w:sz w:val="16"/>
+          <w:szCs w:val="16"/>
+          <w:lang w:val="en-US"/>
+        </w:rPr>
+        <w:t xml:space="preserve">}} </w:t>
+      </w:r>
+      <w:proofErr w:type="spellStart"/>
+      <w:r>
+        <w:rPr>
+          <w:rFonts w:ascii="Arial" w:hAnsi="Arial" w:cs="Arial"/>
+          <w:sz w:val="16"/>
+          <w:szCs w:val="16"/>
+          <w:lang w:val="en-US"/>
+        </w:rPr>
+        <w:t>bertempat</w:t>
+      </w:r>
+      <w:proofErr w:type="spellEnd"/>
+      <w:r>
+        <w:rPr>
+          <w:rFonts w:ascii="Arial" w:hAnsi="Arial" w:cs="Arial"/>
+          <w:sz w:val="16"/>
+          <w:szCs w:val="16"/>
+          <w:lang w:val="en-US"/>
+        </w:rPr>
+        <w:t xml:space="preserve"> </w:t>
+      </w:r>
+      <w:proofErr w:type="spellStart"/>
+      <w:r>
+        <w:rPr>
+          <w:rFonts w:ascii="Arial" w:hAnsi="Arial" w:cs="Arial"/>
+          <w:sz w:val="16"/>
+          <w:szCs w:val="16"/>
+          <w:lang w:val="en-US"/>
+        </w:rPr>
+        <w:t>tinggal</w:t>
+      </w:r>
+      <w:proofErr w:type="spellEnd"/>
+      <w:r>
+        <w:rPr>
+          <w:rFonts w:ascii="Arial" w:hAnsi="Arial" w:cs="Arial"/>
+          <w:sz w:val="16"/>
+          <w:szCs w:val="16"/>
+          <w:lang w:val="en-US"/>
+        </w:rPr>
+        <w:t xml:space="preserve"> </w:t>
+      </w:r>
+      <w:proofErr w:type="spellStart"/>
+      <w:r>
+        <w:rPr>
+          <w:rFonts w:ascii="Arial" w:hAnsi="Arial" w:cs="Arial"/>
+          <w:sz w:val="16"/>
+          <w:szCs w:val="16"/>
+          <w:lang w:val="en-US"/>
+        </w:rPr>
+        <w:t>sama</w:t>
+      </w:r>
+      <w:proofErr w:type="spellEnd"/>
+      <w:r>
+        <w:rPr>
+          <w:rFonts w:ascii="Arial" w:hAnsi="Arial" w:cs="Arial"/>
+          <w:sz w:val="16"/>
+          <w:szCs w:val="16"/>
+          <w:lang w:val="en-US"/>
+        </w:rPr>
+        <w:t xml:space="preserve"> </w:t>
+      </w:r>
+      <w:proofErr w:type="spellStart"/>
+      <w:r>
+        <w:rPr>
+          <w:rFonts w:ascii="Arial" w:hAnsi="Arial" w:cs="Arial"/>
+          <w:sz w:val="16"/>
+          <w:szCs w:val="16"/>
+          <w:lang w:val="en-US"/>
+        </w:rPr>
+        <w:t>dengan</w:t>
+      </w:r>
+      <w:proofErr w:type="spellEnd"/>
+      <w:r>
+        <w:rPr>
+          <w:rFonts w:ascii="Arial" w:hAnsi="Arial" w:cs="Arial"/>
+          <w:sz w:val="16"/>
+          <w:szCs w:val="16"/>
+          <w:lang w:val="en-US"/>
+        </w:rPr>
+        <w:t xml:space="preserve"> {{</w:t>
+      </w:r>
+      <w:proofErr w:type="spellStart"/>
+      <w:r>
+        <w:rPr>
+          <w:rFonts w:ascii="Arial" w:hAnsi="Arial" w:cs="Arial"/>
+          <w:sz w:val="16"/>
+          <w:szCs w:val="16"/>
+          <w:lang w:val="en-US"/>
+        </w:rPr>
+        <w:t>hubungan_debitur_penjamin</w:t>
+      </w:r>
+      <w:proofErr w:type="spellEnd"/>
+      <w:r>
+        <w:rPr>
+          <w:rFonts w:ascii="Arial" w:hAnsi="Arial" w:cs="Arial"/>
+          <w:sz w:val="16"/>
+          <w:szCs w:val="16"/>
+          <w:lang w:val="en-US"/>
+        </w:rPr>
+        <w:t xml:space="preserve">}} </w:t>
+      </w:r>
+      <w:proofErr w:type="spellStart"/>
+      <w:r>
+        <w:rPr>
+          <w:rFonts w:ascii="Arial" w:hAnsi="Arial" w:cs="Arial"/>
+          <w:sz w:val="16"/>
+          <w:szCs w:val="16"/>
+          <w:lang w:val="en-US"/>
+        </w:rPr>
+        <w:t>nya</w:t>
+      </w:r>
+      <w:proofErr w:type="spellEnd"/>
+    </w:p>
+    <w:p>
+      <w:pPr>
+        <w:tabs>
+          <w:tab w:val="left" w:pos="360"/>
+        </w:tabs>
+        <w:ind w:left="360" w:right="241" w:hanging="180"/>
+        <w:jc w:val="both"/>
+        <w:rPr>
+          <w:rFonts w:ascii="Arial" w:hAnsi="Arial" w:cs="Arial"/>
+          <w:sz w:val="16"/>
+          <w:szCs w:val="16"/>
+          <w:lang w:val="sv-SE"/>
+        </w:rPr>
+      </w:pPr>
+      <w:r>
+        <w:rPr>
+          <w:rFonts w:ascii="Arial" w:hAnsi="Arial" w:cs="Arial"/>
+          <w:sz w:val="16"/>
+          <w:szCs w:val="16"/>
+        </w:rPr>
+        <w:lastRenderedPageBreak/>
+        <w:t xml:space="preserve">-   </w:t>
+      </w:r>
+      <w:r>
+        <w:rPr>
+          <w:rFonts w:ascii="Arial" w:hAnsi="Arial" w:cs="Arial"/>
+          <w:sz w:val="16"/>
+          <w:szCs w:val="16"/>
+          <w:lang w:val="sv-SE"/>
+        </w:rPr>
+        <w:t xml:space="preserve">selanjutnya disebut : </w:t>
+      </w:r>
       <w:r>
         <w:rPr>
           <w:rFonts w:ascii="Arial" w:hAnsi="Arial" w:cs="Arial"/>
@@ -19425,11 +17624,10 @@
           <w:bCs/>
           <w:sz w:val="16"/>
           <w:szCs w:val="16"/>
-          <w:lang w:val="en-US"/>
-        </w:rPr>
-        <w:t>denda</w:t>
-      </w:r>
-      <w:proofErr w:type="spellEnd"/>
+          <w:lang w:val="sv-SE"/>
+        </w:rPr>
+        <w:t>--------</w:t>
+      </w:r>
       <w:r>
         <w:rPr>
           <w:rFonts w:ascii="Arial" w:hAnsi="Arial" w:cs="Arial"/>
@@ -19437,338 +17635,9 @@
           <w:bCs/>
           <w:sz w:val="16"/>
           <w:szCs w:val="16"/>
-          <w:lang w:val="en-US"/>
-        </w:rPr>
-        <w:t>,</w:t>
-      </w:r>
-      <w:r>
-        <w:rPr>
-          <w:rFonts w:ascii="Arial" w:hAnsi="Arial" w:cs="Arial"/>
-          <w:sz w:val="16"/>
-          <w:szCs w:val="16"/>
-          <w:lang w:val="en-US"/>
+          <w:lang w:val="sv-SE"/>
         </w:rPr>
         <w:t xml:space="preserve"> </w:t>
-      </w:r>
-      <w:r>
-        <w:rPr>
-          <w:rFonts w:ascii="Arial" w:hAnsi="Arial" w:cs="Arial"/>
-          <w:sz w:val="16"/>
-          <w:szCs w:val="16"/>
-        </w:rPr>
-        <w:t>yaitu</w:t>
-      </w:r>
-      <w:r>
-        <w:rPr>
-          <w:rFonts w:ascii="Arial" w:hAnsi="Arial" w:cs="Arial"/>
-          <w:sz w:val="16"/>
-          <w:szCs w:val="16"/>
-          <w:lang w:val="en-US"/>
-        </w:rPr>
-        <w:t xml:space="preserve"> {{</w:t>
-      </w:r>
-      <w:proofErr w:type="spellStart"/>
-      <w:r>
-        <w:rPr>
-          <w:rFonts w:ascii="Arial" w:hAnsi="Arial" w:cs="Arial"/>
-          <w:sz w:val="16"/>
-          <w:szCs w:val="16"/>
-          <w:lang w:val="en-US"/>
-        </w:rPr>
-        <w:t>nama_penjamin</w:t>
-      </w:r>
-      <w:proofErr w:type="spellEnd"/>
-      <w:r>
-        <w:rPr>
-          <w:rFonts w:ascii="Arial" w:hAnsi="Arial" w:cs="Arial"/>
-          <w:sz w:val="16"/>
-          <w:szCs w:val="16"/>
-          <w:lang w:val="en-US"/>
-        </w:rPr>
-        <w:t xml:space="preserve">}}, </w:t>
-      </w:r>
-      <w:proofErr w:type="spellStart"/>
-      <w:r>
-        <w:rPr>
-          <w:rFonts w:ascii="Arial" w:hAnsi="Arial" w:cs="Arial"/>
-          <w:sz w:val="16"/>
-          <w:szCs w:val="16"/>
-          <w:lang w:val="en-US"/>
-        </w:rPr>
-        <w:t>lahir</w:t>
-      </w:r>
-      <w:proofErr w:type="spellEnd"/>
-      <w:r>
-        <w:rPr>
-          <w:rFonts w:ascii="Arial" w:hAnsi="Arial" w:cs="Arial"/>
-          <w:sz w:val="16"/>
-          <w:szCs w:val="16"/>
-          <w:lang w:val="en-US"/>
-        </w:rPr>
-        <w:t xml:space="preserve"> di {{</w:t>
-      </w:r>
-      <w:proofErr w:type="spellStart"/>
-      <w:r>
-        <w:rPr>
-          <w:rFonts w:ascii="Arial" w:hAnsi="Arial" w:cs="Arial"/>
-          <w:sz w:val="16"/>
-          <w:szCs w:val="16"/>
-          <w:lang w:val="en-US"/>
-        </w:rPr>
-        <w:t>tempat_lahir_penjamin</w:t>
-      </w:r>
-      <w:proofErr w:type="spellEnd"/>
-      <w:r>
-        <w:rPr>
-          <w:rFonts w:ascii="Arial" w:hAnsi="Arial" w:cs="Arial"/>
-          <w:sz w:val="16"/>
-          <w:szCs w:val="16"/>
-          <w:lang w:val="en-US"/>
-        </w:rPr>
-        <w:t xml:space="preserve">}}, </w:t>
-      </w:r>
-      <w:proofErr w:type="spellStart"/>
-      <w:r>
-        <w:rPr>
-          <w:rFonts w:ascii="Arial" w:hAnsi="Arial" w:cs="Arial"/>
-          <w:sz w:val="16"/>
-          <w:szCs w:val="16"/>
-          <w:lang w:val="en-US"/>
-        </w:rPr>
-        <w:t>tanggal</w:t>
-      </w:r>
-      <w:proofErr w:type="spellEnd"/>
-      <w:r>
-        <w:rPr>
-          <w:rFonts w:ascii="Arial" w:hAnsi="Arial" w:cs="Arial"/>
-          <w:sz w:val="16"/>
-          <w:szCs w:val="16"/>
-          <w:lang w:val="en-US"/>
-        </w:rPr>
-        <w:t xml:space="preserve"> {{</w:t>
-      </w:r>
-      <w:proofErr w:type="spellStart"/>
-      <w:r>
-        <w:rPr>
-          <w:rFonts w:ascii="Arial" w:hAnsi="Arial" w:cs="Arial"/>
-          <w:sz w:val="16"/>
-          <w:szCs w:val="16"/>
-          <w:lang w:val="en-US"/>
-        </w:rPr>
-        <w:t>tanggal_lahir_penjamin</w:t>
-      </w:r>
-      <w:proofErr w:type="spellEnd"/>
-      <w:r>
-        <w:rPr>
-          <w:rFonts w:ascii="Arial" w:hAnsi="Arial" w:cs="Arial"/>
-          <w:sz w:val="16"/>
-          <w:szCs w:val="16"/>
-          <w:lang w:val="en-US"/>
-        </w:rPr>
-        <w:t xml:space="preserve">}} </w:t>
-      </w:r>
-      <w:proofErr w:type="spellStart"/>
-      <w:r>
-        <w:rPr>
-          <w:rFonts w:ascii="Arial" w:hAnsi="Arial" w:cs="Arial"/>
-          <w:sz w:val="16"/>
-          <w:szCs w:val="16"/>
-          <w:lang w:val="en-US"/>
-        </w:rPr>
-        <w:t>No.KTP</w:t>
-      </w:r>
-      <w:proofErr w:type="spellEnd"/>
-      <w:r>
-        <w:rPr>
-          <w:rFonts w:ascii="Arial" w:hAnsi="Arial" w:cs="Arial"/>
-          <w:sz w:val="16"/>
-          <w:szCs w:val="16"/>
-          <w:lang w:val="en-US"/>
-        </w:rPr>
-        <w:t xml:space="preserve"> {{</w:t>
-      </w:r>
-      <w:proofErr w:type="spellStart"/>
-      <w:r>
-        <w:rPr>
-          <w:rFonts w:ascii="Arial" w:hAnsi="Arial" w:cs="Arial"/>
-          <w:sz w:val="16"/>
-          <w:szCs w:val="16"/>
-          <w:lang w:val="en-US"/>
-        </w:rPr>
-        <w:t>no_ktp_penjamin</w:t>
-      </w:r>
-      <w:proofErr w:type="spellEnd"/>
-      <w:r>
-        <w:rPr>
-          <w:rFonts w:ascii="Arial" w:hAnsi="Arial" w:cs="Arial"/>
-          <w:sz w:val="16"/>
-          <w:szCs w:val="16"/>
-          <w:lang w:val="en-US"/>
-        </w:rPr>
-        <w:t xml:space="preserve">}} </w:t>
-      </w:r>
-      <w:proofErr w:type="spellStart"/>
-      <w:r>
-        <w:rPr>
-          <w:rFonts w:ascii="Arial" w:hAnsi="Arial" w:cs="Arial"/>
-          <w:sz w:val="16"/>
-          <w:szCs w:val="16"/>
-          <w:lang w:val="en-US"/>
-        </w:rPr>
-        <w:t>bertempat</w:t>
-      </w:r>
-      <w:proofErr w:type="spellEnd"/>
-      <w:r>
-        <w:rPr>
-          <w:rFonts w:ascii="Arial" w:hAnsi="Arial" w:cs="Arial"/>
-          <w:sz w:val="16"/>
-          <w:szCs w:val="16"/>
-          <w:lang w:val="en-US"/>
-        </w:rPr>
-        <w:t xml:space="preserve"> </w:t>
-      </w:r>
-      <w:proofErr w:type="spellStart"/>
-      <w:r>
-        <w:rPr>
-          <w:rFonts w:ascii="Arial" w:hAnsi="Arial" w:cs="Arial"/>
-          <w:sz w:val="16"/>
-          <w:szCs w:val="16"/>
-          <w:lang w:val="en-US"/>
-        </w:rPr>
-        <w:t>tinggal</w:t>
-      </w:r>
-      <w:proofErr w:type="spellEnd"/>
-      <w:r>
-        <w:rPr>
-          <w:rFonts w:ascii="Arial" w:hAnsi="Arial" w:cs="Arial"/>
-          <w:sz w:val="16"/>
-          <w:szCs w:val="16"/>
-          <w:lang w:val="en-US"/>
-        </w:rPr>
-        <w:t xml:space="preserve"> </w:t>
-      </w:r>
-      <w:proofErr w:type="spellStart"/>
-      <w:r>
-        <w:rPr>
-          <w:rFonts w:ascii="Arial" w:hAnsi="Arial" w:cs="Arial"/>
-          <w:sz w:val="16"/>
-          <w:szCs w:val="16"/>
-          <w:lang w:val="en-US"/>
-        </w:rPr>
-        <w:t>sama</w:t>
-      </w:r>
-      <w:proofErr w:type="spellEnd"/>
-      <w:r>
-        <w:rPr>
-          <w:rFonts w:ascii="Arial" w:hAnsi="Arial" w:cs="Arial"/>
-          <w:sz w:val="16"/>
-          <w:szCs w:val="16"/>
-          <w:lang w:val="en-US"/>
-        </w:rPr>
-        <w:t xml:space="preserve"> </w:t>
-      </w:r>
-      <w:proofErr w:type="spellStart"/>
-      <w:r>
-        <w:rPr>
-          <w:rFonts w:ascii="Arial" w:hAnsi="Arial" w:cs="Arial"/>
-          <w:sz w:val="16"/>
-          <w:szCs w:val="16"/>
-          <w:lang w:val="en-US"/>
-        </w:rPr>
-        <w:t>dengan</w:t>
-      </w:r>
-      <w:proofErr w:type="spellEnd"/>
-      <w:r>
-        <w:rPr>
-          <w:rFonts w:ascii="Arial" w:hAnsi="Arial" w:cs="Arial"/>
-          <w:sz w:val="16"/>
-          <w:szCs w:val="16"/>
-          <w:lang w:val="en-US"/>
-        </w:rPr>
-        <w:t xml:space="preserve"> {{</w:t>
-      </w:r>
-      <w:proofErr w:type="spellStart"/>
-      <w:r>
-        <w:rPr>
-          <w:rFonts w:ascii="Arial" w:hAnsi="Arial" w:cs="Arial"/>
-          <w:sz w:val="16"/>
-          <w:szCs w:val="16"/>
-          <w:lang w:val="en-US"/>
-        </w:rPr>
-        <w:t>hubungan_debitur_penjamin</w:t>
-      </w:r>
-      <w:proofErr w:type="spellEnd"/>
-      <w:r>
-        <w:rPr>
-          <w:rFonts w:ascii="Arial" w:hAnsi="Arial" w:cs="Arial"/>
-          <w:sz w:val="16"/>
-          <w:szCs w:val="16"/>
-          <w:lang w:val="en-US"/>
-        </w:rPr>
-        <w:t xml:space="preserve">}} </w:t>
-      </w:r>
-      <w:proofErr w:type="spellStart"/>
-      <w:r>
-        <w:rPr>
-          <w:rFonts w:ascii="Arial" w:hAnsi="Arial" w:cs="Arial"/>
-          <w:sz w:val="16"/>
-          <w:szCs w:val="16"/>
-          <w:lang w:val="en-US"/>
-        </w:rPr>
-        <w:t>nya</w:t>
-      </w:r>
-      <w:proofErr w:type="spellEnd"/>
-    </w:p>
-    <w:p>
-      <w:pPr>
-        <w:tabs>
-          <w:tab w:val="left" w:pos="360"/>
-        </w:tabs>
-        <w:ind w:left="360" w:right="241" w:hanging="180"/>
-        <w:jc w:val="both"/>
-        <w:rPr>
-          <w:rFonts w:ascii="Arial" w:hAnsi="Arial" w:cs="Arial"/>
-          <w:sz w:val="16"/>
-          <w:szCs w:val="16"/>
-          <w:lang w:val="sv-SE"/>
-        </w:rPr>
-      </w:pPr>
-      <w:r>
-        <w:rPr>
-          <w:rFonts w:ascii="Arial" w:hAnsi="Arial" w:cs="Arial"/>
-          <w:sz w:val="16"/>
-          <w:szCs w:val="16"/>
-        </w:rPr>
-        <w:t xml:space="preserve">-   </w:t>
-      </w:r>
-      <w:r>
-        <w:rPr>
-          <w:rFonts w:ascii="Arial" w:hAnsi="Arial" w:cs="Arial"/>
-          <w:sz w:val="16"/>
-          <w:szCs w:val="16"/>
-          <w:lang w:val="sv-SE"/>
-        </w:rPr>
-        <w:t xml:space="preserve">selanjutnya </w:t>
-      </w:r>
-      <w:proofErr w:type="spellStart"/>
-      <w:r>
-        <w:rPr>
-          <w:rFonts w:ascii="Arial" w:hAnsi="Arial" w:cs="Arial"/>
-          <w:sz w:val="16"/>
-          <w:szCs w:val="16"/>
-          <w:lang w:val="sv-SE"/>
-        </w:rPr>
-        <w:t>disebut</w:t>
-      </w:r>
-      <w:proofErr w:type="spellEnd"/>
-      <w:r>
-        <w:rPr>
-          <w:rFonts w:ascii="Arial" w:hAnsi="Arial" w:cs="Arial"/>
-          <w:sz w:val="16"/>
-          <w:szCs w:val="16"/>
-          <w:lang w:val="sv-SE"/>
-        </w:rPr>
-        <w:t xml:space="preserve"> : </w:t>
       </w:r>
       <w:r>
         <w:rPr>
@@ -19779,7 +17648,7 @@
           <w:szCs w:val="16"/>
           <w:lang w:val="sv-SE"/>
         </w:rPr>
-        <w:t>--------</w:t>
+        <w:t>”PEMBERI JAMINAN”</w:t>
       </w:r>
       <w:r>
         <w:rPr>
@@ -19790,28 +17659,6 @@
           <w:szCs w:val="16"/>
           <w:lang w:val="sv-SE"/>
         </w:rPr>
-        <w:t xml:space="preserve"> </w:t>
-      </w:r>
-      <w:r>
-        <w:rPr>
-          <w:rFonts w:ascii="Arial" w:hAnsi="Arial" w:cs="Arial"/>
-          <w:b/>
-          <w:bCs/>
-          <w:sz w:val="16"/>
-          <w:szCs w:val="16"/>
-          <w:lang w:val="sv-SE"/>
-        </w:rPr>
-        <w:t>”PEMBERI JAMINAN”</w:t>
-      </w:r>
-      <w:r>
-        <w:rPr>
-          <w:rFonts w:ascii="Arial" w:hAnsi="Arial" w:cs="Arial"/>
-          <w:b/>
-          <w:bCs/>
-          <w:sz w:val="16"/>
-          <w:szCs w:val="16"/>
-          <w:lang w:val="sv-SE"/>
-        </w:rPr>
         <w:t xml:space="preserve"> .</w:t>
       </w:r>
       <w:r>
@@ -19868,44 +17715,15 @@
           <w:sz w:val="16"/>
           <w:szCs w:val="16"/>
         </w:rPr>
-        <w:t xml:space="preserve">Aie </w:t>
-      </w:r>
-      <w:proofErr w:type="spellStart"/>
-      <w:r>
-        <w:rPr>
-          <w:rFonts w:ascii="Arial" w:hAnsi="Arial" w:cs="Arial"/>
-          <w:b/>
-          <w:sz w:val="16"/>
-          <w:szCs w:val="16"/>
-        </w:rPr>
-        <w:t>Soesan</w:t>
-      </w:r>
-      <w:proofErr w:type="spellEnd"/>
-      <w:r>
-        <w:rPr>
-          <w:rFonts w:ascii="Arial" w:hAnsi="Arial" w:cs="Arial"/>
-          <w:sz w:val="16"/>
-          <w:szCs w:val="16"/>
-        </w:rPr>
-        <w:t xml:space="preserve"> yang menjalankan tugasnya sekaligus selaku Direktur, berdasarkan Persetujuan dan Kuasa Nomor 75 tertanggal 15 Mei 2020, yang dibuat di hadapan, Ramly Yusuf Angkat, S.H, </w:t>
-      </w:r>
-      <w:proofErr w:type="spellStart"/>
-      <w:r>
-        <w:rPr>
-          <w:rFonts w:ascii="Arial" w:hAnsi="Arial" w:cs="Arial"/>
-          <w:sz w:val="16"/>
-          <w:szCs w:val="16"/>
-        </w:rPr>
-        <w:t>M.Kn</w:t>
-      </w:r>
-      <w:proofErr w:type="spellEnd"/>
-      <w:r>
-        <w:rPr>
-          <w:rFonts w:ascii="Arial" w:hAnsi="Arial" w:cs="Arial"/>
-          <w:sz w:val="16"/>
-          <w:szCs w:val="16"/>
-        </w:rPr>
-        <w:t xml:space="preserve">, Notaris Kabupaten Cirebon bertindak untuk dan atas nama PT. Bank Perekonomian Rakyat SAHABAT SEJATI, berkedudukan di Jl. Raya Klangenan No. 121, Desa Klangenan, Kecamatan Klangenan, Kabupaten Cirebon.  </w:t>
+        <w:t>Aie Soesan</w:t>
+      </w:r>
+      <w:r>
+        <w:rPr>
+          <w:rFonts w:ascii="Arial" w:hAnsi="Arial" w:cs="Arial"/>
+          <w:sz w:val="16"/>
+          <w:szCs w:val="16"/>
+        </w:rPr>
+        <w:t xml:space="preserve"> yang menjalankan tugasnya sekaligus selaku Direktur, berdasarkan Persetujuan dan Kuasa Nomor 75 tertanggal 15 Mei 2020, yang dibuat di hadapan, Ramly Yusuf Angkat, S.H, M.Kn, Notaris Kabupaten Cirebon bertindak untuk dan atas nama PT. Bank Perekonomian Rakyat SAHABAT SEJATI, berkedudukan di Jl. Raya Klangenan No. 121, Desa Klangenan, Kecamatan Klangenan, Kabupaten Cirebon.  </w:t>
       </w:r>
     </w:p>
     <w:p>
@@ -19937,27 +17755,7 @@
           <w:szCs w:val="16"/>
           <w:lang w:val="sv-SE"/>
         </w:rPr>
-        <w:t xml:space="preserve">selanjutnya </w:t>
-      </w:r>
-      <w:proofErr w:type="spellStart"/>
-      <w:r>
-        <w:rPr>
-          <w:rFonts w:ascii="Arial" w:hAnsi="Arial" w:cs="Arial"/>
-          <w:sz w:val="16"/>
-          <w:szCs w:val="16"/>
-          <w:lang w:val="sv-SE"/>
-        </w:rPr>
-        <w:t>disebut</w:t>
-      </w:r>
-      <w:proofErr w:type="spellEnd"/>
-      <w:r>
-        <w:rPr>
-          <w:rFonts w:ascii="Arial" w:hAnsi="Arial" w:cs="Arial"/>
-          <w:sz w:val="16"/>
-          <w:szCs w:val="16"/>
-          <w:lang w:val="sv-SE"/>
-        </w:rPr>
-        <w:t xml:space="preserve"> : </w:t>
+        <w:t xml:space="preserve">selanjutnya disebut : </w:t>
       </w:r>
       <w:r>
         <w:rPr>
@@ -20122,25 +17920,7 @@
           <w:sz w:val="16"/>
           <w:szCs w:val="16"/>
         </w:rPr>
-        <w:t>{{</w:t>
-      </w:r>
-      <w:proofErr w:type="spellStart"/>
-      <w:r>
-        <w:rPr>
-          <w:rFonts w:ascii="Arial" w:hAnsi="Arial" w:cs="Arial"/>
-          <w:sz w:val="16"/>
-          <w:szCs w:val="16"/>
-        </w:rPr>
-        <w:t>nomor_surat</w:t>
-      </w:r>
-      <w:proofErr w:type="spellEnd"/>
-      <w:r>
-        <w:rPr>
-          <w:rFonts w:ascii="Arial" w:hAnsi="Arial" w:cs="Arial"/>
-          <w:sz w:val="16"/>
-          <w:szCs w:val="16"/>
-        </w:rPr>
-        <w:t>}}</w:t>
+        <w:t>{{nomor_surat}}</w:t>
       </w:r>
       <w:r>
         <w:rPr>
@@ -20765,7 +18545,15 @@
           <w:sz w:val="16"/>
           <w:szCs w:val="16"/>
         </w:rPr>
-        <w:t>Polis asuransi berada di tangan BANK dan BANK  mendapat kuasa untuk mengajukan perubahan termasuk perpanjangan jangka waktu dan agar BANK mempunyai hak menagih dan menerima uang ganti kerugian manakala terjadi suatu  kerugian.</w:t>
+        <w:t xml:space="preserve">Polis asuransi berada di tangan BANK dan BANK  mendapat kuasa untuk mengajukan perubahan termasuk perpanjangan jangka waktu dan agar BANK mempunyai </w:t>
+      </w:r>
+      <w:r>
+        <w:rPr>
+          <w:rFonts w:ascii="Arial" w:hAnsi="Arial" w:cs="Arial"/>
+          <w:sz w:val="16"/>
+          <w:szCs w:val="16"/>
+        </w:rPr>
+        <w:t>hak menagih dan menerima uang ganti kerugian manakala terjadi suatu  kerugian.</w:t>
       </w:r>
     </w:p>
     <w:p>
@@ -21076,7 +18864,6 @@
           <w:sz w:val="16"/>
           <w:szCs w:val="16"/>
         </w:rPr>
-        <w:lastRenderedPageBreak/>
         <w:t>Pasal 8</w:t>
       </w:r>
     </w:p>
@@ -21395,16 +19182,17 @@
           <w:szCs w:val="16"/>
           <w:lang w:val="sv-SE"/>
         </w:rPr>
-        <w:t xml:space="preserve">Jika terjadi perselisihan atas penafsiran dan/atau pelaksanaan Pengikatan  ini akan diselesaikan dengan </w:t>
-      </w:r>
-      <w:r>
-        <w:rPr>
-          <w:rFonts w:ascii="Arial" w:hAnsi="Arial" w:cs="Arial"/>
-          <w:sz w:val="16"/>
-          <w:szCs w:val="16"/>
-          <w:lang w:val="sv-SE"/>
-        </w:rPr>
-        <w:t>cara musyawarah untuk mencapai mufakat. Dalam hal musyawarah tidak tercapai mufakat maka kedua pihak sepakat untuk memilih tempat kedudukan hukum yang tetap dan tidak berubah di kantor Pengadilan Negeri Kabupaten Cirebon.</w:t>
+        <w:t xml:space="preserve">Jika terjadi perselisihan atas penafsiran dan/atau pelaksanaan Pengikatan  ini akan diselesaikan dengan cara musyawarah untuk mencapai mufakat. Dalam hal musyawarah tidak tercapai mufakat maka kedua pihak sepakat untuk memilih tempat kedudukan hukum yang </w:t>
+      </w:r>
+      <w:r>
+        <w:rPr>
+          <w:rFonts w:ascii="Arial" w:hAnsi="Arial" w:cs="Arial"/>
+          <w:sz w:val="16"/>
+          <w:szCs w:val="16"/>
+          <w:lang w:val="sv-SE"/>
+        </w:rPr>
+        <w:lastRenderedPageBreak/>
+        <w:t>tetap dan tidak berubah di kantor Pengadilan Negeri Kabupaten Cirebon.</w:t>
       </w:r>
     </w:p>
     <w:p>
@@ -21626,7 +19414,6 @@
           <w:tcPr>
             <w:tcW w:w="3676" w:type="dxa"/>
             <w:gridSpan w:val="2"/>
-            <w:shd w:val="clear" w:color="auto" w:fill="auto"/>
             <w:vAlign w:val="center"/>
           </w:tcPr>
           <w:p>
@@ -21658,7 +19445,6 @@
         <w:tc>
           <w:tcPr>
             <w:tcW w:w="1971" w:type="dxa"/>
-            <w:shd w:val="clear" w:color="auto" w:fill="auto"/>
             <w:vAlign w:val="center"/>
           </w:tcPr>
           <w:p>
@@ -21682,7 +19468,15 @@
                 <w:sz w:val="16"/>
                 <w:szCs w:val="16"/>
               </w:rPr>
-              <w:t>PT. BPR SAHABAT SEJATI</w:t>
+              <w:t xml:space="preserve">PT. BPR SAHABAT </w:t>
+            </w:r>
+            <w:r>
+              <w:rPr>
+                <w:rFonts w:ascii="Arial" w:hAnsi="Arial" w:cs="Arial"/>
+                <w:sz w:val="16"/>
+                <w:szCs w:val="16"/>
+              </w:rPr>
+              <w:t>SEJATI</w:t>
             </w:r>
           </w:p>
         </w:tc>
@@ -21691,7 +19485,6 @@
         <w:tc>
           <w:tcPr>
             <w:tcW w:w="1809" w:type="dxa"/>
-            <w:shd w:val="clear" w:color="auto" w:fill="auto"/>
           </w:tcPr>
           <w:p>
             <w:pPr>
@@ -21889,7 +19682,6 @@
         <w:tc>
           <w:tcPr>
             <w:tcW w:w="1867" w:type="dxa"/>
-            <w:shd w:val="clear" w:color="auto" w:fill="auto"/>
           </w:tcPr>
           <w:p>
             <w:pPr>
@@ -22079,7 +19871,6 @@
         <w:tc>
           <w:tcPr>
             <w:tcW w:w="1971" w:type="dxa"/>
-            <w:shd w:val="clear" w:color="auto" w:fill="auto"/>
           </w:tcPr>
           <w:p>
             <w:pPr>
@@ -22680,7 +20471,6 @@
           </v:shape>
         </w:pict>
       </w:r>
-      <w:proofErr w:type="gramStart"/>
       <w:r>
         <w:rPr>
           <w:lang w:val="sv-SE"/>
@@ -22691,14 +20481,7 @@
         <w:rPr>
           <w:lang w:val="sv-SE"/>
         </w:rPr>
-        <w:t>SAHABAT</w:t>
-      </w:r>
-      <w:proofErr w:type="gramEnd"/>
-      <w:r>
-        <w:rPr>
-          <w:lang w:val="sv-SE"/>
-        </w:rPr>
-        <w:t xml:space="preserve"> SEJATI</w:t>
+        <w:t>SAHABAT SEJATI</w:t>
       </w:r>
     </w:p>
     <w:p>
@@ -23256,7 +21039,6 @@
         <w:tc>
           <w:tcPr>
             <w:tcW w:w="5058" w:type="dxa"/>
-            <w:shd w:val="clear" w:color="auto" w:fill="auto"/>
           </w:tcPr>
           <w:p>
             <w:pPr>
@@ -23376,7 +21158,6 @@
         <w:tc>
           <w:tcPr>
             <w:tcW w:w="5058" w:type="dxa"/>
-            <w:shd w:val="clear" w:color="auto" w:fill="auto"/>
           </w:tcPr>
           <w:p>
             <w:pPr>
@@ -23753,7 +21534,6 @@
           </v:shape>
         </w:pict>
       </w:r>
-      <w:proofErr w:type="gramStart"/>
       <w:r>
         <w:rPr>
           <w:lang w:val="sv-SE"/>
@@ -23764,14 +21544,7 @@
         <w:rPr>
           <w:lang w:val="sv-SE"/>
         </w:rPr>
-        <w:t>SAHABAT</w:t>
-      </w:r>
-      <w:proofErr w:type="gramEnd"/>
-      <w:r>
-        <w:rPr>
-          <w:lang w:val="sv-SE"/>
-        </w:rPr>
-        <w:t xml:space="preserve"> SEJATI</w:t>
+        <w:t>SAHABAT SEJATI</w:t>
       </w:r>
     </w:p>
     <w:p>
@@ -23874,21 +21647,12 @@
         </w:rPr>
         <w:t xml:space="preserve">}} </w:t>
       </w:r>
-      <w:proofErr w:type="spellStart"/>
       <w:r>
         <w:rPr>
           <w:rFonts w:ascii="Courier New" w:hAnsi="Courier New" w:cs="Courier New"/>
           <w:lang w:val="it-IT"/>
         </w:rPr>
-        <w:t>berupa</w:t>
-      </w:r>
-      <w:proofErr w:type="spellEnd"/>
-      <w:r>
-        <w:rPr>
-          <w:rFonts w:ascii="Courier New" w:hAnsi="Courier New" w:cs="Courier New"/>
-          <w:lang w:val="it-IT"/>
-        </w:rPr>
-        <w:t>:</w:t>
+        <w:t>berupa:</w:t>
       </w:r>
     </w:p>
     <w:p>
@@ -24229,7 +21993,6 @@
         <w:tc>
           <w:tcPr>
             <w:tcW w:w="5058" w:type="dxa"/>
-            <w:shd w:val="clear" w:color="auto" w:fill="auto"/>
           </w:tcPr>
           <w:p>
             <w:pPr>
@@ -24333,7 +22096,6 @@
         <w:tc>
           <w:tcPr>
             <w:tcW w:w="5058" w:type="dxa"/>
-            <w:shd w:val="clear" w:color="auto" w:fill="auto"/>
           </w:tcPr>
           <w:p>
             <w:pPr>
@@ -24633,6 +22395,16 @@
       <w:pPr>
         <w:jc w:val="both"/>
       </w:pPr>
+      <w:r>
+        <w:rPr>
+          <w:noProof/>
+        </w:rPr>
+        <w:pict w14:anchorId="319ABDDC">
+          <v:shape id="_x0000_s2050" type="#_x0000_t75" alt="SAHABAT SEJATI 2" style="position:absolute;left:0;text-align:left;margin-left:0;margin-top:2.7pt;width:37.2pt;height:33.6pt;z-index:9;visibility:visible;mso-wrap-edited:f;mso-width-percent:0;mso-height-percent:0;mso-width-percent:0;mso-height-percent:0">
+            <v:imagedata r:id="rId7" o:title="SAHABAT SEJATI 2"/>
+          </v:shape>
+        </w:pict>
+      </w:r>
     </w:p>
     <w:p>
       <w:pPr>
@@ -24698,16 +22470,6 @@
           <w:lang w:val="en-US"/>
         </w:rPr>
       </w:pPr>
-      <w:r>
-        <w:rPr>
-          <w:noProof/>
-        </w:rPr>
-        <w:pict w14:anchorId="319ABDDC">
-          <v:shape id="_x0000_s2050" type="#_x0000_t75" alt="SAHABAT SEJATI 2" style="position:absolute;left:0;text-align:left;margin-left:408.5pt;margin-top:1.7pt;width:37.2pt;height:33.6pt;z-index:9;visibility:visible;mso-wrap-edited:f;mso-width-percent:0;mso-height-percent:0;mso-width-percent:0;mso-height-percent:0">
-            <v:imagedata r:id="rId7" o:title="SAHABAT SEJATI 2"/>
-          </v:shape>
-        </w:pict>
-      </w:r>
       <w:r>
         <w:t xml:space="preserve">Nama </w:t>
       </w:r>
@@ -25032,7 +22794,6 @@
         <w:tc>
           <w:tcPr>
             <w:tcW w:w="5328" w:type="dxa"/>
-            <w:shd w:val="clear" w:color="auto" w:fill="auto"/>
           </w:tcPr>
           <w:p>
             <w:pPr>
@@ -25152,7 +22913,6 @@
         <w:tc>
           <w:tcPr>
             <w:tcW w:w="5328" w:type="dxa"/>
-            <w:shd w:val="clear" w:color="auto" w:fill="auto"/>
           </w:tcPr>
           <w:p>
             <w:pPr>
@@ -25166,7 +22926,6 @@
         <w:tc>
           <w:tcPr>
             <w:tcW w:w="5328" w:type="dxa"/>
-            <w:shd w:val="clear" w:color="auto" w:fill="auto"/>
           </w:tcPr>
           <w:p>
             <w:pPr>
@@ -25178,7 +22937,6 @@
         <w:tc>
           <w:tcPr>
             <w:tcW w:w="5328" w:type="dxa"/>
-            <w:shd w:val="clear" w:color="auto" w:fill="auto"/>
           </w:tcPr>
           <w:p>
             <w:pPr>
@@ -25328,7 +23086,7 @@
           <w:lang w:val="en-US" w:eastAsia="en-US"/>
         </w:rPr>
         <w:pict w14:anchorId="082C6106">
-          <v:shape id="Picture 1" o:spid="_x0000_i1025" type="#_x0000_t75" alt="SAHABAT SEJATI 2" style="width:58pt;height:33.75pt;visibility:visible;mso-width-percent:0;mso-height-percent:0;mso-width-percent:0;mso-height-percent:0">
+          <v:shape id="Picture 1" o:spid="_x0000_i1025" type="#_x0000_t75" alt="SAHABAT SEJATI 2" style="width:37.5pt;height:34pt;visibility:visible;mso-width-percent:0;mso-height-percent:0;mso-width-percent:0;mso-height-percent:0">
             <v:imagedata r:id="rId14" o:title="SAHABAT SEJATI 2"/>
           </v:shape>
         </w:pict>
@@ -25982,7 +23740,7 @@
 </file>
 
 <file path=word/endnotes.xml><?xml version="1.0" encoding="utf-8"?>
-<w:endnotes xmlns:wpc="http://schemas.microsoft.com/office/word/2010/wordprocessingCanvas" xmlns:cx="http://schemas.microsoft.com/office/drawing/2014/chartex" xmlns:cx1="http://schemas.microsoft.com/office/drawing/2015/9/8/chartex" xmlns:cx2="http://schemas.microsoft.com/office/drawing/2015/10/21/chartex" xmlns:cx3="http://schemas.microsoft.com/office/drawing/2016/5/9/chartex" xmlns:cx4="http://schemas.microsoft.com/office/drawing/2016/5/10/chartex" xmlns:cx5="http://schemas.microsoft.com/office/drawing/2016/5/11/chartex" xmlns:cx6="http://schemas.microsoft.com/office/drawing/2016/5/12/chartex" xmlns:cx7="http://schemas.microsoft.com/office/drawing/2016/5/13/chartex" xmlns:cx8="http://schemas.microsoft.com/office/drawing/2016/5/14/chartex" xmlns:mc="http://schemas.openxmlformats.org/markup-compatibility/2006" xmlns:aink="http://schemas.microsoft.com/office/drawing/2016/ink" xmlns:am3d="http://schemas.microsoft.com/office/drawing/2017/model3d" xmlns:o="urn:schemas-microsoft-com:office:office" xmlns:oel="http://schemas.microsoft.com/office/2019/extlst" xmlns:r="http://schemas.openxmlformats.org/officeDocument/2006/relationships" xmlns:m="http://schemas.openxmlformats.org/officeDocument/2006/math" xmlns:v="urn:schemas-microsoft-com:vml" xmlns:wp14="http://schemas.microsoft.com/office/word/2010/wordprocessingDrawing" xmlns:wp="http://schemas.openxmlformats.org/drawingml/2006/wordprocessingDrawing" xmlns:w10="urn:schemas-microsoft-com:office:word" xmlns:w="http://schemas.openxmlformats.org/wordprocessingml/2006/main" xmlns:w14="http://schemas.microsoft.com/office/word/2010/wordml" xmlns:w15="http://schemas.microsoft.com/office/word/2012/wordml" xmlns:w16cex="http://schemas.microsoft.com/office/word/2018/wordml/cex" xmlns:w16cid="http://schemas.microsoft.com/office/word/2016/wordml/cid" xmlns:w16="http://schemas.microsoft.com/office/word/2018/wordml" xmlns:w16sdtdh="http://schemas.microsoft.com/office/word/2020/wordml/sdtdatahash" xmlns:w16se="http://schemas.microsoft.com/office/word/2015/wordml/symex" xmlns:wpg="http://schemas.microsoft.com/office/word/2010/wordprocessingGroup" xmlns:wpi="http://schemas.microsoft.com/office/word/2010/wordprocessingInk" xmlns:wne="http://schemas.microsoft.com/office/word/2006/wordml" xmlns:wps="http://schemas.microsoft.com/office/word/2010/wordprocessingShape" mc:Ignorable="w14 w15 w16se w16cid w16 w16cex w16sdtdh wp14">
+<w:endnotes xmlns:wpc="http://schemas.microsoft.com/office/word/2010/wordprocessingCanvas" xmlns:cx="http://schemas.microsoft.com/office/drawing/2014/chartex" xmlns:cx1="http://schemas.microsoft.com/office/drawing/2015/9/8/chartex" xmlns:cx2="http://schemas.microsoft.com/office/drawing/2015/10/21/chartex" xmlns:cx3="http://schemas.microsoft.com/office/drawing/2016/5/9/chartex" xmlns:cx4="http://schemas.microsoft.com/office/drawing/2016/5/10/chartex" xmlns:cx5="http://schemas.microsoft.com/office/drawing/2016/5/11/chartex" xmlns:cx6="http://schemas.microsoft.com/office/drawing/2016/5/12/chartex" xmlns:cx7="http://schemas.microsoft.com/office/drawing/2016/5/13/chartex" xmlns:cx8="http://schemas.microsoft.com/office/drawing/2016/5/14/chartex" xmlns:mc="http://schemas.openxmlformats.org/markup-compatibility/2006" xmlns:aink="http://schemas.microsoft.com/office/drawing/2016/ink" xmlns:am3d="http://schemas.microsoft.com/office/drawing/2017/model3d" xmlns:o="urn:schemas-microsoft-com:office:office" xmlns:oel="http://schemas.microsoft.com/office/2019/extlst" xmlns:r="http://schemas.openxmlformats.org/officeDocument/2006/relationships" xmlns:m="http://schemas.openxmlformats.org/officeDocument/2006/math" xmlns:v="urn:schemas-microsoft-com:vml" xmlns:wp14="http://schemas.microsoft.com/office/word/2010/wordprocessingDrawing" xmlns:wp="http://schemas.openxmlformats.org/drawingml/2006/wordprocessingDrawing" xmlns:w10="urn:schemas-microsoft-com:office:word" xmlns:w="http://schemas.openxmlformats.org/wordprocessingml/2006/main" xmlns:w14="http://schemas.microsoft.com/office/word/2010/wordml" xmlns:w15="http://schemas.microsoft.com/office/word/2012/wordml" xmlns:w16cex="http://schemas.microsoft.com/office/word/2018/wordml/cex" xmlns:w16cid="http://schemas.microsoft.com/office/word/2016/wordml/cid" xmlns:w16="http://schemas.microsoft.com/office/word/2018/wordml" xmlns:w16du="http://schemas.microsoft.com/office/word/2023/wordml/word16du" xmlns:w16sdtdh="http://schemas.microsoft.com/office/word/2020/wordml/sdtdatahash" xmlns:w16sdtfl="http://schemas.microsoft.com/office/word/2024/wordml/sdtformatlock" xmlns:w16se="http://schemas.microsoft.com/office/word/2015/wordml/symex" xmlns:wpg="http://schemas.microsoft.com/office/word/2010/wordprocessingGroup" xmlns:wpi="http://schemas.microsoft.com/office/word/2010/wordprocessingInk" xmlns:wne="http://schemas.microsoft.com/office/word/2006/wordml" xmlns:wps="http://schemas.microsoft.com/office/word/2010/wordprocessingShape" mc:Ignorable="w14 w15 w16se w16cid w16 w16cex w16sdtdh w16sdtfl w16du wp14">
   <w:endnote w:type="separator" w:id="-1">
     <w:p>
       <w:r>
@@ -26001,7 +23759,7 @@
 </file>
 
 <file path=word/footer1.xml><?xml version="1.0" encoding="utf-8"?>
-<w:ftr xmlns:wpc="http://schemas.microsoft.com/office/word/2010/wordprocessingCanvas" xmlns:cx="http://schemas.microsoft.com/office/drawing/2014/chartex" xmlns:cx1="http://schemas.microsoft.com/office/drawing/2015/9/8/chartex" xmlns:cx2="http://schemas.microsoft.com/office/drawing/2015/10/21/chartex" xmlns:cx3="http://schemas.microsoft.com/office/drawing/2016/5/9/chartex" xmlns:cx4="http://schemas.microsoft.com/office/drawing/2016/5/10/chartex" xmlns:cx5="http://schemas.microsoft.com/office/drawing/2016/5/11/chartex" xmlns:cx6="http://schemas.microsoft.com/office/drawing/2016/5/12/chartex" xmlns:cx7="http://schemas.microsoft.com/office/drawing/2016/5/13/chartex" xmlns:cx8="http://schemas.microsoft.com/office/drawing/2016/5/14/chartex" xmlns:mc="http://schemas.openxmlformats.org/markup-compatibility/2006" xmlns:aink="http://schemas.microsoft.com/office/drawing/2016/ink" xmlns:am3d="http://schemas.microsoft.com/office/drawing/2017/model3d" xmlns:o="urn:schemas-microsoft-com:office:office" xmlns:oel="http://schemas.microsoft.com/office/2019/extlst" xmlns:r="http://schemas.openxmlformats.org/officeDocument/2006/relationships" xmlns:m="http://schemas.openxmlformats.org/officeDocument/2006/math" xmlns:v="urn:schemas-microsoft-com:vml" xmlns:wp14="http://schemas.microsoft.com/office/word/2010/wordprocessingDrawing" xmlns:wp="http://schemas.openxmlformats.org/drawingml/2006/wordprocessingDrawing" xmlns:w10="urn:schemas-microsoft-com:office:word" xmlns:w="http://schemas.openxmlformats.org/wordprocessingml/2006/main" xmlns:w14="http://schemas.microsoft.com/office/word/2010/wordml" xmlns:w15="http://schemas.microsoft.com/office/word/2012/wordml" xmlns:w16cex="http://schemas.microsoft.com/office/word/2018/wordml/cex" xmlns:w16cid="http://schemas.microsoft.com/office/word/2016/wordml/cid" xmlns:w16="http://schemas.microsoft.com/office/word/2018/wordml" xmlns:w16sdtdh="http://schemas.microsoft.com/office/word/2020/wordml/sdtdatahash" xmlns:w16se="http://schemas.microsoft.com/office/word/2015/wordml/symex" xmlns:wpg="http://schemas.microsoft.com/office/word/2010/wordprocessingGroup" xmlns:wpi="http://schemas.microsoft.com/office/word/2010/wordprocessingInk" xmlns:wne="http://schemas.microsoft.com/office/word/2006/wordml" xmlns:wps="http://schemas.microsoft.com/office/word/2010/wordprocessingShape" mc:Ignorable="w14 w15 w16se w16cid w16 w16cex w16sdtdh wp14">
+<w:ftr xmlns:wpc="http://schemas.microsoft.com/office/word/2010/wordprocessingCanvas" xmlns:cx="http://schemas.microsoft.com/office/drawing/2014/chartex" xmlns:cx1="http://schemas.microsoft.com/office/drawing/2015/9/8/chartex" xmlns:cx2="http://schemas.microsoft.com/office/drawing/2015/10/21/chartex" xmlns:cx3="http://schemas.microsoft.com/office/drawing/2016/5/9/chartex" xmlns:cx4="http://schemas.microsoft.com/office/drawing/2016/5/10/chartex" xmlns:cx5="http://schemas.microsoft.com/office/drawing/2016/5/11/chartex" xmlns:cx6="http://schemas.microsoft.com/office/drawing/2016/5/12/chartex" xmlns:cx7="http://schemas.microsoft.com/office/drawing/2016/5/13/chartex" xmlns:cx8="http://schemas.microsoft.com/office/drawing/2016/5/14/chartex" xmlns:mc="http://schemas.openxmlformats.org/markup-compatibility/2006" xmlns:aink="http://schemas.microsoft.com/office/drawing/2016/ink" xmlns:am3d="http://schemas.microsoft.com/office/drawing/2017/model3d" xmlns:o="urn:schemas-microsoft-com:office:office" xmlns:oel="http://schemas.microsoft.com/office/2019/extlst" xmlns:r="http://schemas.openxmlformats.org/officeDocument/2006/relationships" xmlns:m="http://schemas.openxmlformats.org/officeDocument/2006/math" xmlns:v="urn:schemas-microsoft-com:vml" xmlns:wp14="http://schemas.microsoft.com/office/word/2010/wordprocessingDrawing" xmlns:wp="http://schemas.openxmlformats.org/drawingml/2006/wordprocessingDrawing" xmlns:w10="urn:schemas-microsoft-com:office:word" xmlns:w="http://schemas.openxmlformats.org/wordprocessingml/2006/main" xmlns:w14="http://schemas.microsoft.com/office/word/2010/wordml" xmlns:w15="http://schemas.microsoft.com/office/word/2012/wordml" xmlns:w16cex="http://schemas.microsoft.com/office/word/2018/wordml/cex" xmlns:w16cid="http://schemas.microsoft.com/office/word/2016/wordml/cid" xmlns:w16="http://schemas.microsoft.com/office/word/2018/wordml" xmlns:w16du="http://schemas.microsoft.com/office/word/2023/wordml/word16du" xmlns:w16sdtdh="http://schemas.microsoft.com/office/word/2020/wordml/sdtdatahash" xmlns:w16sdtfl="http://schemas.microsoft.com/office/word/2024/wordml/sdtformatlock" xmlns:w16se="http://schemas.microsoft.com/office/word/2015/wordml/symex" xmlns:wpg="http://schemas.microsoft.com/office/word/2010/wordprocessingGroup" xmlns:wpi="http://schemas.microsoft.com/office/word/2010/wordprocessingInk" xmlns:wne="http://schemas.microsoft.com/office/word/2006/wordml" xmlns:wps="http://schemas.microsoft.com/office/word/2010/wordprocessingShape" mc:Ignorable="w14 w15 w16se w16cid w16 w16cex w16sdtdh w16sdtfl w16du wp14">
   <w:p>
     <w:pPr>
       <w:pStyle w:val="Footer"/>
@@ -26011,7 +23769,7 @@
 </file>
 
 <file path=word/footer2.xml><?xml version="1.0" encoding="utf-8"?>
-<w:ftr xmlns:wpc="http://schemas.microsoft.com/office/word/2010/wordprocessingCanvas" xmlns:cx="http://schemas.microsoft.com/office/drawing/2014/chartex" xmlns:cx1="http://schemas.microsoft.com/office/drawing/2015/9/8/chartex" xmlns:cx2="http://schemas.microsoft.com/office/drawing/2015/10/21/chartex" xmlns:cx3="http://schemas.microsoft.com/office/drawing/2016/5/9/chartex" xmlns:cx4="http://schemas.microsoft.com/office/drawing/2016/5/10/chartex" xmlns:cx5="http://schemas.microsoft.com/office/drawing/2016/5/11/chartex" xmlns:cx6="http://schemas.microsoft.com/office/drawing/2016/5/12/chartex" xmlns:cx7="http://schemas.microsoft.com/office/drawing/2016/5/13/chartex" xmlns:cx8="http://schemas.microsoft.com/office/drawing/2016/5/14/chartex" xmlns:mc="http://schemas.openxmlformats.org/markup-compatibility/2006" xmlns:aink="http://schemas.microsoft.com/office/drawing/2016/ink" xmlns:am3d="http://schemas.microsoft.com/office/drawing/2017/model3d" xmlns:o="urn:schemas-microsoft-com:office:office" xmlns:oel="http://schemas.microsoft.com/office/2019/extlst" xmlns:r="http://schemas.openxmlformats.org/officeDocument/2006/relationships" xmlns:m="http://schemas.openxmlformats.org/officeDocument/2006/math" xmlns:v="urn:schemas-microsoft-com:vml" xmlns:wp14="http://schemas.microsoft.com/office/word/2010/wordprocessingDrawing" xmlns:wp="http://schemas.openxmlformats.org/drawingml/2006/wordprocessingDrawing" xmlns:w10="urn:schemas-microsoft-com:office:word" xmlns:w="http://schemas.openxmlformats.org/wordprocessingml/2006/main" xmlns:w14="http://schemas.microsoft.com/office/word/2010/wordml" xmlns:w15="http://schemas.microsoft.com/office/word/2012/wordml" xmlns:w16cex="http://schemas.microsoft.com/office/word/2018/wordml/cex" xmlns:w16cid="http://schemas.microsoft.com/office/word/2016/wordml/cid" xmlns:w16="http://schemas.microsoft.com/office/word/2018/wordml" xmlns:w16sdtdh="http://schemas.microsoft.com/office/word/2020/wordml/sdtdatahash" xmlns:w16se="http://schemas.microsoft.com/office/word/2015/wordml/symex" xmlns:wpg="http://schemas.microsoft.com/office/word/2010/wordprocessingGroup" xmlns:wpi="http://schemas.microsoft.com/office/word/2010/wordprocessingInk" xmlns:wne="http://schemas.microsoft.com/office/word/2006/wordml" xmlns:wps="http://schemas.microsoft.com/office/word/2010/wordprocessingShape" mc:Ignorable="w14 w15 w16se w16cid w16 w16cex w16sdtdh wp14">
+<w:ftr xmlns:wpc="http://schemas.microsoft.com/office/word/2010/wordprocessingCanvas" xmlns:cx="http://schemas.microsoft.com/office/drawing/2014/chartex" xmlns:cx1="http://schemas.microsoft.com/office/drawing/2015/9/8/chartex" xmlns:cx2="http://schemas.microsoft.com/office/drawing/2015/10/21/chartex" xmlns:cx3="http://schemas.microsoft.com/office/drawing/2016/5/9/chartex" xmlns:cx4="http://schemas.microsoft.com/office/drawing/2016/5/10/chartex" xmlns:cx5="http://schemas.microsoft.com/office/drawing/2016/5/11/chartex" xmlns:cx6="http://schemas.microsoft.com/office/drawing/2016/5/12/chartex" xmlns:cx7="http://schemas.microsoft.com/office/drawing/2016/5/13/chartex" xmlns:cx8="http://schemas.microsoft.com/office/drawing/2016/5/14/chartex" xmlns:mc="http://schemas.openxmlformats.org/markup-compatibility/2006" xmlns:aink="http://schemas.microsoft.com/office/drawing/2016/ink" xmlns:am3d="http://schemas.microsoft.com/office/drawing/2017/model3d" xmlns:o="urn:schemas-microsoft-com:office:office" xmlns:oel="http://schemas.microsoft.com/office/2019/extlst" xmlns:r="http://schemas.openxmlformats.org/officeDocument/2006/relationships" xmlns:m="http://schemas.openxmlformats.org/officeDocument/2006/math" xmlns:v="urn:schemas-microsoft-com:vml" xmlns:wp14="http://schemas.microsoft.com/office/word/2010/wordprocessingDrawing" xmlns:wp="http://schemas.openxmlformats.org/drawingml/2006/wordprocessingDrawing" xmlns:w10="urn:schemas-microsoft-com:office:word" xmlns:w="http://schemas.openxmlformats.org/wordprocessingml/2006/main" xmlns:w14="http://schemas.microsoft.com/office/word/2010/wordml" xmlns:w15="http://schemas.microsoft.com/office/word/2012/wordml" xmlns:w16cex="http://schemas.microsoft.com/office/word/2018/wordml/cex" xmlns:w16cid="http://schemas.microsoft.com/office/word/2016/wordml/cid" xmlns:w16="http://schemas.microsoft.com/office/word/2018/wordml" xmlns:w16du="http://schemas.microsoft.com/office/word/2023/wordml/word16du" xmlns:w16sdtdh="http://schemas.microsoft.com/office/word/2020/wordml/sdtdatahash" xmlns:w16sdtfl="http://schemas.microsoft.com/office/word/2024/wordml/sdtformatlock" xmlns:w16se="http://schemas.microsoft.com/office/word/2015/wordml/symex" xmlns:wpg="http://schemas.microsoft.com/office/word/2010/wordprocessingGroup" xmlns:wpi="http://schemas.microsoft.com/office/word/2010/wordprocessingInk" xmlns:wne="http://schemas.microsoft.com/office/word/2006/wordml" xmlns:wps="http://schemas.microsoft.com/office/word/2010/wordprocessingShape" mc:Ignorable="w14 w15 w16se w16cid w16 w16cex w16sdtdh w16sdtfl w16du wp14">
   <w:p>
     <w:pPr>
       <w:pStyle w:val="Footer"/>
@@ -26021,7 +23779,7 @@
 </file>
 
 <file path=word/footer3.xml><?xml version="1.0" encoding="utf-8"?>
-<w:ftr xmlns:wpc="http://schemas.microsoft.com/office/word/2010/wordprocessingCanvas" xmlns:cx="http://schemas.microsoft.com/office/drawing/2014/chartex" xmlns:cx1="http://schemas.microsoft.com/office/drawing/2015/9/8/chartex" xmlns:cx2="http://schemas.microsoft.com/office/drawing/2015/10/21/chartex" xmlns:cx3="http://schemas.microsoft.com/office/drawing/2016/5/9/chartex" xmlns:cx4="http://schemas.microsoft.com/office/drawing/2016/5/10/chartex" xmlns:cx5="http://schemas.microsoft.com/office/drawing/2016/5/11/chartex" xmlns:cx6="http://schemas.microsoft.com/office/drawing/2016/5/12/chartex" xmlns:cx7="http://schemas.microsoft.com/office/drawing/2016/5/13/chartex" xmlns:cx8="http://schemas.microsoft.com/office/drawing/2016/5/14/chartex" xmlns:mc="http://schemas.openxmlformats.org/markup-compatibility/2006" xmlns:aink="http://schemas.microsoft.com/office/drawing/2016/ink" xmlns:am3d="http://schemas.microsoft.com/office/drawing/2017/model3d" xmlns:o="urn:schemas-microsoft-com:office:office" xmlns:oel="http://schemas.microsoft.com/office/2019/extlst" xmlns:r="http://schemas.openxmlformats.org/officeDocument/2006/relationships" xmlns:m="http://schemas.openxmlformats.org/officeDocument/2006/math" xmlns:v="urn:schemas-microsoft-com:vml" xmlns:wp14="http://schemas.microsoft.com/office/word/2010/wordprocessingDrawing" xmlns:wp="http://schemas.openxmlformats.org/drawingml/2006/wordprocessingDrawing" xmlns:w10="urn:schemas-microsoft-com:office:word" xmlns:w="http://schemas.openxmlformats.org/wordprocessingml/2006/main" xmlns:w14="http://schemas.microsoft.com/office/word/2010/wordml" xmlns:w15="http://schemas.microsoft.com/office/word/2012/wordml" xmlns:w16cex="http://schemas.microsoft.com/office/word/2018/wordml/cex" xmlns:w16cid="http://schemas.microsoft.com/office/word/2016/wordml/cid" xmlns:w16="http://schemas.microsoft.com/office/word/2018/wordml" xmlns:w16sdtdh="http://schemas.microsoft.com/office/word/2020/wordml/sdtdatahash" xmlns:w16se="http://schemas.microsoft.com/office/word/2015/wordml/symex" xmlns:wpg="http://schemas.microsoft.com/office/word/2010/wordprocessingGroup" xmlns:wpi="http://schemas.microsoft.com/office/word/2010/wordprocessingInk" xmlns:wne="http://schemas.microsoft.com/office/word/2006/wordml" xmlns:wps="http://schemas.microsoft.com/office/word/2010/wordprocessingShape" mc:Ignorable="w14 w15 w16se w16cid w16 w16cex w16sdtdh wp14">
+<w:ftr xmlns:wpc="http://schemas.microsoft.com/office/word/2010/wordprocessingCanvas" xmlns:cx="http://schemas.microsoft.com/office/drawing/2014/chartex" xmlns:cx1="http://schemas.microsoft.com/office/drawing/2015/9/8/chartex" xmlns:cx2="http://schemas.microsoft.com/office/drawing/2015/10/21/chartex" xmlns:cx3="http://schemas.microsoft.com/office/drawing/2016/5/9/chartex" xmlns:cx4="http://schemas.microsoft.com/office/drawing/2016/5/10/chartex" xmlns:cx5="http://schemas.microsoft.com/office/drawing/2016/5/11/chartex" xmlns:cx6="http://schemas.microsoft.com/office/drawing/2016/5/12/chartex" xmlns:cx7="http://schemas.microsoft.com/office/drawing/2016/5/13/chartex" xmlns:cx8="http://schemas.microsoft.com/office/drawing/2016/5/14/chartex" xmlns:mc="http://schemas.openxmlformats.org/markup-compatibility/2006" xmlns:aink="http://schemas.microsoft.com/office/drawing/2016/ink" xmlns:am3d="http://schemas.microsoft.com/office/drawing/2017/model3d" xmlns:o="urn:schemas-microsoft-com:office:office" xmlns:oel="http://schemas.microsoft.com/office/2019/extlst" xmlns:r="http://schemas.openxmlformats.org/officeDocument/2006/relationships" xmlns:m="http://schemas.openxmlformats.org/officeDocument/2006/math" xmlns:v="urn:schemas-microsoft-com:vml" xmlns:wp14="http://schemas.microsoft.com/office/word/2010/wordprocessingDrawing" xmlns:wp="http://schemas.openxmlformats.org/drawingml/2006/wordprocessingDrawing" xmlns:w10="urn:schemas-microsoft-com:office:word" xmlns:w="http://schemas.openxmlformats.org/wordprocessingml/2006/main" xmlns:w14="http://schemas.microsoft.com/office/word/2010/wordml" xmlns:w15="http://schemas.microsoft.com/office/word/2012/wordml" xmlns:w16cex="http://schemas.microsoft.com/office/word/2018/wordml/cex" xmlns:w16cid="http://schemas.microsoft.com/office/word/2016/wordml/cid" xmlns:w16="http://schemas.microsoft.com/office/word/2018/wordml" xmlns:w16du="http://schemas.microsoft.com/office/word/2023/wordml/word16du" xmlns:w16sdtdh="http://schemas.microsoft.com/office/word/2020/wordml/sdtdatahash" xmlns:w16sdtfl="http://schemas.microsoft.com/office/word/2024/wordml/sdtformatlock" xmlns:w16se="http://schemas.microsoft.com/office/word/2015/wordml/symex" xmlns:wpg="http://schemas.microsoft.com/office/word/2010/wordprocessingGroup" xmlns:wpi="http://schemas.microsoft.com/office/word/2010/wordprocessingInk" xmlns:wne="http://schemas.microsoft.com/office/word/2006/wordml" xmlns:wps="http://schemas.microsoft.com/office/word/2010/wordprocessingShape" mc:Ignorable="w14 w15 w16se w16cid w16 w16cex w16sdtdh w16sdtfl w16du wp14">
   <w:p>
     <w:pPr>
       <w:pStyle w:val="Footer"/>
@@ -26031,7 +23789,7 @@
 </file>
 
 <file path=word/footnotes.xml><?xml version="1.0" encoding="utf-8"?>
-<w:footnotes xmlns:wpc="http://schemas.microsoft.com/office/word/2010/wordprocessingCanvas" xmlns:cx="http://schemas.microsoft.com/office/drawing/2014/chartex" xmlns:cx1="http://schemas.microsoft.com/office/drawing/2015/9/8/chartex" xmlns:cx2="http://schemas.microsoft.com/office/drawing/2015/10/21/chartex" xmlns:cx3="http://schemas.microsoft.com/office/drawing/2016/5/9/chartex" xmlns:cx4="http://schemas.microsoft.com/office/drawing/2016/5/10/chartex" xmlns:cx5="http://schemas.microsoft.com/office/drawing/2016/5/11/chartex" xmlns:cx6="http://schemas.microsoft.com/office/drawing/2016/5/12/chartex" xmlns:cx7="http://schemas.microsoft.com/office/drawing/2016/5/13/chartex" xmlns:cx8="http://schemas.microsoft.com/office/drawing/2016/5/14/chartex" xmlns:mc="http://schemas.openxmlformats.org/markup-compatibility/2006" xmlns:aink="http://schemas.microsoft.com/office/drawing/2016/ink" xmlns:am3d="http://schemas.microsoft.com/office/drawing/2017/model3d" xmlns:o="urn:schemas-microsoft-com:office:office" xmlns:oel="http://schemas.microsoft.com/office/2019/extlst" xmlns:r="http://schemas.openxmlformats.org/officeDocument/2006/relationships" xmlns:m="http://schemas.openxmlformats.org/officeDocument/2006/math" xmlns:v="urn:schemas-microsoft-com:vml" xmlns:wp14="http://schemas.microsoft.com/office/word/2010/wordprocessingDrawing" xmlns:wp="http://schemas.openxmlformats.org/drawingml/2006/wordprocessingDrawing" xmlns:w10="urn:schemas-microsoft-com:office:word" xmlns:w="http://schemas.openxmlformats.org/wordprocessingml/2006/main" xmlns:w14="http://schemas.microsoft.com/office/word/2010/wordml" xmlns:w15="http://schemas.microsoft.com/office/word/2012/wordml" xmlns:w16cex="http://schemas.microsoft.com/office/word/2018/wordml/cex" xmlns:w16cid="http://schemas.microsoft.com/office/word/2016/wordml/cid" xmlns:w16="http://schemas.microsoft.com/office/word/2018/wordml" xmlns:w16sdtdh="http://schemas.microsoft.com/office/word/2020/wordml/sdtdatahash" xmlns:w16se="http://schemas.microsoft.com/office/word/2015/wordml/symex" xmlns:wpg="http://schemas.microsoft.com/office/word/2010/wordprocessingGroup" xmlns:wpi="http://schemas.microsoft.com/office/word/2010/wordprocessingInk" xmlns:wne="http://schemas.microsoft.com/office/word/2006/wordml" xmlns:wps="http://schemas.microsoft.com/office/word/2010/wordprocessingShape" mc:Ignorable="w14 w15 w16se w16cid w16 w16cex w16sdtdh wp14">
+<w:footnotes xmlns:wpc="http://schemas.microsoft.com/office/word/2010/wordprocessingCanvas" xmlns:cx="http://schemas.microsoft.com/office/drawing/2014/chartex" xmlns:cx1="http://schemas.microsoft.com/office/drawing/2015/9/8/chartex" xmlns:cx2="http://schemas.microsoft.com/office/drawing/2015/10/21/chartex" xmlns:cx3="http://schemas.microsoft.com/office/drawing/2016/5/9/chartex" xmlns:cx4="http://schemas.microsoft.com/office/drawing/2016/5/10/chartex" xmlns:cx5="http://schemas.microsoft.com/office/drawing/2016/5/11/chartex" xmlns:cx6="http://schemas.microsoft.com/office/drawing/2016/5/12/chartex" xmlns:cx7="http://schemas.microsoft.com/office/drawing/2016/5/13/chartex" xmlns:cx8="http://schemas.microsoft.com/office/drawing/2016/5/14/chartex" xmlns:mc="http://schemas.openxmlformats.org/markup-compatibility/2006" xmlns:aink="http://schemas.microsoft.com/office/drawing/2016/ink" xmlns:am3d="http://schemas.microsoft.com/office/drawing/2017/model3d" xmlns:o="urn:schemas-microsoft-com:office:office" xmlns:oel="http://schemas.microsoft.com/office/2019/extlst" xmlns:r="http://schemas.openxmlformats.org/officeDocument/2006/relationships" xmlns:m="http://schemas.openxmlformats.org/officeDocument/2006/math" xmlns:v="urn:schemas-microsoft-com:vml" xmlns:wp14="http://schemas.microsoft.com/office/word/2010/wordprocessingDrawing" xmlns:wp="http://schemas.openxmlformats.org/drawingml/2006/wordprocessingDrawing" xmlns:w10="urn:schemas-microsoft-com:office:word" xmlns:w="http://schemas.openxmlformats.org/wordprocessingml/2006/main" xmlns:w14="http://schemas.microsoft.com/office/word/2010/wordml" xmlns:w15="http://schemas.microsoft.com/office/word/2012/wordml" xmlns:w16cex="http://schemas.microsoft.com/office/word/2018/wordml/cex" xmlns:w16cid="http://schemas.microsoft.com/office/word/2016/wordml/cid" xmlns:w16="http://schemas.microsoft.com/office/word/2018/wordml" xmlns:w16du="http://schemas.microsoft.com/office/word/2023/wordml/word16du" xmlns:w16sdtdh="http://schemas.microsoft.com/office/word/2020/wordml/sdtdatahash" xmlns:w16sdtfl="http://schemas.microsoft.com/office/word/2024/wordml/sdtformatlock" xmlns:w16se="http://schemas.microsoft.com/office/word/2015/wordml/symex" xmlns:wpg="http://schemas.microsoft.com/office/word/2010/wordprocessingGroup" xmlns:wpi="http://schemas.microsoft.com/office/word/2010/wordprocessingInk" xmlns:wne="http://schemas.microsoft.com/office/word/2006/wordml" xmlns:wps="http://schemas.microsoft.com/office/word/2010/wordprocessingShape" mc:Ignorable="w14 w15 w16se w16cid w16 w16cex w16sdtdh w16sdtfl w16du wp14">
   <w:footnote w:type="separator" w:id="-1">
     <w:p>
       <w:r>
@@ -26050,7 +23808,7 @@
 </file>
 
 <file path=word/header1.xml><?xml version="1.0" encoding="utf-8"?>
-<w:hdr xmlns:wpc="http://schemas.microsoft.com/office/word/2010/wordprocessingCanvas" xmlns:cx="http://schemas.microsoft.com/office/drawing/2014/chartex" xmlns:cx1="http://schemas.microsoft.com/office/drawing/2015/9/8/chartex" xmlns:cx2="http://schemas.microsoft.com/office/drawing/2015/10/21/chartex" xmlns:cx3="http://schemas.microsoft.com/office/drawing/2016/5/9/chartex" xmlns:cx4="http://schemas.microsoft.com/office/drawing/2016/5/10/chartex" xmlns:cx5="http://schemas.microsoft.com/office/drawing/2016/5/11/chartex" xmlns:cx6="http://schemas.microsoft.com/office/drawing/2016/5/12/chartex" xmlns:cx7="http://schemas.microsoft.com/office/drawing/2016/5/13/chartex" xmlns:cx8="http://schemas.microsoft.com/office/drawing/2016/5/14/chartex" xmlns:mc="http://schemas.openxmlformats.org/markup-compatibility/2006" xmlns:aink="http://schemas.microsoft.com/office/drawing/2016/ink" xmlns:am3d="http://schemas.microsoft.com/office/drawing/2017/model3d" xmlns:o="urn:schemas-microsoft-com:office:office" xmlns:oel="http://schemas.microsoft.com/office/2019/extlst" xmlns:r="http://schemas.openxmlformats.org/officeDocument/2006/relationships" xmlns:m="http://schemas.openxmlformats.org/officeDocument/2006/math" xmlns:v="urn:schemas-microsoft-com:vml" xmlns:wp14="http://schemas.microsoft.com/office/word/2010/wordprocessingDrawing" xmlns:wp="http://schemas.openxmlformats.org/drawingml/2006/wordprocessingDrawing" xmlns:w10="urn:schemas-microsoft-com:office:word" xmlns:w="http://schemas.openxmlformats.org/wordprocessingml/2006/main" xmlns:w14="http://schemas.microsoft.com/office/word/2010/wordml" xmlns:w15="http://schemas.microsoft.com/office/word/2012/wordml" xmlns:w16cex="http://schemas.microsoft.com/office/word/2018/wordml/cex" xmlns:w16cid="http://schemas.microsoft.com/office/word/2016/wordml/cid" xmlns:w16="http://schemas.microsoft.com/office/word/2018/wordml" xmlns:w16sdtdh="http://schemas.microsoft.com/office/word/2020/wordml/sdtdatahash" xmlns:w16se="http://schemas.microsoft.com/office/word/2015/wordml/symex" xmlns:wpg="http://schemas.microsoft.com/office/word/2010/wordprocessingGroup" xmlns:wpi="http://schemas.microsoft.com/office/word/2010/wordprocessingInk" xmlns:wne="http://schemas.microsoft.com/office/word/2006/wordml" xmlns:wps="http://schemas.microsoft.com/office/word/2010/wordprocessingShape" mc:Ignorable="w14 w15 w16se w16cid w16 w16cex w16sdtdh wp14">
+<w:hdr xmlns:wpc="http://schemas.microsoft.com/office/word/2010/wordprocessingCanvas" xmlns:cx="http://schemas.microsoft.com/office/drawing/2014/chartex" xmlns:cx1="http://schemas.microsoft.com/office/drawing/2015/9/8/chartex" xmlns:cx2="http://schemas.microsoft.com/office/drawing/2015/10/21/chartex" xmlns:cx3="http://schemas.microsoft.com/office/drawing/2016/5/9/chartex" xmlns:cx4="http://schemas.microsoft.com/office/drawing/2016/5/10/chartex" xmlns:cx5="http://schemas.microsoft.com/office/drawing/2016/5/11/chartex" xmlns:cx6="http://schemas.microsoft.com/office/drawing/2016/5/12/chartex" xmlns:cx7="http://schemas.microsoft.com/office/drawing/2016/5/13/chartex" xmlns:cx8="http://schemas.microsoft.com/office/drawing/2016/5/14/chartex" xmlns:mc="http://schemas.openxmlformats.org/markup-compatibility/2006" xmlns:aink="http://schemas.microsoft.com/office/drawing/2016/ink" xmlns:am3d="http://schemas.microsoft.com/office/drawing/2017/model3d" xmlns:o="urn:schemas-microsoft-com:office:office" xmlns:oel="http://schemas.microsoft.com/office/2019/extlst" xmlns:r="http://schemas.openxmlformats.org/officeDocument/2006/relationships" xmlns:m="http://schemas.openxmlformats.org/officeDocument/2006/math" xmlns:v="urn:schemas-microsoft-com:vml" xmlns:wp14="http://schemas.microsoft.com/office/word/2010/wordprocessingDrawing" xmlns:wp="http://schemas.openxmlformats.org/drawingml/2006/wordprocessingDrawing" xmlns:w10="urn:schemas-microsoft-com:office:word" xmlns:w="http://schemas.openxmlformats.org/wordprocessingml/2006/main" xmlns:w14="http://schemas.microsoft.com/office/word/2010/wordml" xmlns:w15="http://schemas.microsoft.com/office/word/2012/wordml" xmlns:w16cex="http://schemas.microsoft.com/office/word/2018/wordml/cex" xmlns:w16cid="http://schemas.microsoft.com/office/word/2016/wordml/cid" xmlns:w16="http://schemas.microsoft.com/office/word/2018/wordml" xmlns:w16du="http://schemas.microsoft.com/office/word/2023/wordml/word16du" xmlns:w16sdtdh="http://schemas.microsoft.com/office/word/2020/wordml/sdtdatahash" xmlns:w16sdtfl="http://schemas.microsoft.com/office/word/2024/wordml/sdtformatlock" xmlns:w16se="http://schemas.microsoft.com/office/word/2015/wordml/symex" xmlns:wpg="http://schemas.microsoft.com/office/word/2010/wordprocessingGroup" xmlns:wpi="http://schemas.microsoft.com/office/word/2010/wordprocessingInk" xmlns:wne="http://schemas.microsoft.com/office/word/2006/wordml" xmlns:wps="http://schemas.microsoft.com/office/word/2010/wordprocessingShape" mc:Ignorable="w14 w15 w16se w16cid w16 w16cex w16sdtdh w16sdtfl w16du wp14">
   <w:p>
     <w:pPr>
       <w:pStyle w:val="Header"/>
@@ -26060,7 +23818,7 @@
 </file>
 
 <file path=word/header2.xml><?xml version="1.0" encoding="utf-8"?>
-<w:hdr xmlns:wpc="http://schemas.microsoft.com/office/word/2010/wordprocessingCanvas" xmlns:cx="http://schemas.microsoft.com/office/drawing/2014/chartex" xmlns:cx1="http://schemas.microsoft.com/office/drawing/2015/9/8/chartex" xmlns:cx2="http://schemas.microsoft.com/office/drawing/2015/10/21/chartex" xmlns:cx3="http://schemas.microsoft.com/office/drawing/2016/5/9/chartex" xmlns:cx4="http://schemas.microsoft.com/office/drawing/2016/5/10/chartex" xmlns:cx5="http://schemas.microsoft.com/office/drawing/2016/5/11/chartex" xmlns:cx6="http://schemas.microsoft.com/office/drawing/2016/5/12/chartex" xmlns:cx7="http://schemas.microsoft.com/office/drawing/2016/5/13/chartex" xmlns:cx8="http://schemas.microsoft.com/office/drawing/2016/5/14/chartex" xmlns:mc="http://schemas.openxmlformats.org/markup-compatibility/2006" xmlns:aink="http://schemas.microsoft.com/office/drawing/2016/ink" xmlns:am3d="http://schemas.microsoft.com/office/drawing/2017/model3d" xmlns:o="urn:schemas-microsoft-com:office:office" xmlns:oel="http://schemas.microsoft.com/office/2019/extlst" xmlns:r="http://schemas.openxmlformats.org/officeDocument/2006/relationships" xmlns:m="http://schemas.openxmlformats.org/officeDocument/2006/math" xmlns:v="urn:schemas-microsoft-com:vml" xmlns:wp14="http://schemas.microsoft.com/office/word/2010/wordprocessingDrawing" xmlns:wp="http://schemas.openxmlformats.org/drawingml/2006/wordprocessingDrawing" xmlns:w10="urn:schemas-microsoft-com:office:word" xmlns:w="http://schemas.openxmlformats.org/wordprocessingml/2006/main" xmlns:w14="http://schemas.microsoft.com/office/word/2010/wordml" xmlns:w15="http://schemas.microsoft.com/office/word/2012/wordml" xmlns:w16cex="http://schemas.microsoft.com/office/word/2018/wordml/cex" xmlns:w16cid="http://schemas.microsoft.com/office/word/2016/wordml/cid" xmlns:w16="http://schemas.microsoft.com/office/word/2018/wordml" xmlns:w16sdtdh="http://schemas.microsoft.com/office/word/2020/wordml/sdtdatahash" xmlns:w16se="http://schemas.microsoft.com/office/word/2015/wordml/symex" xmlns:wpg="http://schemas.microsoft.com/office/word/2010/wordprocessingGroup" xmlns:wpi="http://schemas.microsoft.com/office/word/2010/wordprocessingInk" xmlns:wne="http://schemas.microsoft.com/office/word/2006/wordml" xmlns:wps="http://schemas.microsoft.com/office/word/2010/wordprocessingShape" mc:Ignorable="w14 w15 w16se w16cid w16 w16cex w16sdtdh wp14">
+<w:hdr xmlns:wpc="http://schemas.microsoft.com/office/word/2010/wordprocessingCanvas" xmlns:cx="http://schemas.microsoft.com/office/drawing/2014/chartex" xmlns:cx1="http://schemas.microsoft.com/office/drawing/2015/9/8/chartex" xmlns:cx2="http://schemas.microsoft.com/office/drawing/2015/10/21/chartex" xmlns:cx3="http://schemas.microsoft.com/office/drawing/2016/5/9/chartex" xmlns:cx4="http://schemas.microsoft.com/office/drawing/2016/5/10/chartex" xmlns:cx5="http://schemas.microsoft.com/office/drawing/2016/5/11/chartex" xmlns:cx6="http://schemas.microsoft.com/office/drawing/2016/5/12/chartex" xmlns:cx7="http://schemas.microsoft.com/office/drawing/2016/5/13/chartex" xmlns:cx8="http://schemas.microsoft.com/office/drawing/2016/5/14/chartex" xmlns:mc="http://schemas.openxmlformats.org/markup-compatibility/2006" xmlns:aink="http://schemas.microsoft.com/office/drawing/2016/ink" xmlns:am3d="http://schemas.microsoft.com/office/drawing/2017/model3d" xmlns:o="urn:schemas-microsoft-com:office:office" xmlns:oel="http://schemas.microsoft.com/office/2019/extlst" xmlns:r="http://schemas.openxmlformats.org/officeDocument/2006/relationships" xmlns:m="http://schemas.openxmlformats.org/officeDocument/2006/math" xmlns:v="urn:schemas-microsoft-com:vml" xmlns:wp14="http://schemas.microsoft.com/office/word/2010/wordprocessingDrawing" xmlns:wp="http://schemas.openxmlformats.org/drawingml/2006/wordprocessingDrawing" xmlns:w10="urn:schemas-microsoft-com:office:word" xmlns:w="http://schemas.openxmlformats.org/wordprocessingml/2006/main" xmlns:w14="http://schemas.microsoft.com/office/word/2010/wordml" xmlns:w15="http://schemas.microsoft.com/office/word/2012/wordml" xmlns:w16cex="http://schemas.microsoft.com/office/word/2018/wordml/cex" xmlns:w16cid="http://schemas.microsoft.com/office/word/2016/wordml/cid" xmlns:w16="http://schemas.microsoft.com/office/word/2018/wordml" xmlns:w16du="http://schemas.microsoft.com/office/word/2023/wordml/word16du" xmlns:w16sdtdh="http://schemas.microsoft.com/office/word/2020/wordml/sdtdatahash" xmlns:w16sdtfl="http://schemas.microsoft.com/office/word/2024/wordml/sdtformatlock" xmlns:w16se="http://schemas.microsoft.com/office/word/2015/wordml/symex" xmlns:wpg="http://schemas.microsoft.com/office/word/2010/wordprocessingGroup" xmlns:wpi="http://schemas.microsoft.com/office/word/2010/wordprocessingInk" xmlns:wne="http://schemas.microsoft.com/office/word/2006/wordml" xmlns:wps="http://schemas.microsoft.com/office/word/2010/wordprocessingShape" mc:Ignorable="w14 w15 w16se w16cid w16 w16cex w16sdtdh w16sdtfl w16du wp14">
   <w:p>
     <w:pPr>
       <w:pStyle w:val="Header"/>
@@ -26070,7 +23828,7 @@
 </file>
 
 <file path=word/header3.xml><?xml version="1.0" encoding="utf-8"?>
-<w:hdr xmlns:wpc="http://schemas.microsoft.com/office/word/2010/wordprocessingCanvas" xmlns:cx="http://schemas.microsoft.com/office/drawing/2014/chartex" xmlns:cx1="http://schemas.microsoft.com/office/drawing/2015/9/8/chartex" xmlns:cx2="http://schemas.microsoft.com/office/drawing/2015/10/21/chartex" xmlns:cx3="http://schemas.microsoft.com/office/drawing/2016/5/9/chartex" xmlns:cx4="http://schemas.microsoft.com/office/drawing/2016/5/10/chartex" xmlns:cx5="http://schemas.microsoft.com/office/drawing/2016/5/11/chartex" xmlns:cx6="http://schemas.microsoft.com/office/drawing/2016/5/12/chartex" xmlns:cx7="http://schemas.microsoft.com/office/drawing/2016/5/13/chartex" xmlns:cx8="http://schemas.microsoft.com/office/drawing/2016/5/14/chartex" xmlns:mc="http://schemas.openxmlformats.org/markup-compatibility/2006" xmlns:aink="http://schemas.microsoft.com/office/drawing/2016/ink" xmlns:am3d="http://schemas.microsoft.com/office/drawing/2017/model3d" xmlns:o="urn:schemas-microsoft-com:office:office" xmlns:oel="http://schemas.microsoft.com/office/2019/extlst" xmlns:r="http://schemas.openxmlformats.org/officeDocument/2006/relationships" xmlns:m="http://schemas.openxmlformats.org/officeDocument/2006/math" xmlns:v="urn:schemas-microsoft-com:vml" xmlns:wp14="http://schemas.microsoft.com/office/word/2010/wordprocessingDrawing" xmlns:wp="http://schemas.openxmlformats.org/drawingml/2006/wordprocessingDrawing" xmlns:w10="urn:schemas-microsoft-com:office:word" xmlns:w="http://schemas.openxmlformats.org/wordprocessingml/2006/main" xmlns:w14="http://schemas.microsoft.com/office/word/2010/wordml" xmlns:w15="http://schemas.microsoft.com/office/word/2012/wordml" xmlns:w16cex="http://schemas.microsoft.com/office/word/2018/wordml/cex" xmlns:w16cid="http://schemas.microsoft.com/office/word/2016/wordml/cid" xmlns:w16="http://schemas.microsoft.com/office/word/2018/wordml" xmlns:w16sdtdh="http://schemas.microsoft.com/office/word/2020/wordml/sdtdatahash" xmlns:w16se="http://schemas.microsoft.com/office/word/2015/wordml/symex" xmlns:wpg="http://schemas.microsoft.com/office/word/2010/wordprocessingGroup" xmlns:wpi="http://schemas.microsoft.com/office/word/2010/wordprocessingInk" xmlns:wne="http://schemas.microsoft.com/office/word/2006/wordml" xmlns:wps="http://schemas.microsoft.com/office/word/2010/wordprocessingShape" mc:Ignorable="w14 w15 w16se w16cid w16 w16cex w16sdtdh wp14">
+<w:hdr xmlns:wpc="http://schemas.microsoft.com/office/word/2010/wordprocessingCanvas" xmlns:cx="http://schemas.microsoft.com/office/drawing/2014/chartex" xmlns:cx1="http://schemas.microsoft.com/office/drawing/2015/9/8/chartex" xmlns:cx2="http://schemas.microsoft.com/office/drawing/2015/10/21/chartex" xmlns:cx3="http://schemas.microsoft.com/office/drawing/2016/5/9/chartex" xmlns:cx4="http://schemas.microsoft.com/office/drawing/2016/5/10/chartex" xmlns:cx5="http://schemas.microsoft.com/office/drawing/2016/5/11/chartex" xmlns:cx6="http://schemas.microsoft.com/office/drawing/2016/5/12/chartex" xmlns:cx7="http://schemas.microsoft.com/office/drawing/2016/5/13/chartex" xmlns:cx8="http://schemas.microsoft.com/office/drawing/2016/5/14/chartex" xmlns:mc="http://schemas.openxmlformats.org/markup-compatibility/2006" xmlns:aink="http://schemas.microsoft.com/office/drawing/2016/ink" xmlns:am3d="http://schemas.microsoft.com/office/drawing/2017/model3d" xmlns:o="urn:schemas-microsoft-com:office:office" xmlns:oel="http://schemas.microsoft.com/office/2019/extlst" xmlns:r="http://schemas.openxmlformats.org/officeDocument/2006/relationships" xmlns:m="http://schemas.openxmlformats.org/officeDocument/2006/math" xmlns:v="urn:schemas-microsoft-com:vml" xmlns:wp14="http://schemas.microsoft.com/office/word/2010/wordprocessingDrawing" xmlns:wp="http://schemas.openxmlformats.org/drawingml/2006/wordprocessingDrawing" xmlns:w10="urn:schemas-microsoft-com:office:word" xmlns:w="http://schemas.openxmlformats.org/wordprocessingml/2006/main" xmlns:w14="http://schemas.microsoft.com/office/word/2010/wordml" xmlns:w15="http://schemas.microsoft.com/office/word/2012/wordml" xmlns:w16cex="http://schemas.microsoft.com/office/word/2018/wordml/cex" xmlns:w16cid="http://schemas.microsoft.com/office/word/2016/wordml/cid" xmlns:w16="http://schemas.microsoft.com/office/word/2018/wordml" xmlns:w16du="http://schemas.microsoft.com/office/word/2023/wordml/word16du" xmlns:w16sdtdh="http://schemas.microsoft.com/office/word/2020/wordml/sdtdatahash" xmlns:w16sdtfl="http://schemas.microsoft.com/office/word/2024/wordml/sdtformatlock" xmlns:w16se="http://schemas.microsoft.com/office/word/2015/wordml/symex" xmlns:wpg="http://schemas.microsoft.com/office/word/2010/wordprocessingGroup" xmlns:wpi="http://schemas.microsoft.com/office/word/2010/wordprocessingInk" xmlns:wne="http://schemas.microsoft.com/office/word/2006/wordml" xmlns:wps="http://schemas.microsoft.com/office/word/2010/wordprocessingShape" mc:Ignorable="w14 w15 w16se w16cid w16 w16cex w16sdtdh w16sdtfl w16du wp14">
   <w:p>
     <w:pPr>
       <w:pStyle w:val="Header"/>
@@ -26080,7 +23838,7 @@
 </file>
 
 <file path=word/numbering.xml><?xml version="1.0" encoding="utf-8"?>
-<w:numbering xmlns:wpc="http://schemas.microsoft.com/office/word/2010/wordprocessingCanvas" xmlns:cx="http://schemas.microsoft.com/office/drawing/2014/chartex" xmlns:cx1="http://schemas.microsoft.com/office/drawing/2015/9/8/chartex" xmlns:cx2="http://schemas.microsoft.com/office/drawing/2015/10/21/chartex" xmlns:cx3="http://schemas.microsoft.com/office/drawing/2016/5/9/chartex" xmlns:cx4="http://schemas.microsoft.com/office/drawing/2016/5/10/chartex" xmlns:cx5="http://schemas.microsoft.com/office/drawing/2016/5/11/chartex" xmlns:cx6="http://schemas.microsoft.com/office/drawing/2016/5/12/chartex" xmlns:cx7="http://schemas.microsoft.com/office/drawing/2016/5/13/chartex" xmlns:cx8="http://schemas.microsoft.com/office/drawing/2016/5/14/chartex" xmlns:mc="http://schemas.openxmlformats.org/markup-compatibility/2006" xmlns:aink="http://schemas.microsoft.com/office/drawing/2016/ink" xmlns:am3d="http://schemas.microsoft.com/office/drawing/2017/model3d" xmlns:o="urn:schemas-microsoft-com:office:office" xmlns:oel="http://schemas.microsoft.com/office/2019/extlst" xmlns:r="http://schemas.openxmlformats.org/officeDocument/2006/relationships" xmlns:m="http://schemas.openxmlformats.org/officeDocument/2006/math" xmlns:v="urn:schemas-microsoft-com:vml" xmlns:wp14="http://schemas.microsoft.com/office/word/2010/wordprocessingDrawing" xmlns:wp="http://schemas.openxmlformats.org/drawingml/2006/wordprocessingDrawing" xmlns:w10="urn:schemas-microsoft-com:office:word" xmlns:w="http://schemas.openxmlformats.org/wordprocessingml/2006/main" xmlns:w14="http://schemas.microsoft.com/office/word/2010/wordml" xmlns:w15="http://schemas.microsoft.com/office/word/2012/wordml" xmlns:w16cex="http://schemas.microsoft.com/office/word/2018/wordml/cex" xmlns:w16cid="http://schemas.microsoft.com/office/word/2016/wordml/cid" xmlns:w16="http://schemas.microsoft.com/office/word/2018/wordml" xmlns:w16sdtdh="http://schemas.microsoft.com/office/word/2020/wordml/sdtdatahash" xmlns:w16se="http://schemas.microsoft.com/office/word/2015/wordml/symex" xmlns:wpg="http://schemas.microsoft.com/office/word/2010/wordprocessingGroup" xmlns:wpi="http://schemas.microsoft.com/office/word/2010/wordprocessingInk" xmlns:wne="http://schemas.microsoft.com/office/word/2006/wordml" xmlns:wps="http://schemas.microsoft.com/office/word/2010/wordprocessingShape" mc:Ignorable="w14 w15 w16se w16cid w16 w16cex w16sdtdh wp14">
+<w:numbering xmlns:wpc="http://schemas.microsoft.com/office/word/2010/wordprocessingCanvas" xmlns:cx="http://schemas.microsoft.com/office/drawing/2014/chartex" xmlns:cx1="http://schemas.microsoft.com/office/drawing/2015/9/8/chartex" xmlns:cx2="http://schemas.microsoft.com/office/drawing/2015/10/21/chartex" xmlns:cx3="http://schemas.microsoft.com/office/drawing/2016/5/9/chartex" xmlns:cx4="http://schemas.microsoft.com/office/drawing/2016/5/10/chartex" xmlns:cx5="http://schemas.microsoft.com/office/drawing/2016/5/11/chartex" xmlns:cx6="http://schemas.microsoft.com/office/drawing/2016/5/12/chartex" xmlns:cx7="http://schemas.microsoft.com/office/drawing/2016/5/13/chartex" xmlns:cx8="http://schemas.microsoft.com/office/drawing/2016/5/14/chartex" xmlns:mc="http://schemas.openxmlformats.org/markup-compatibility/2006" xmlns:aink="http://schemas.microsoft.com/office/drawing/2016/ink" xmlns:am3d="http://schemas.microsoft.com/office/drawing/2017/model3d" xmlns:o="urn:schemas-microsoft-com:office:office" xmlns:oel="http://schemas.microsoft.com/office/2019/extlst" xmlns:r="http://schemas.openxmlformats.org/officeDocument/2006/relationships" xmlns:m="http://schemas.openxmlformats.org/officeDocument/2006/math" xmlns:v="urn:schemas-microsoft-com:vml" xmlns:wp14="http://schemas.microsoft.com/office/word/2010/wordprocessingDrawing" xmlns:wp="http://schemas.openxmlformats.org/drawingml/2006/wordprocessingDrawing" xmlns:w10="urn:schemas-microsoft-com:office:word" xmlns:w="http://schemas.openxmlformats.org/wordprocessingml/2006/main" xmlns:w14="http://schemas.microsoft.com/office/word/2010/wordml" xmlns:w15="http://schemas.microsoft.com/office/word/2012/wordml" xmlns:w16cex="http://schemas.microsoft.com/office/word/2018/wordml/cex" xmlns:w16cid="http://schemas.microsoft.com/office/word/2016/wordml/cid" xmlns:w16="http://schemas.microsoft.com/office/word/2018/wordml" xmlns:w16du="http://schemas.microsoft.com/office/word/2023/wordml/word16du" xmlns:w16sdtdh="http://schemas.microsoft.com/office/word/2020/wordml/sdtdatahash" xmlns:w16sdtfl="http://schemas.microsoft.com/office/word/2024/wordml/sdtformatlock" xmlns:w16se="http://schemas.microsoft.com/office/word/2015/wordml/symex" xmlns:wpg="http://schemas.microsoft.com/office/word/2010/wordprocessingGroup" xmlns:wpi="http://schemas.microsoft.com/office/word/2010/wordprocessingInk" xmlns:wne="http://schemas.microsoft.com/office/word/2006/wordml" xmlns:wps="http://schemas.microsoft.com/office/word/2010/wordprocessingShape" mc:Ignorable="w14 w15 w16se w16cid w16 w16cex w16sdtdh w16sdtfl w16du wp14">
   <w:abstractNum w:abstractNumId="0" w15:restartNumberingAfterBreak="0">
     <w:nsid w:val="00000001"/>
     <w:multiLevelType w:val="multilevel"/>
@@ -27920,12 +25678,12 @@
 </file>
 
 <file path=word/styles.xml><?xml version="1.0" encoding="utf-8"?>
-<w:styles xmlns:mc="http://schemas.openxmlformats.org/markup-compatibility/2006" xmlns:r="http://schemas.openxmlformats.org/officeDocument/2006/relationships" xmlns:w="http://schemas.openxmlformats.org/wordprocessingml/2006/main" xmlns:w14="http://schemas.microsoft.com/office/word/2010/wordml" xmlns:w15="http://schemas.microsoft.com/office/word/2012/wordml" xmlns:w16cex="http://schemas.microsoft.com/office/word/2018/wordml/cex" xmlns:w16cid="http://schemas.microsoft.com/office/word/2016/wordml/cid" xmlns:w16="http://schemas.microsoft.com/office/word/2018/wordml" xmlns:w16sdtdh="http://schemas.microsoft.com/office/word/2020/wordml/sdtdatahash" xmlns:w16se="http://schemas.microsoft.com/office/word/2015/wordml/symex" mc:Ignorable="w14 w15 w16se w16cid w16 w16cex w16sdtdh">
+<w:styles xmlns:mc="http://schemas.openxmlformats.org/markup-compatibility/2006" xmlns:r="http://schemas.openxmlformats.org/officeDocument/2006/relationships" xmlns:w="http://schemas.openxmlformats.org/wordprocessingml/2006/main" xmlns:w14="http://schemas.microsoft.com/office/word/2010/wordml" xmlns:w15="http://schemas.microsoft.com/office/word/2012/wordml" xmlns:w16cex="http://schemas.microsoft.com/office/word/2018/wordml/cex" xmlns:w16cid="http://schemas.microsoft.com/office/word/2016/wordml/cid" xmlns:w16="http://schemas.microsoft.com/office/word/2018/wordml" xmlns:w16du="http://schemas.microsoft.com/office/word/2023/wordml/word16du" xmlns:w16sdtdh="http://schemas.microsoft.com/office/word/2020/wordml/sdtdatahash" xmlns:w16sdtfl="http://schemas.microsoft.com/office/word/2024/wordml/sdtformatlock" xmlns:w16se="http://schemas.microsoft.com/office/word/2015/wordml/symex" mc:Ignorable="w14 w15 w16se w16cid w16 w16cex w16sdtdh w16sdtfl w16du">
   <w:docDefaults>
     <w:rPrDefault>
       <w:rPr>
         <w:rFonts w:ascii="Times New Roman" w:eastAsia="Times New Roman" w:hAnsi="Times New Roman" w:cs="Times New Roman"/>
-        <w:lang w:val="en-ID" w:eastAsia="en-US" w:bidi="ar-SA"/>
+        <w:lang w:val="en-ID" w:eastAsia="en-ID" w:bidi="ar-SA"/>
       </w:rPr>
     </w:rPrDefault>
     <w:pPrDefault/>
